--- a/Formlar/TEMA-1-olcme-degerlendirme-Formlari.docx
+++ b/Formlar/TEMA-1-olcme-degerlendirme-Formlari.docx
@@ -9782,6 +9782,5954 @@
           <w:lang w:val="tr-TR"/>
         </w:rPr>
         <w:t xml:space="preserve"> </w:t>
+      </w:r>
+    </w:p>
+    <w:p>
+      <w:pPr>
+        <w:rPr>
+          <w:color w:val="000000" w:themeColor="text1"/>
+          <w:lang w:val="tr-TR"/>
+        </w:rPr>
+      </w:pPr>
+      <w:r>
+        <w:br w:type="page"/>
+      </w:r>
+    </w:p>
+    <w:p>
+      <w:pPr>
+        <w:rPr>
+          <w:b/>
+          <w:bCs/>
+          <w:color w:val="000000" w:themeColor="text1"/>
+          <w:lang w:val="tr-TR"/>
+        </w:rPr>
+      </w:pPr>
+      <w:r>
+        <w:rPr>
+          <w:b/>
+          <w:bCs/>
+          <w:color w:val="000000" w:themeColor="text1"/>
+          <w:shd w:val="clear" w:color="auto" w:fill="FFC000"/>
+          <w:lang w:val="tr-TR"/>
+        </w:rPr>
+        <w:lastRenderedPageBreak/>
+        <w:t xml:space="preserve">Sıra Sizde 1.2.-Dereceli Puanlama Anahtarı </w:t>
+      </w:r>
+    </w:p>
+    <w:p>
+      <w:pPr>
+        <w:rPr>
+          <w:b/>
+          <w:bCs/>
+          <w:color w:val="000000" w:themeColor="text1"/>
+          <w:lang w:val="tr-TR"/>
+        </w:rPr>
+      </w:pPr>
+      <w:r>
+        <w:rPr>
+          <w:b/>
+          <w:bCs/>
+          <w:color w:val="000000" w:themeColor="text1"/>
+          <w:lang w:val="tr-TR"/>
+        </w:rPr>
+        <w:t xml:space="preserve">Öğrencinin Adı Soyadı: </w:t>
+      </w:r>
+      <w:r>
+        <w:rPr>
+          <w:b/>
+          <w:bCs/>
+          <w:color w:val="000000" w:themeColor="text1"/>
+          <w:lang w:val="tr-TR"/>
+        </w:rPr>
+        <w:tab/>
+      </w:r>
+      <w:r>
+        <w:rPr>
+          <w:b/>
+          <w:bCs/>
+          <w:color w:val="000000" w:themeColor="text1"/>
+          <w:lang w:val="tr-TR"/>
+        </w:rPr>
+        <w:tab/>
+      </w:r>
+      <w:r>
+        <w:rPr>
+          <w:b/>
+          <w:bCs/>
+          <w:color w:val="000000" w:themeColor="text1"/>
+          <w:lang w:val="tr-TR"/>
+        </w:rPr>
+        <w:tab/>
+        <w:t>Numarası:</w:t>
+      </w:r>
+      <w:r>
+        <w:rPr>
+          <w:b/>
+          <w:bCs/>
+          <w:color w:val="000000" w:themeColor="text1"/>
+          <w:lang w:val="tr-TR"/>
+        </w:rPr>
+        <w:tab/>
+      </w:r>
+      <w:r>
+        <w:rPr>
+          <w:b/>
+          <w:bCs/>
+          <w:color w:val="000000" w:themeColor="text1"/>
+          <w:lang w:val="tr-TR"/>
+        </w:rPr>
+        <w:tab/>
+        <w:t>Sınıfı:</w:t>
+      </w:r>
+    </w:p>
+    <w:tbl>
+      <w:tblPr>
+        <w:tblStyle w:val="TableGrid"/>
+        <w:tblW w:w="0" w:type="auto"/>
+        <w:tblLook w:val="04A0" w:firstRow="1" w:lastRow="0" w:firstColumn="1" w:lastColumn="0" w:noHBand="0" w:noVBand="1"/>
+      </w:tblPr>
+      <w:tblGrid>
+        <w:gridCol w:w="1609"/>
+        <w:gridCol w:w="1593"/>
+        <w:gridCol w:w="1830"/>
+        <w:gridCol w:w="2027"/>
+        <w:gridCol w:w="1610"/>
+        <w:gridCol w:w="681"/>
+      </w:tblGrid>
+      <w:tr>
+        <w:tc>
+          <w:tcPr>
+            <w:tcW w:w="1440" w:type="dxa"/>
+          </w:tcPr>
+          <w:p>
+            <w:pPr>
+              <w:rPr>
+                <w:b/>
+                <w:bCs/>
+                <w:color w:val="000000" w:themeColor="text1"/>
+              </w:rPr>
+            </w:pPr>
+            <w:r>
+              <w:rPr>
+                <w:b/>
+                <w:bCs/>
+                <w:color w:val="000000" w:themeColor="text1"/>
+              </w:rPr>
+              <w:t>Ölçüt</w:t>
+            </w:r>
+            <w:r>
+              <w:rPr>
+                <w:b/>
+                <w:bCs/>
+                <w:color w:val="000000" w:themeColor="text1"/>
+              </w:rPr>
+              <w:t>ler</w:t>
+            </w:r>
+          </w:p>
+        </w:tc>
+        <w:tc>
+          <w:tcPr>
+            <w:tcW w:w="1440" w:type="dxa"/>
+          </w:tcPr>
+          <w:p>
+            <w:pPr>
+              <w:rPr>
+                <w:b/>
+                <w:bCs/>
+                <w:color w:val="000000" w:themeColor="text1"/>
+              </w:rPr>
+            </w:pPr>
+            <w:r>
+              <w:rPr>
+                <w:b/>
+                <w:bCs/>
+                <w:color w:val="000000" w:themeColor="text1"/>
+              </w:rPr>
+              <w:t>4 (Çok İyi)</w:t>
+            </w:r>
+          </w:p>
+        </w:tc>
+        <w:tc>
+          <w:tcPr>
+            <w:tcW w:w="1440" w:type="dxa"/>
+          </w:tcPr>
+          <w:p>
+            <w:pPr>
+              <w:rPr>
+                <w:b/>
+                <w:bCs/>
+                <w:color w:val="000000" w:themeColor="text1"/>
+              </w:rPr>
+            </w:pPr>
+            <w:r>
+              <w:rPr>
+                <w:b/>
+                <w:bCs/>
+                <w:color w:val="000000" w:themeColor="text1"/>
+              </w:rPr>
+              <w:t>3 (İyi)</w:t>
+            </w:r>
+          </w:p>
+        </w:tc>
+        <w:tc>
+          <w:tcPr>
+            <w:tcW w:w="1440" w:type="dxa"/>
+          </w:tcPr>
+          <w:p>
+            <w:pPr>
+              <w:rPr>
+                <w:b/>
+                <w:bCs/>
+                <w:color w:val="000000" w:themeColor="text1"/>
+              </w:rPr>
+            </w:pPr>
+            <w:r>
+              <w:rPr>
+                <w:b/>
+                <w:bCs/>
+                <w:color w:val="000000" w:themeColor="text1"/>
+              </w:rPr>
+              <w:t>2 (Geliştirilmeli)</w:t>
+            </w:r>
+          </w:p>
+        </w:tc>
+        <w:tc>
+          <w:tcPr>
+            <w:tcW w:w="1440" w:type="dxa"/>
+          </w:tcPr>
+          <w:p>
+            <w:pPr>
+              <w:rPr>
+                <w:b/>
+                <w:bCs/>
+                <w:color w:val="000000" w:themeColor="text1"/>
+              </w:rPr>
+            </w:pPr>
+            <w:r>
+              <w:rPr>
+                <w:b/>
+                <w:bCs/>
+                <w:color w:val="000000" w:themeColor="text1"/>
+              </w:rPr>
+              <w:t>1 (Yetersiz)</w:t>
+            </w:r>
+          </w:p>
+        </w:tc>
+        <w:tc>
+          <w:tcPr>
+            <w:tcW w:w="1440" w:type="dxa"/>
+          </w:tcPr>
+          <w:p>
+            <w:pPr>
+              <w:rPr>
+                <w:b/>
+                <w:bCs/>
+                <w:color w:val="000000" w:themeColor="text1"/>
+              </w:rPr>
+            </w:pPr>
+            <w:r>
+              <w:rPr>
+                <w:b/>
+                <w:bCs/>
+                <w:color w:val="000000" w:themeColor="text1"/>
+              </w:rPr>
+              <w:t>Puan</w:t>
+            </w:r>
+          </w:p>
+        </w:tc>
+      </w:tr>
+      <w:tr>
+        <w:tc>
+          <w:tcPr>
+            <w:tcW w:w="1440" w:type="dxa"/>
+          </w:tcPr>
+          <w:p>
+            <w:pPr>
+              <w:rPr>
+                <w:color w:val="000000" w:themeColor="text1"/>
+              </w:rPr>
+            </w:pPr>
+            <w:r>
+              <w:rPr>
+                <w:color w:val="000000" w:themeColor="text1"/>
+              </w:rPr>
+              <w:t xml:space="preserve">Problemi tanımlama ve araştırma sorusu oluşturma</w:t>
+            </w:r>
+          </w:p>
+        </w:tc>
+        <w:tc>
+          <w:tcPr>
+            <w:tcW w:w="1440" w:type="dxa"/>
+          </w:tcPr>
+          <w:p>
+            <w:pPr>
+              <w:rPr>
+                <w:color w:val="000000" w:themeColor="text1"/>
+              </w:rPr>
+            </w:pPr>
+            <w:r>
+              <w:rPr>
+                <w:color w:val="000000" w:themeColor="text1"/>
+              </w:rPr>
+              <w:t xml:space="preserve">Maddelerin enerji kaynağı olma potansiyeline ilişkin problem açık tanımlanmış, araştırılabilir bir soru yazılmıştır.</w:t>
+            </w:r>
+          </w:p>
+        </w:tc>
+        <w:tc>
+          <w:tcPr>
+            <w:tcW w:w="1440" w:type="dxa"/>
+          </w:tcPr>
+          <w:p>
+            <w:pPr>
+              <w:rPr>
+                <w:color w:val="000000" w:themeColor="text1"/>
+              </w:rPr>
+            </w:pPr>
+            <w:r>
+              <w:rPr>
+                <w:color w:val="000000" w:themeColor="text1"/>
+              </w:rPr>
+              <w:t xml:space="preserve">Problem tanımlanmış, araştırma sorusu küçük eksikler içermektedir.</w:t>
+            </w:r>
+          </w:p>
+        </w:tc>
+        <w:tc>
+          <w:tcPr>
+            <w:tcW w:w="1440" w:type="dxa"/>
+          </w:tcPr>
+          <w:p>
+            <w:pPr>
+              <w:rPr>
+                <w:color w:val="000000" w:themeColor="text1"/>
+              </w:rPr>
+            </w:pPr>
+            <w:r>
+              <w:rPr>
+                <w:color w:val="000000" w:themeColor="text1"/>
+              </w:rPr>
+              <w:t xml:space="preserve">Problem kısmen tanımlanmış, araştırma sorusu araştırılabilir değildir.</w:t>
+            </w:r>
+          </w:p>
+        </w:tc>
+        <w:tc>
+          <w:tcPr>
+            <w:tcW w:w="1440" w:type="dxa"/>
+          </w:tcPr>
+          <w:p>
+            <w:pPr>
+              <w:rPr>
+                <w:color w:val="000000" w:themeColor="text1"/>
+              </w:rPr>
+            </w:pPr>
+            <w:r>
+              <w:rPr>
+                <w:color w:val="000000" w:themeColor="text1"/>
+              </w:rPr>
+              <w:t xml:space="preserve">Problem tanımlanmamış, araştırma sorusu yazılmamıştır.</w:t>
+            </w:r>
+          </w:p>
+        </w:tc>
+        <w:tc>
+          <w:tcPr>
+            <w:tcW w:w="1440" w:type="dxa"/>
+          </w:tcPr>
+          <w:p>
+            <w:pPr>
+              <w:rPr>
+                <w:color w:val="000000" w:themeColor="text1"/>
+              </w:rPr>
+            </w:pPr>
+          </w:p>
+        </w:tc>
+      </w:tr>
+      <w:tr>
+        <w:tc>
+          <w:tcPr>
+            <w:tcW w:w="1440" w:type="dxa"/>
+          </w:tcPr>
+          <w:p>
+            <w:pPr>
+              <w:rPr>
+                <w:color w:val="000000" w:themeColor="text1"/>
+              </w:rPr>
+            </w:pPr>
+            <w:r>
+              <w:rPr>
+                <w:color w:val="000000" w:themeColor="text1"/>
+              </w:rPr>
+              <w:t xml:space="preserve">Değişkenleri belirleme</w:t>
+            </w:r>
+          </w:p>
+        </w:tc>
+        <w:tc>
+          <w:tcPr>
+            <w:tcW w:w="1440" w:type="dxa"/>
+          </w:tcPr>
+          <w:p>
+            <w:pPr>
+              <w:rPr>
+                <w:color w:val="000000" w:themeColor="text1"/>
+              </w:rPr>
+            </w:pPr>
+            <w:r>
+              <w:rPr>
+                <w:color w:val="000000" w:themeColor="text1"/>
+              </w:rPr>
+              <w:t xml:space="preserve">Bağımlı, bağımsız ve kontrol değişkenleri doğru ve eksiksiz belirlenmiştir.</w:t>
+            </w:r>
+          </w:p>
+        </w:tc>
+        <w:tc>
+          <w:tcPr>
+            <w:tcW w:w="1440" w:type="dxa"/>
+          </w:tcPr>
+          <w:p>
+            <w:pPr>
+              <w:rPr>
+                <w:color w:val="000000" w:themeColor="text1"/>
+              </w:rPr>
+            </w:pPr>
+            <w:r>
+              <w:rPr>
+                <w:color w:val="000000" w:themeColor="text1"/>
+              </w:rPr>
+              <w:t xml:space="preserve">Değişkenler büyük ölçüde doğru belirlenmiştir.</w:t>
+            </w:r>
+          </w:p>
+        </w:tc>
+        <w:tc>
+          <w:tcPr>
+            <w:tcW w:w="1440" w:type="dxa"/>
+          </w:tcPr>
+          <w:p>
+            <w:pPr>
+              <w:rPr>
+                <w:color w:val="000000" w:themeColor="text1"/>
+              </w:rPr>
+            </w:pPr>
+            <w:r>
+              <w:rPr>
+                <w:color w:val="000000" w:themeColor="text1"/>
+              </w:rPr>
+              <w:t xml:space="preserve">Değişkenlerin bir kısmı yanlış ya da eksiktir.</w:t>
+            </w:r>
+          </w:p>
+        </w:tc>
+        <w:tc>
+          <w:tcPr>
+            <w:tcW w:w="1440" w:type="dxa"/>
+          </w:tcPr>
+          <w:p>
+            <w:pPr>
+              <w:rPr>
+                <w:color w:val="000000" w:themeColor="text1"/>
+              </w:rPr>
+            </w:pPr>
+            <w:r>
+              <w:rPr>
+                <w:color w:val="000000" w:themeColor="text1"/>
+              </w:rPr>
+              <w:t xml:space="preserve">Değişkenler belirlenmemiştir.</w:t>
+            </w:r>
+          </w:p>
+        </w:tc>
+        <w:tc>
+          <w:tcPr>
+            <w:tcW w:w="1440" w:type="dxa"/>
+          </w:tcPr>
+          <w:p>
+            <w:pPr>
+              <w:rPr>
+                <w:color w:val="000000" w:themeColor="text1"/>
+              </w:rPr>
+            </w:pPr>
+          </w:p>
+        </w:tc>
+      </w:tr>
+      <w:tr>
+        <w:tc>
+          <w:tcPr>
+            <w:tcW w:w="1440" w:type="dxa"/>
+          </w:tcPr>
+          <w:p>
+            <w:pPr>
+              <w:rPr>
+                <w:color w:val="000000" w:themeColor="text1"/>
+              </w:rPr>
+            </w:pPr>
+            <w:r>
+              <w:rPr>
+                <w:color w:val="000000" w:themeColor="text1"/>
+              </w:rPr>
+              <w:t xml:space="preserve">Deney tasarım adımlarını takip etme</w:t>
+            </w:r>
+          </w:p>
+        </w:tc>
+        <w:tc>
+          <w:tcPr>
+            <w:tcW w:w="1440" w:type="dxa"/>
+          </w:tcPr>
+          <w:p>
+            <w:pPr>
+              <w:rPr>
+                <w:color w:val="000000" w:themeColor="text1"/>
+              </w:rPr>
+            </w:pPr>
+            <w:r>
+              <w:rPr>
+                <w:color w:val="000000" w:themeColor="text1"/>
+              </w:rPr>
+              <w:t xml:space="preserve">Deney tasarım adımları eksiksiz ve güvenlik kurallarına uygun şekilde uygulanmıştır.</w:t>
+            </w:r>
+          </w:p>
+        </w:tc>
+        <w:tc>
+          <w:tcPr>
+            <w:tcW w:w="1440" w:type="dxa"/>
+          </w:tcPr>
+          <w:p>
+            <w:pPr>
+              <w:rPr>
+                <w:color w:val="000000" w:themeColor="text1"/>
+              </w:rPr>
+            </w:pPr>
+            <w:r>
+              <w:rPr>
+                <w:color w:val="000000" w:themeColor="text1"/>
+              </w:rPr>
+              <w:t xml:space="preserve">Deney adımları genel olarak doğru uygulanmış, küçük eksikler vardır.</w:t>
+            </w:r>
+          </w:p>
+        </w:tc>
+        <w:tc>
+          <w:tcPr>
+            <w:tcW w:w="1440" w:type="dxa"/>
+          </w:tcPr>
+          <w:p>
+            <w:pPr>
+              <w:rPr>
+                <w:color w:val="000000" w:themeColor="text1"/>
+              </w:rPr>
+            </w:pPr>
+            <w:r>
+              <w:rPr>
+                <w:color w:val="000000" w:themeColor="text1"/>
+              </w:rPr>
+              <w:t xml:space="preserve">Deney adımlarının önemli bir kısmı eksiktir.</w:t>
+            </w:r>
+          </w:p>
+        </w:tc>
+        <w:tc>
+          <w:tcPr>
+            <w:tcW w:w="1440" w:type="dxa"/>
+          </w:tcPr>
+          <w:p>
+            <w:pPr>
+              <w:rPr>
+                <w:color w:val="000000" w:themeColor="text1"/>
+              </w:rPr>
+            </w:pPr>
+            <w:r>
+              <w:rPr>
+                <w:color w:val="000000" w:themeColor="text1"/>
+              </w:rPr>
+              <w:t xml:space="preserve">Deney adımları takip edilmemiştir.</w:t>
+            </w:r>
+          </w:p>
+        </w:tc>
+        <w:tc>
+          <w:tcPr>
+            <w:tcW w:w="1440" w:type="dxa"/>
+          </w:tcPr>
+          <w:p>
+            <w:pPr>
+              <w:rPr>
+                <w:color w:val="000000" w:themeColor="text1"/>
+              </w:rPr>
+            </w:pPr>
+          </w:p>
+        </w:tc>
+      </w:tr>
+      <w:tr>
+        <w:tc>
+          <w:tcPr>
+            <w:tcW w:w="1440" w:type="dxa"/>
+          </w:tcPr>
+          <w:p>
+            <w:pPr>
+              <w:rPr>
+                <w:color w:val="000000" w:themeColor="text1"/>
+              </w:rPr>
+            </w:pPr>
+            <w:r>
+              <w:rPr>
+                <w:color w:val="000000" w:themeColor="text1"/>
+              </w:rPr>
+              <w:t xml:space="preserve">Verileri kaydetme ve analiz etme</w:t>
+            </w:r>
+          </w:p>
+        </w:tc>
+        <w:tc>
+          <w:tcPr>
+            <w:tcW w:w="1440" w:type="dxa"/>
+          </w:tcPr>
+          <w:p>
+            <w:pPr>
+              <w:rPr>
+                <w:color w:val="000000" w:themeColor="text1"/>
+              </w:rPr>
+            </w:pPr>
+            <w:r>
+              <w:rPr>
+                <w:color w:val="000000" w:themeColor="text1"/>
+              </w:rPr>
+              <w:t xml:space="preserve">Veriler düzenli kaydedilmiş, maddelerin enerji kaynağı olma potansiyelleri doğru karşılaştırılmıştır.</w:t>
+            </w:r>
+          </w:p>
+        </w:tc>
+        <w:tc>
+          <w:tcPr>
+            <w:tcW w:w="1440" w:type="dxa"/>
+          </w:tcPr>
+          <w:p>
+            <w:pPr>
+              <w:rPr>
+                <w:color w:val="000000" w:themeColor="text1"/>
+              </w:rPr>
+            </w:pPr>
+            <w:r>
+              <w:rPr>
+                <w:color w:val="000000" w:themeColor="text1"/>
+              </w:rPr>
+              <w:t xml:space="preserve">Veriler kaydedilmiş, karşılaştırmada küçük eksikler vardır.</w:t>
+            </w:r>
+          </w:p>
+        </w:tc>
+        <w:tc>
+          <w:tcPr>
+            <w:tcW w:w="1440" w:type="dxa"/>
+          </w:tcPr>
+          <w:p>
+            <w:pPr>
+              <w:rPr>
+                <w:color w:val="000000" w:themeColor="text1"/>
+              </w:rPr>
+            </w:pPr>
+            <w:r>
+              <w:rPr>
+                <w:color w:val="000000" w:themeColor="text1"/>
+              </w:rPr>
+              <w:t xml:space="preserve">Veriler düzensizdir, karşılaştırma yüzeyseldir.</w:t>
+            </w:r>
+          </w:p>
+        </w:tc>
+        <w:tc>
+          <w:tcPr>
+            <w:tcW w:w="1440" w:type="dxa"/>
+          </w:tcPr>
+          <w:p>
+            <w:pPr>
+              <w:rPr>
+                <w:color w:val="000000" w:themeColor="text1"/>
+              </w:rPr>
+            </w:pPr>
+            <w:r>
+              <w:rPr>
+                <w:color w:val="000000" w:themeColor="text1"/>
+              </w:rPr>
+              <w:t xml:space="preserve">Veri kaydı ve karşılaştırma yapılmamıştır.</w:t>
+            </w:r>
+          </w:p>
+        </w:tc>
+        <w:tc>
+          <w:tcPr>
+            <w:tcW w:w="1440" w:type="dxa"/>
+          </w:tcPr>
+          <w:p>
+            <w:pPr>
+              <w:rPr>
+                <w:color w:val="000000" w:themeColor="text1"/>
+              </w:rPr>
+            </w:pPr>
+          </w:p>
+        </w:tc>
+      </w:tr>
+      <w:tr>
+        <w:tc>
+          <w:tcPr>
+            <w:tcW w:w="1440" w:type="dxa"/>
+          </w:tcPr>
+          <w:p>
+            <w:pPr>
+              <w:rPr>
+                <w:color w:val="000000" w:themeColor="text1"/>
+              </w:rPr>
+            </w:pPr>
+            <w:r>
+              <w:rPr>
+                <w:color w:val="000000" w:themeColor="text1"/>
+              </w:rPr>
+              <w:t xml:space="preserve">Raporlama ve bilimsel verilerle karşılaştırma</w:t>
+            </w:r>
+          </w:p>
+        </w:tc>
+        <w:tc>
+          <w:tcPr>
+            <w:tcW w:w="1440" w:type="dxa"/>
+          </w:tcPr>
+          <w:p>
+            <w:pPr>
+              <w:rPr>
+                <w:color w:val="000000" w:themeColor="text1"/>
+              </w:rPr>
+            </w:pPr>
+            <w:r>
+              <w:rPr>
+                <w:color w:val="000000" w:themeColor="text1"/>
+              </w:rPr>
+              <w:t xml:space="preserve">Sonuçlar raporlanmış, ürün etiketleri vb. bilimsel verilerle tutarlı biçimde karşılaştırılmıştır.</w:t>
+            </w:r>
+          </w:p>
+        </w:tc>
+        <w:tc>
+          <w:tcPr>
+            <w:tcW w:w="1440" w:type="dxa"/>
+          </w:tcPr>
+          <w:p>
+            <w:pPr>
+              <w:rPr>
+                <w:color w:val="000000" w:themeColor="text1"/>
+              </w:rPr>
+            </w:pPr>
+            <w:r>
+              <w:rPr>
+                <w:color w:val="000000" w:themeColor="text1"/>
+              </w:rPr>
+              <w:t xml:space="preserve">Rapor hazırlanmış, karşılaştırma sınırlıdır.</w:t>
+            </w:r>
+          </w:p>
+        </w:tc>
+        <w:tc>
+          <w:tcPr>
+            <w:tcW w:w="1440" w:type="dxa"/>
+          </w:tcPr>
+          <w:p>
+            <w:pPr>
+              <w:rPr>
+                <w:color w:val="000000" w:themeColor="text1"/>
+              </w:rPr>
+            </w:pPr>
+            <w:r>
+              <w:rPr>
+                <w:color w:val="000000" w:themeColor="text1"/>
+              </w:rPr>
+              <w:t xml:space="preserve">Rapor eksik, karşılaştırma yapılmamıştır.</w:t>
+            </w:r>
+          </w:p>
+        </w:tc>
+        <w:tc>
+          <w:tcPr>
+            <w:tcW w:w="1440" w:type="dxa"/>
+          </w:tcPr>
+          <w:p>
+            <w:pPr>
+              <w:rPr>
+                <w:color w:val="000000" w:themeColor="text1"/>
+              </w:rPr>
+            </w:pPr>
+            <w:r>
+              <w:rPr>
+                <w:color w:val="000000" w:themeColor="text1"/>
+              </w:rPr>
+              <w:t xml:space="preserve">Rapor hazırlanmamıştır.</w:t>
+            </w:r>
+          </w:p>
+        </w:tc>
+        <w:tc>
+          <w:tcPr>
+            <w:tcW w:w="1440" w:type="dxa"/>
+          </w:tcPr>
+          <w:p>
+            <w:pPr>
+              <w:rPr>
+                <w:color w:val="000000" w:themeColor="text1"/>
+              </w:rPr>
+            </w:pPr>
+          </w:p>
+        </w:tc>
+      </w:tr>
+    </w:tbl>
+    <w:p>
+      <w:pPr>
+        <w:rPr>
+          <w:b/>
+          <w:bCs/>
+          <w:color w:val="000000" w:themeColor="text1"/>
+          <w:lang w:val="tr-TR"/>
+        </w:rPr>
+      </w:pPr>
+      <w:r>
+        <w:rPr>
+          <w:b/>
+          <w:bCs/>
+          <w:color w:val="000000" w:themeColor="text1"/>
+          <w:lang w:val="tr-TR"/>
+        </w:rPr>
+        <w:t xml:space="preserve">Toplam Puan: 20 üzerinden değerlendirilir.  </w:t>
+      </w:r>
+    </w:p>
+    <w:p>
+      <w:pPr>
+        <w:rPr>
+          <w:color w:val="000000" w:themeColor="text1"/>
+          <w:lang w:val="tr-TR"/>
+        </w:rPr>
+      </w:pPr>
+      <w:r>
+        <w:rPr>
+          <w:color w:val="000000" w:themeColor="text1"/>
+          <w:lang w:val="tr-TR"/>
+        </w:rPr>
+        <w:t xml:space="preserve">- 16-20: Çok iyi  </w:t>
+      </w:r>
+    </w:p>
+    <w:p>
+      <w:pPr>
+        <w:rPr>
+          <w:color w:val="000000" w:themeColor="text1"/>
+          <w:lang w:val="tr-TR"/>
+        </w:rPr>
+      </w:pPr>
+      <w:r>
+        <w:rPr>
+          <w:color w:val="000000" w:themeColor="text1"/>
+          <w:lang w:val="tr-TR"/>
+        </w:rPr>
+        <w:t xml:space="preserve">- 11-15: İyi  </w:t>
+      </w:r>
+    </w:p>
+    <w:p>
+      <w:pPr>
+        <w:rPr>
+          <w:color w:val="000000" w:themeColor="text1"/>
+          <w:lang w:val="tr-TR"/>
+        </w:rPr>
+      </w:pPr>
+      <w:r>
+        <w:rPr>
+          <w:color w:val="000000" w:themeColor="text1"/>
+          <w:lang w:val="tr-TR"/>
+        </w:rPr>
+        <w:t xml:space="preserve">- 6-10: Geliştirilmeli  </w:t>
+      </w:r>
+    </w:p>
+    <w:p>
+      <w:pPr>
+        <w:rPr>
+          <w:color w:val="000000" w:themeColor="text1"/>
+          <w:lang w:val="tr-TR"/>
+        </w:rPr>
+      </w:pPr>
+      <w:r>
+        <w:rPr>
+          <w:color w:val="000000" w:themeColor="text1"/>
+          <w:lang w:val="tr-TR"/>
+        </w:rPr>
+        <w:t xml:space="preserve">- 5 ve altı: Yetersiz  </w:t>
+      </w:r>
+    </w:p>
+    <w:p>
+      <w:pPr>
+        <w:rPr>
+          <w:color w:val="000000" w:themeColor="text1"/>
+          <w:lang w:val="tr-TR"/>
+        </w:rPr>
+      </w:pPr>
+      <w:r>
+        <w:br w:type="page"/>
+      </w:r>
+    </w:p>
+    <w:p>
+      <w:pPr>
+        <w:rPr>
+          <w:b/>
+          <w:bCs/>
+          <w:color w:val="000000" w:themeColor="text1"/>
+          <w:lang w:val="tr-TR"/>
+        </w:rPr>
+      </w:pPr>
+      <w:r>
+        <w:rPr>
+          <w:b/>
+          <w:bCs/>
+          <w:color w:val="000000" w:themeColor="text1"/>
+          <w:shd w:val="clear" w:color="auto" w:fill="FFC000"/>
+          <w:lang w:val="tr-TR"/>
+        </w:rPr>
+        <w:lastRenderedPageBreak/>
+        <w:t xml:space="preserve">Analiz ve Keşif Atölyesi 1.6.-Dereceli Puanlama Anahtarı </w:t>
+      </w:r>
+    </w:p>
+    <w:p>
+      <w:pPr>
+        <w:rPr>
+          <w:b/>
+          <w:bCs/>
+          <w:color w:val="000000" w:themeColor="text1"/>
+          <w:lang w:val="tr-TR"/>
+        </w:rPr>
+      </w:pPr>
+      <w:r>
+        <w:rPr>
+          <w:b/>
+          <w:bCs/>
+          <w:color w:val="000000" w:themeColor="text1"/>
+          <w:lang w:val="tr-TR"/>
+        </w:rPr>
+        <w:t xml:space="preserve">Öğrencinin Adı Soyadı: </w:t>
+      </w:r>
+      <w:r>
+        <w:rPr>
+          <w:b/>
+          <w:bCs/>
+          <w:color w:val="000000" w:themeColor="text1"/>
+          <w:lang w:val="tr-TR"/>
+        </w:rPr>
+        <w:tab/>
+      </w:r>
+      <w:r>
+        <w:rPr>
+          <w:b/>
+          <w:bCs/>
+          <w:color w:val="000000" w:themeColor="text1"/>
+          <w:lang w:val="tr-TR"/>
+        </w:rPr>
+        <w:tab/>
+      </w:r>
+      <w:r>
+        <w:rPr>
+          <w:b/>
+          <w:bCs/>
+          <w:color w:val="000000" w:themeColor="text1"/>
+          <w:lang w:val="tr-TR"/>
+        </w:rPr>
+        <w:tab/>
+        <w:t>Numarası:</w:t>
+      </w:r>
+      <w:r>
+        <w:rPr>
+          <w:b/>
+          <w:bCs/>
+          <w:color w:val="000000" w:themeColor="text1"/>
+          <w:lang w:val="tr-TR"/>
+        </w:rPr>
+        <w:tab/>
+      </w:r>
+      <w:r>
+        <w:rPr>
+          <w:b/>
+          <w:bCs/>
+          <w:color w:val="000000" w:themeColor="text1"/>
+          <w:lang w:val="tr-TR"/>
+        </w:rPr>
+        <w:tab/>
+        <w:t>Sınıfı:</w:t>
+      </w:r>
+    </w:p>
+    <w:tbl>
+      <w:tblPr>
+        <w:tblStyle w:val="TableGrid"/>
+        <w:tblW w:w="0" w:type="auto"/>
+        <w:tblLook w:val="04A0" w:firstRow="1" w:lastRow="0" w:firstColumn="1" w:lastColumn="0" w:noHBand="0" w:noVBand="1"/>
+      </w:tblPr>
+      <w:tblGrid>
+        <w:gridCol w:w="1609"/>
+        <w:gridCol w:w="1593"/>
+        <w:gridCol w:w="1830"/>
+        <w:gridCol w:w="2027"/>
+        <w:gridCol w:w="1610"/>
+        <w:gridCol w:w="681"/>
+      </w:tblGrid>
+      <w:tr>
+        <w:tc>
+          <w:tcPr>
+            <w:tcW w:w="1440" w:type="dxa"/>
+          </w:tcPr>
+          <w:p>
+            <w:pPr>
+              <w:rPr>
+                <w:b/>
+                <w:bCs/>
+                <w:color w:val="000000" w:themeColor="text1"/>
+              </w:rPr>
+            </w:pPr>
+            <w:r>
+              <w:rPr>
+                <w:b/>
+                <w:bCs/>
+                <w:color w:val="000000" w:themeColor="text1"/>
+              </w:rPr>
+              <w:t>Ölçüt</w:t>
+            </w:r>
+            <w:r>
+              <w:rPr>
+                <w:b/>
+                <w:bCs/>
+                <w:color w:val="000000" w:themeColor="text1"/>
+              </w:rPr>
+              <w:t>ler</w:t>
+            </w:r>
+          </w:p>
+        </w:tc>
+        <w:tc>
+          <w:tcPr>
+            <w:tcW w:w="1440" w:type="dxa"/>
+          </w:tcPr>
+          <w:p>
+            <w:pPr>
+              <w:rPr>
+                <w:b/>
+                <w:bCs/>
+                <w:color w:val="000000" w:themeColor="text1"/>
+              </w:rPr>
+            </w:pPr>
+            <w:r>
+              <w:rPr>
+                <w:b/>
+                <w:bCs/>
+                <w:color w:val="000000" w:themeColor="text1"/>
+              </w:rPr>
+              <w:t>4 (Çok İyi)</w:t>
+            </w:r>
+          </w:p>
+        </w:tc>
+        <w:tc>
+          <w:tcPr>
+            <w:tcW w:w="1440" w:type="dxa"/>
+          </w:tcPr>
+          <w:p>
+            <w:pPr>
+              <w:rPr>
+                <w:b/>
+                <w:bCs/>
+                <w:color w:val="000000" w:themeColor="text1"/>
+              </w:rPr>
+            </w:pPr>
+            <w:r>
+              <w:rPr>
+                <w:b/>
+                <w:bCs/>
+                <w:color w:val="000000" w:themeColor="text1"/>
+              </w:rPr>
+              <w:t>3 (İyi)</w:t>
+            </w:r>
+          </w:p>
+        </w:tc>
+        <w:tc>
+          <w:tcPr>
+            <w:tcW w:w="1440" w:type="dxa"/>
+          </w:tcPr>
+          <w:p>
+            <w:pPr>
+              <w:rPr>
+                <w:b/>
+                <w:bCs/>
+                <w:color w:val="000000" w:themeColor="text1"/>
+              </w:rPr>
+            </w:pPr>
+            <w:r>
+              <w:rPr>
+                <w:b/>
+                <w:bCs/>
+                <w:color w:val="000000" w:themeColor="text1"/>
+              </w:rPr>
+              <w:t>2 (Geliştirilmeli)</w:t>
+            </w:r>
+          </w:p>
+        </w:tc>
+        <w:tc>
+          <w:tcPr>
+            <w:tcW w:w="1440" w:type="dxa"/>
+          </w:tcPr>
+          <w:p>
+            <w:pPr>
+              <w:rPr>
+                <w:b/>
+                <w:bCs/>
+                <w:color w:val="000000" w:themeColor="text1"/>
+              </w:rPr>
+            </w:pPr>
+            <w:r>
+              <w:rPr>
+                <w:b/>
+                <w:bCs/>
+                <w:color w:val="000000" w:themeColor="text1"/>
+              </w:rPr>
+              <w:t>1 (Yetersiz)</w:t>
+            </w:r>
+          </w:p>
+        </w:tc>
+        <w:tc>
+          <w:tcPr>
+            <w:tcW w:w="1440" w:type="dxa"/>
+          </w:tcPr>
+          <w:p>
+            <w:pPr>
+              <w:rPr>
+                <w:b/>
+                <w:bCs/>
+                <w:color w:val="000000" w:themeColor="text1"/>
+              </w:rPr>
+            </w:pPr>
+            <w:r>
+              <w:rPr>
+                <w:b/>
+                <w:bCs/>
+                <w:color w:val="000000" w:themeColor="text1"/>
+              </w:rPr>
+              <w:t>Puan</w:t>
+            </w:r>
+          </w:p>
+        </w:tc>
+      </w:tr>
+      <w:tr>
+        <w:tc>
+          <w:tcPr>
+            <w:tcW w:w="1440" w:type="dxa"/>
+          </w:tcPr>
+          <w:p>
+            <w:pPr>
+              <w:rPr>
+                <w:color w:val="000000" w:themeColor="text1"/>
+              </w:rPr>
+            </w:pPr>
+            <w:r>
+              <w:rPr>
+                <w:color w:val="000000" w:themeColor="text1"/>
+              </w:rPr>
+              <w:t xml:space="preserve">Derişim-zaman grafiği çizme</w:t>
+            </w:r>
+          </w:p>
+        </w:tc>
+        <w:tc>
+          <w:tcPr>
+            <w:tcW w:w="1440" w:type="dxa"/>
+          </w:tcPr>
+          <w:p>
+            <w:pPr>
+              <w:rPr>
+                <w:color w:val="000000" w:themeColor="text1"/>
+              </w:rPr>
+            </w:pPr>
+            <w:r>
+              <w:rPr>
+                <w:color w:val="000000" w:themeColor="text1"/>
+              </w:rPr>
+              <w:t xml:space="preserve">Eksenler, birimler ve tüm veriler doğru yerleştirilmiş; tepken ve ürün eğrileri doğru çizilmiştir.</w:t>
+            </w:r>
+          </w:p>
+        </w:tc>
+        <w:tc>
+          <w:tcPr>
+            <w:tcW w:w="1440" w:type="dxa"/>
+          </w:tcPr>
+          <w:p>
+            <w:pPr>
+              <w:rPr>
+                <w:color w:val="000000" w:themeColor="text1"/>
+              </w:rPr>
+            </w:pPr>
+            <w:r>
+              <w:rPr>
+                <w:color w:val="000000" w:themeColor="text1"/>
+              </w:rPr>
+              <w:t xml:space="preserve">Grafik büyük ölçüde doğrudur, birim ya da ölçekte küçük hatalar vardır.</w:t>
+            </w:r>
+          </w:p>
+        </w:tc>
+        <w:tc>
+          <w:tcPr>
+            <w:tcW w:w="1440" w:type="dxa"/>
+          </w:tcPr>
+          <w:p>
+            <w:pPr>
+              <w:rPr>
+                <w:color w:val="000000" w:themeColor="text1"/>
+              </w:rPr>
+            </w:pPr>
+            <w:r>
+              <w:rPr>
+                <w:color w:val="000000" w:themeColor="text1"/>
+              </w:rPr>
+              <w:t xml:space="preserve">Grafik kısmen doğrudur, bazı veriler hatalı yerleştirilmiştir.</w:t>
+            </w:r>
+          </w:p>
+        </w:tc>
+        <w:tc>
+          <w:tcPr>
+            <w:tcW w:w="1440" w:type="dxa"/>
+          </w:tcPr>
+          <w:p>
+            <w:pPr>
+              <w:rPr>
+                <w:color w:val="000000" w:themeColor="text1"/>
+              </w:rPr>
+            </w:pPr>
+            <w:r>
+              <w:rPr>
+                <w:color w:val="000000" w:themeColor="text1"/>
+              </w:rPr>
+              <w:t xml:space="preserve">Grafik çizilmemiş ya da büyük ölçüde hatalıdır.</w:t>
+            </w:r>
+          </w:p>
+        </w:tc>
+        <w:tc>
+          <w:tcPr>
+            <w:tcW w:w="1440" w:type="dxa"/>
+          </w:tcPr>
+          <w:p>
+            <w:pPr>
+              <w:rPr>
+                <w:color w:val="000000" w:themeColor="text1"/>
+              </w:rPr>
+            </w:pPr>
+          </w:p>
+        </w:tc>
+      </w:tr>
+      <w:tr>
+        <w:tc>
+          <w:tcPr>
+            <w:tcW w:w="1440" w:type="dxa"/>
+          </w:tcPr>
+          <w:p>
+            <w:pPr>
+              <w:rPr>
+                <w:color w:val="000000" w:themeColor="text1"/>
+              </w:rPr>
+            </w:pPr>
+            <w:r>
+              <w:rPr>
+                <w:color w:val="000000" w:themeColor="text1"/>
+              </w:rPr>
+              <w:t xml:space="preserve">Tepkime hızının zamanla değişimine ilişkin önerme oluşturma</w:t>
+            </w:r>
+          </w:p>
+        </w:tc>
+        <w:tc>
+          <w:tcPr>
+            <w:tcW w:w="1440" w:type="dxa"/>
+          </w:tcPr>
+          <w:p>
+            <w:pPr>
+              <w:rPr>
+                <w:color w:val="000000" w:themeColor="text1"/>
+              </w:rPr>
+            </w:pPr>
+            <w:r>
+              <w:rPr>
+                <w:color w:val="000000" w:themeColor="text1"/>
+              </w:rPr>
+              <w:t xml:space="preserve">Grafiğe dayalı, bilimsel olarak doğru ve açık önermeler oluşturulmuştur.</w:t>
+            </w:r>
+          </w:p>
+        </w:tc>
+        <w:tc>
+          <w:tcPr>
+            <w:tcW w:w="1440" w:type="dxa"/>
+          </w:tcPr>
+          <w:p>
+            <w:pPr>
+              <w:rPr>
+                <w:color w:val="000000" w:themeColor="text1"/>
+              </w:rPr>
+            </w:pPr>
+            <w:r>
+              <w:rPr>
+                <w:color w:val="000000" w:themeColor="text1"/>
+              </w:rPr>
+              <w:t xml:space="preserve">Önermeler genel olarak doğrudur, küçük eksikler vardır.</w:t>
+            </w:r>
+          </w:p>
+        </w:tc>
+        <w:tc>
+          <w:tcPr>
+            <w:tcW w:w="1440" w:type="dxa"/>
+          </w:tcPr>
+          <w:p>
+            <w:pPr>
+              <w:rPr>
+                <w:color w:val="000000" w:themeColor="text1"/>
+              </w:rPr>
+            </w:pPr>
+            <w:r>
+              <w:rPr>
+                <w:color w:val="000000" w:themeColor="text1"/>
+              </w:rPr>
+              <w:t xml:space="preserve">Önermeler kısmen doğrudur, veriye dayanmayan ifadeler vardır.</w:t>
+            </w:r>
+          </w:p>
+        </w:tc>
+        <w:tc>
+          <w:tcPr>
+            <w:tcW w:w="1440" w:type="dxa"/>
+          </w:tcPr>
+          <w:p>
+            <w:pPr>
+              <w:rPr>
+                <w:color w:val="000000" w:themeColor="text1"/>
+              </w:rPr>
+            </w:pPr>
+            <w:r>
+              <w:rPr>
+                <w:color w:val="000000" w:themeColor="text1"/>
+              </w:rPr>
+              <w:t xml:space="preserve">Önerme oluşturulmamış ya da önermeler yanlıştır.</w:t>
+            </w:r>
+          </w:p>
+        </w:tc>
+        <w:tc>
+          <w:tcPr>
+            <w:tcW w:w="1440" w:type="dxa"/>
+          </w:tcPr>
+          <w:p>
+            <w:pPr>
+              <w:rPr>
+                <w:color w:val="000000" w:themeColor="text1"/>
+              </w:rPr>
+            </w:pPr>
+          </w:p>
+        </w:tc>
+      </w:tr>
+      <w:tr>
+        <w:tc>
+          <w:tcPr>
+            <w:tcW w:w="1440" w:type="dxa"/>
+          </w:tcPr>
+          <w:p>
+            <w:pPr>
+              <w:rPr>
+                <w:color w:val="000000" w:themeColor="text1"/>
+              </w:rPr>
+            </w:pPr>
+            <w:r>
+              <w:rPr>
+                <w:color w:val="000000" w:themeColor="text1"/>
+              </w:rPr>
+              <w:t xml:space="preserve">Matematiksel eşitlikle tepkime hızını hesaplama</w:t>
+            </w:r>
+          </w:p>
+        </w:tc>
+        <w:tc>
+          <w:tcPr>
+            <w:tcW w:w="1440" w:type="dxa"/>
+          </w:tcPr>
+          <w:p>
+            <w:pPr>
+              <w:rPr>
+                <w:color w:val="000000" w:themeColor="text1"/>
+              </w:rPr>
+            </w:pPr>
+            <w:r>
+              <w:rPr>
+                <w:color w:val="000000" w:themeColor="text1"/>
+              </w:rPr>
+              <w:t xml:space="preserve">Tüm zaman aralıkları için ortalama hızlar birimleriyle doğru hesaplanmıştır.</w:t>
+            </w:r>
+          </w:p>
+        </w:tc>
+        <w:tc>
+          <w:tcPr>
+            <w:tcW w:w="1440" w:type="dxa"/>
+          </w:tcPr>
+          <w:p>
+            <w:pPr>
+              <w:rPr>
+                <w:color w:val="000000" w:themeColor="text1"/>
+              </w:rPr>
+            </w:pPr>
+            <w:r>
+              <w:rPr>
+                <w:color w:val="000000" w:themeColor="text1"/>
+              </w:rPr>
+              <w:t xml:space="preserve">Hesaplamalar büyük ölçüde doğrudur, küçük işlem/birim hataları vardır.</w:t>
+            </w:r>
+          </w:p>
+        </w:tc>
+        <w:tc>
+          <w:tcPr>
+            <w:tcW w:w="1440" w:type="dxa"/>
+          </w:tcPr>
+          <w:p>
+            <w:pPr>
+              <w:rPr>
+                <w:color w:val="000000" w:themeColor="text1"/>
+              </w:rPr>
+            </w:pPr>
+            <w:r>
+              <w:rPr>
+                <w:color w:val="000000" w:themeColor="text1"/>
+              </w:rPr>
+              <w:t xml:space="preserve">Hesaplamaların bir kısmı hatalıdır.</w:t>
+            </w:r>
+          </w:p>
+        </w:tc>
+        <w:tc>
+          <w:tcPr>
+            <w:tcW w:w="1440" w:type="dxa"/>
+          </w:tcPr>
+          <w:p>
+            <w:pPr>
+              <w:rPr>
+                <w:color w:val="000000" w:themeColor="text1"/>
+              </w:rPr>
+            </w:pPr>
+            <w:r>
+              <w:rPr>
+                <w:color w:val="000000" w:themeColor="text1"/>
+              </w:rPr>
+              <w:t xml:space="preserve">Hesaplama yapılmamış ya da tamamen yanlıştır.</w:t>
+            </w:r>
+          </w:p>
+        </w:tc>
+        <w:tc>
+          <w:tcPr>
+            <w:tcW w:w="1440" w:type="dxa"/>
+          </w:tcPr>
+          <w:p>
+            <w:pPr>
+              <w:rPr>
+                <w:color w:val="000000" w:themeColor="text1"/>
+              </w:rPr>
+            </w:pPr>
+          </w:p>
+        </w:tc>
+      </w:tr>
+      <w:tr>
+        <w:tc>
+          <w:tcPr>
+            <w:tcW w:w="1440" w:type="dxa"/>
+          </w:tcPr>
+          <w:p>
+            <w:pPr>
+              <w:rPr>
+                <w:color w:val="000000" w:themeColor="text1"/>
+              </w:rPr>
+            </w:pPr>
+            <w:r>
+              <w:rPr>
+                <w:color w:val="000000" w:themeColor="text1"/>
+              </w:rPr>
+              <w:t xml:space="preserve">Harcanma ve oluşum hızlarını katsayılarla ilişkilendirme</w:t>
+            </w:r>
+          </w:p>
+        </w:tc>
+        <w:tc>
+          <w:tcPr>
+            <w:tcW w:w="1440" w:type="dxa"/>
+          </w:tcPr>
+          <w:p>
+            <w:pPr>
+              <w:rPr>
+                <w:color w:val="000000" w:themeColor="text1"/>
+              </w:rPr>
+            </w:pPr>
+            <w:r>
+              <w:rPr>
+                <w:color w:val="000000" w:themeColor="text1"/>
+              </w:rPr>
+              <w:t xml:space="preserve">Maddelerin hızları arasındaki ilişki katsayılarla doğru açıklanmıştır.</w:t>
+            </w:r>
+          </w:p>
+        </w:tc>
+        <w:tc>
+          <w:tcPr>
+            <w:tcW w:w="1440" w:type="dxa"/>
+          </w:tcPr>
+          <w:p>
+            <w:pPr>
+              <w:rPr>
+                <w:color w:val="000000" w:themeColor="text1"/>
+              </w:rPr>
+            </w:pPr>
+            <w:r>
+              <w:rPr>
+                <w:color w:val="000000" w:themeColor="text1"/>
+              </w:rPr>
+              <w:t xml:space="preserve">İlişki kurulmuş, açıklama sınırlıdır.</w:t>
+            </w:r>
+          </w:p>
+        </w:tc>
+        <w:tc>
+          <w:tcPr>
+            <w:tcW w:w="1440" w:type="dxa"/>
+          </w:tcPr>
+          <w:p>
+            <w:pPr>
+              <w:rPr>
+                <w:color w:val="000000" w:themeColor="text1"/>
+              </w:rPr>
+            </w:pPr>
+            <w:r>
+              <w:rPr>
+                <w:color w:val="000000" w:themeColor="text1"/>
+              </w:rPr>
+              <w:t xml:space="preserve">İlişki kısmen ve hatalı kurulmuştur.</w:t>
+            </w:r>
+          </w:p>
+        </w:tc>
+        <w:tc>
+          <w:tcPr>
+            <w:tcW w:w="1440" w:type="dxa"/>
+          </w:tcPr>
+          <w:p>
+            <w:pPr>
+              <w:rPr>
+                <w:color w:val="000000" w:themeColor="text1"/>
+              </w:rPr>
+            </w:pPr>
+            <w:r>
+              <w:rPr>
+                <w:color w:val="000000" w:themeColor="text1"/>
+              </w:rPr>
+              <w:t xml:space="preserve">İlişki kurulmamıştır.</w:t>
+            </w:r>
+          </w:p>
+        </w:tc>
+        <w:tc>
+          <w:tcPr>
+            <w:tcW w:w="1440" w:type="dxa"/>
+          </w:tcPr>
+          <w:p>
+            <w:pPr>
+              <w:rPr>
+                <w:color w:val="000000" w:themeColor="text1"/>
+              </w:rPr>
+            </w:pPr>
+          </w:p>
+        </w:tc>
+      </w:tr>
+      <w:tr>
+        <w:tc>
+          <w:tcPr>
+            <w:tcW w:w="1440" w:type="dxa"/>
+          </w:tcPr>
+          <w:p>
+            <w:pPr>
+              <w:rPr>
+                <w:color w:val="000000" w:themeColor="text1"/>
+              </w:rPr>
+            </w:pPr>
+            <w:r>
+              <w:rPr>
+                <w:color w:val="000000" w:themeColor="text1"/>
+              </w:rPr>
+              <w:t xml:space="preserve">Çarpışma teorisi ile tepkime hızındaki değişimi açıklama</w:t>
+            </w:r>
+          </w:p>
+        </w:tc>
+        <w:tc>
+          <w:tcPr>
+            <w:tcW w:w="1440" w:type="dxa"/>
+          </w:tcPr>
+          <w:p>
+            <w:pPr>
+              <w:rPr>
+                <w:color w:val="000000" w:themeColor="text1"/>
+              </w:rPr>
+            </w:pPr>
+            <w:r>
+              <w:rPr>
+                <w:color w:val="000000" w:themeColor="text1"/>
+              </w:rPr>
+              <w:t xml:space="preserve">Hızın zamanla azalması tanecik sayısı ve etkin çarpışma ile doğru açıklanmıştır.</w:t>
+            </w:r>
+          </w:p>
+        </w:tc>
+        <w:tc>
+          <w:tcPr>
+            <w:tcW w:w="1440" w:type="dxa"/>
+          </w:tcPr>
+          <w:p>
+            <w:pPr>
+              <w:rPr>
+                <w:color w:val="000000" w:themeColor="text1"/>
+              </w:rPr>
+            </w:pPr>
+            <w:r>
+              <w:rPr>
+                <w:color w:val="000000" w:themeColor="text1"/>
+              </w:rPr>
+              <w:t xml:space="preserve">Açıklama genel olarak doğrudur, bazı ayrıntılar eksiktir.</w:t>
+            </w:r>
+          </w:p>
+        </w:tc>
+        <w:tc>
+          <w:tcPr>
+            <w:tcW w:w="1440" w:type="dxa"/>
+          </w:tcPr>
+          <w:p>
+            <w:pPr>
+              <w:rPr>
+                <w:color w:val="000000" w:themeColor="text1"/>
+              </w:rPr>
+            </w:pPr>
+            <w:r>
+              <w:rPr>
+                <w:color w:val="000000" w:themeColor="text1"/>
+              </w:rPr>
+              <w:t xml:space="preserve">Açıklama yüzeysel ya da kısmen hatalıdır.</w:t>
+            </w:r>
+          </w:p>
+        </w:tc>
+        <w:tc>
+          <w:tcPr>
+            <w:tcW w:w="1440" w:type="dxa"/>
+          </w:tcPr>
+          <w:p>
+            <w:pPr>
+              <w:rPr>
+                <w:color w:val="000000" w:themeColor="text1"/>
+              </w:rPr>
+            </w:pPr>
+            <w:r>
+              <w:rPr>
+                <w:color w:val="000000" w:themeColor="text1"/>
+              </w:rPr>
+              <w:t xml:space="preserve">Açıklama yapılmamış ya da bilimsel olarak yanlıştır.</w:t>
+            </w:r>
+          </w:p>
+        </w:tc>
+        <w:tc>
+          <w:tcPr>
+            <w:tcW w:w="1440" w:type="dxa"/>
+          </w:tcPr>
+          <w:p>
+            <w:pPr>
+              <w:rPr>
+                <w:color w:val="000000" w:themeColor="text1"/>
+              </w:rPr>
+            </w:pPr>
+          </w:p>
+        </w:tc>
+      </w:tr>
+    </w:tbl>
+    <w:p>
+      <w:pPr>
+        <w:rPr>
+          <w:b/>
+          <w:bCs/>
+          <w:color w:val="000000" w:themeColor="text1"/>
+          <w:lang w:val="tr-TR"/>
+        </w:rPr>
+      </w:pPr>
+      <w:r>
+        <w:rPr>
+          <w:b/>
+          <w:bCs/>
+          <w:color w:val="000000" w:themeColor="text1"/>
+          <w:lang w:val="tr-TR"/>
+        </w:rPr>
+        <w:t xml:space="preserve">Toplam Puan: 20 üzerinden değerlendirilir.  </w:t>
+      </w:r>
+    </w:p>
+    <w:p>
+      <w:pPr>
+        <w:rPr>
+          <w:color w:val="000000" w:themeColor="text1"/>
+          <w:lang w:val="tr-TR"/>
+        </w:rPr>
+      </w:pPr>
+      <w:r>
+        <w:rPr>
+          <w:color w:val="000000" w:themeColor="text1"/>
+          <w:lang w:val="tr-TR"/>
+        </w:rPr>
+        <w:t xml:space="preserve">- 16-20: Çok iyi  </w:t>
+      </w:r>
+    </w:p>
+    <w:p>
+      <w:pPr>
+        <w:rPr>
+          <w:color w:val="000000" w:themeColor="text1"/>
+          <w:lang w:val="tr-TR"/>
+        </w:rPr>
+      </w:pPr>
+      <w:r>
+        <w:rPr>
+          <w:color w:val="000000" w:themeColor="text1"/>
+          <w:lang w:val="tr-TR"/>
+        </w:rPr>
+        <w:t xml:space="preserve">- 11-15: İyi  </w:t>
+      </w:r>
+    </w:p>
+    <w:p>
+      <w:pPr>
+        <w:rPr>
+          <w:color w:val="000000" w:themeColor="text1"/>
+          <w:lang w:val="tr-TR"/>
+        </w:rPr>
+      </w:pPr>
+      <w:r>
+        <w:rPr>
+          <w:color w:val="000000" w:themeColor="text1"/>
+          <w:lang w:val="tr-TR"/>
+        </w:rPr>
+        <w:t xml:space="preserve">- 6-10: Geliştirilmeli  </w:t>
+      </w:r>
+    </w:p>
+    <w:p>
+      <w:pPr>
+        <w:rPr>
+          <w:color w:val="000000" w:themeColor="text1"/>
+          <w:lang w:val="tr-TR"/>
+        </w:rPr>
+      </w:pPr>
+      <w:r>
+        <w:rPr>
+          <w:color w:val="000000" w:themeColor="text1"/>
+          <w:lang w:val="tr-TR"/>
+        </w:rPr>
+        <w:t xml:space="preserve">- 5 ve altı: Yetersiz  </w:t>
+      </w:r>
+    </w:p>
+    <w:p>
+      <w:pPr>
+        <w:rPr>
+          <w:color w:val="000000" w:themeColor="text1"/>
+          <w:lang w:val="tr-TR"/>
+        </w:rPr>
+      </w:pPr>
+      <w:r>
+        <w:br w:type="page"/>
+      </w:r>
+    </w:p>
+    <w:p>
+      <w:pPr>
+        <w:shd w:val="clear" w:color="auto" w:fill="FFC000"/>
+        <w:rPr>
+          <w:b/>
+          <w:bCs/>
+          <w:color w:val="000000" w:themeColor="text1"/>
+          <w:lang w:val="tr-TR"/>
+        </w:rPr>
+      </w:pPr>
+      <w:r>
+        <w:rPr>
+          <w:b/>
+          <w:bCs/>
+          <w:color w:val="000000" w:themeColor="text1"/>
+          <w:lang w:val="tr-TR"/>
+        </w:rPr>
+        <w:lastRenderedPageBreak/>
+        <w:t xml:space="preserve">Analiz ve Keşif Atölyesi 1.7.-Ön Bilgi ve Hedef Belirleme Formu </w:t>
+      </w:r>
+    </w:p>
+    <w:p>
+      <w:pPr>
+        <w:rPr>
+          <w:b/>
+          <w:bCs/>
+          <w:color w:val="000000" w:themeColor="text1"/>
+          <w:lang w:val="tr-TR"/>
+        </w:rPr>
+      </w:pPr>
+      <w:r>
+        <w:rPr>
+          <w:b/>
+          <w:bCs/>
+          <w:color w:val="000000" w:themeColor="text1"/>
+          <w:lang w:val="tr-TR"/>
+        </w:rPr>
+        <w:t xml:space="preserve">Öğrencinin Adı Soyadı: </w:t>
+      </w:r>
+      <w:r>
+        <w:rPr>
+          <w:b/>
+          <w:bCs/>
+          <w:color w:val="000000" w:themeColor="text1"/>
+          <w:lang w:val="tr-TR"/>
+        </w:rPr>
+        <w:tab/>
+      </w:r>
+      <w:r>
+        <w:rPr>
+          <w:b/>
+          <w:bCs/>
+          <w:color w:val="000000" w:themeColor="text1"/>
+          <w:lang w:val="tr-TR"/>
+        </w:rPr>
+        <w:tab/>
+      </w:r>
+      <w:r>
+        <w:rPr>
+          <w:b/>
+          <w:bCs/>
+          <w:color w:val="000000" w:themeColor="text1"/>
+          <w:lang w:val="tr-TR"/>
+        </w:rPr>
+        <w:tab/>
+        <w:t>Numarası:</w:t>
+      </w:r>
+      <w:r>
+        <w:rPr>
+          <w:b/>
+          <w:bCs/>
+          <w:color w:val="000000" w:themeColor="text1"/>
+          <w:lang w:val="tr-TR"/>
+        </w:rPr>
+        <w:tab/>
+      </w:r>
+      <w:r>
+        <w:rPr>
+          <w:b/>
+          <w:bCs/>
+          <w:color w:val="000000" w:themeColor="text1"/>
+          <w:lang w:val="tr-TR"/>
+        </w:rPr>
+        <w:tab/>
+        <w:t>Sınıfı:</w:t>
+      </w:r>
+    </w:p>
+    <w:p>
+      <w:pPr>
+        <w:rPr>
+          <w:b/>
+          <w:bCs/>
+          <w:color w:val="000000" w:themeColor="text1"/>
+        </w:rPr>
+      </w:pPr>
+      <w:r>
+        <w:rPr>
+          <w:b/>
+          <w:bCs/>
+          <w:color w:val="000000" w:themeColor="text1"/>
+        </w:rPr>
+        <w:t xml:space="preserve">Tepkime hızına etki eden faktörler konusuna başlamadan önce aşağıdaki soruları yanıtlayınız. Etkinlik sonunda bu forma geri dönerek hedeflerinize ulaşıp ulaşmadığınızı değerlendireceksiniz.</w:t>
+      </w:r>
+    </w:p>
+    <w:p>
+      <w:pPr>
+        <w:pStyle w:val="Heading2"/>
+        <w:rPr>
+          <w:rFonts w:ascii="Times New Roman" w:hAnsi="Times New Roman" w:cs="Times New Roman"/>
+          <w:color w:val="000000" w:themeColor="text1"/>
+          <w:sz w:val="24"/>
+          <w:szCs w:val="24"/>
+        </w:rPr>
+      </w:pPr>
+      <w:r>
+        <w:rPr>
+          <w:rFonts w:ascii="Times New Roman" w:hAnsi="Times New Roman" w:cs="Times New Roman"/>
+          <w:b/>
+          <w:bCs/>
+          <w:color w:val="000000" w:themeColor="text1"/>
+          <w:sz w:val="24"/>
+          <w:szCs w:val="24"/>
+        </w:rPr>
+        <w:t xml:space="preserve">1. Tepkime hızı ve tepkime hızını etkileyebilecek faktörler hakkında neler biliyorum?</w:t>
+      </w:r>
+    </w:p>
+    <w:p>
+      <w:pPr>
+        <w:rPr>
+          <w:color w:val="000000" w:themeColor="text1"/>
+        </w:rPr>
+      </w:pPr>
+      <w:r>
+        <w:rPr>
+          <w:color w:val="000000" w:themeColor="text1"/>
+        </w:rPr>
+        <w:t xml:space="preserve">..................................................................................................................................</w:t>
+      </w:r>
+    </w:p>
+    <w:p>
+      <w:pPr>
+        <w:rPr>
+          <w:color w:val="000000" w:themeColor="text1"/>
+        </w:rPr>
+      </w:pPr>
+      <w:r>
+        <w:rPr>
+          <w:color w:val="000000" w:themeColor="text1"/>
+        </w:rPr>
+        <w:t xml:space="preserve">..................................................................................................................................</w:t>
+      </w:r>
+    </w:p>
+    <w:p>
+      <w:pPr>
+        <w:rPr>
+          <w:color w:val="000000" w:themeColor="text1"/>
+        </w:rPr>
+      </w:pPr>
+      <w:r>
+        <w:rPr>
+          <w:color w:val="000000" w:themeColor="text1"/>
+        </w:rPr>
+        <w:t xml:space="preserve">..................................................................................................................................</w:t>
+      </w:r>
+    </w:p>
+    <w:p>
+      <w:pPr>
+        <w:pStyle w:val="Heading2"/>
+        <w:rPr>
+          <w:rFonts w:ascii="Times New Roman" w:hAnsi="Times New Roman" w:cs="Times New Roman"/>
+          <w:color w:val="000000" w:themeColor="text1"/>
+          <w:sz w:val="24"/>
+          <w:szCs w:val="24"/>
+        </w:rPr>
+      </w:pPr>
+      <w:r>
+        <w:rPr>
+          <w:rFonts w:ascii="Times New Roman" w:hAnsi="Times New Roman" w:cs="Times New Roman"/>
+          <w:b/>
+          <w:bCs/>
+          <w:color w:val="000000" w:themeColor="text1"/>
+          <w:sz w:val="24"/>
+          <w:szCs w:val="24"/>
+        </w:rPr>
+        <w:t xml:space="preserve">2. Bu etkinlikte/deney sürecinde neyi öğrenmeyi bekliyorum? Hedeflerim nelerdir?</w:t>
+      </w:r>
+    </w:p>
+    <w:p>
+      <w:pPr>
+        <w:rPr>
+          <w:color w:val="000000" w:themeColor="text1"/>
+        </w:rPr>
+      </w:pPr>
+      <w:r>
+        <w:rPr>
+          <w:color w:val="000000" w:themeColor="text1"/>
+        </w:rPr>
+        <w:t xml:space="preserve">..................................................................................................................................</w:t>
+      </w:r>
+    </w:p>
+    <w:p>
+      <w:pPr>
+        <w:rPr>
+          <w:color w:val="000000" w:themeColor="text1"/>
+        </w:rPr>
+      </w:pPr>
+      <w:r>
+        <w:rPr>
+          <w:color w:val="000000" w:themeColor="text1"/>
+        </w:rPr>
+        <w:t xml:space="preserve">..................................................................................................................................</w:t>
+      </w:r>
+    </w:p>
+    <w:p>
+      <w:pPr>
+        <w:rPr>
+          <w:color w:val="000000" w:themeColor="text1"/>
+        </w:rPr>
+      </w:pPr>
+      <w:r>
+        <w:rPr>
+          <w:color w:val="000000" w:themeColor="text1"/>
+        </w:rPr>
+        <w:t xml:space="preserve">..................................................................................................................................</w:t>
+      </w:r>
+    </w:p>
+    <w:p>
+      <w:pPr>
+        <w:pStyle w:val="Heading2"/>
+        <w:rPr>
+          <w:rFonts w:ascii="Times New Roman" w:hAnsi="Times New Roman" w:cs="Times New Roman"/>
+          <w:color w:val="000000" w:themeColor="text1"/>
+          <w:sz w:val="24"/>
+          <w:szCs w:val="24"/>
+        </w:rPr>
+      </w:pPr>
+      <w:r>
+        <w:rPr>
+          <w:rFonts w:ascii="Times New Roman" w:hAnsi="Times New Roman" w:cs="Times New Roman"/>
+          <w:b/>
+          <w:bCs/>
+          <w:color w:val="000000" w:themeColor="text1"/>
+          <w:sz w:val="24"/>
+          <w:szCs w:val="24"/>
+        </w:rPr>
+        <w:t xml:space="preserve">3. Hedeflerime ulaşmak için hangi stratejileri kullanacağım? (Not alma, grup içinde görev paylaşımı, kaynak araştırma, simülasyon kullanma vb.)</w:t>
+      </w:r>
+    </w:p>
+    <w:p>
+      <w:pPr>
+        <w:rPr>
+          <w:color w:val="000000" w:themeColor="text1"/>
+        </w:rPr>
+      </w:pPr>
+      <w:r>
+        <w:rPr>
+          <w:color w:val="000000" w:themeColor="text1"/>
+        </w:rPr>
+        <w:t xml:space="preserve">..................................................................................................................................</w:t>
+      </w:r>
+    </w:p>
+    <w:p>
+      <w:pPr>
+        <w:rPr>
+          <w:color w:val="000000" w:themeColor="text1"/>
+        </w:rPr>
+      </w:pPr>
+      <w:r>
+        <w:rPr>
+          <w:color w:val="000000" w:themeColor="text1"/>
+        </w:rPr>
+        <w:t xml:space="preserve">..................................................................................................................................</w:t>
+      </w:r>
+    </w:p>
+    <w:p>
+      <w:pPr>
+        <w:rPr>
+          <w:color w:val="000000" w:themeColor="text1"/>
+        </w:rPr>
+      </w:pPr>
+      <w:r>
+        <w:rPr>
+          <w:color w:val="000000" w:themeColor="text1"/>
+        </w:rPr>
+        <w:t xml:space="preserve">..................................................................................................................................</w:t>
+      </w:r>
+    </w:p>
+    <w:p>
+      <w:pPr>
+        <w:pStyle w:val="Heading2"/>
+        <w:rPr>
+          <w:rFonts w:ascii="Times New Roman" w:hAnsi="Times New Roman" w:cs="Times New Roman"/>
+          <w:color w:val="000000" w:themeColor="text1"/>
+          <w:sz w:val="24"/>
+          <w:szCs w:val="24"/>
+        </w:rPr>
+      </w:pPr>
+      <w:r>
+        <w:rPr>
+          <w:rFonts w:ascii="Times New Roman" w:hAnsi="Times New Roman" w:cs="Times New Roman"/>
+          <w:b/>
+          <w:bCs/>
+          <w:color w:val="000000" w:themeColor="text1"/>
+          <w:sz w:val="24"/>
+          <w:szCs w:val="24"/>
+        </w:rPr>
+        <w:t xml:space="preserve">4. Bu süreçte neler hissedebilirim? Zorlandığımda ne yapacağım?</w:t>
+      </w:r>
+    </w:p>
+    <w:p>
+      <w:pPr>
+        <w:rPr>
+          <w:color w:val="000000" w:themeColor="text1"/>
+        </w:rPr>
+      </w:pPr>
+      <w:r>
+        <w:rPr>
+          <w:color w:val="000000" w:themeColor="text1"/>
+        </w:rPr>
+        <w:t xml:space="preserve">..................................................................................................................................</w:t>
+      </w:r>
+    </w:p>
+    <w:p>
+      <w:pPr>
+        <w:rPr>
+          <w:color w:val="000000" w:themeColor="text1"/>
+        </w:rPr>
+      </w:pPr>
+      <w:r>
+        <w:rPr>
+          <w:color w:val="000000" w:themeColor="text1"/>
+        </w:rPr>
+        <w:t xml:space="preserve">..................................................................................................................................</w:t>
+      </w:r>
+    </w:p>
+    <w:p>
+      <w:pPr>
+        <w:rPr>
+          <w:color w:val="000000" w:themeColor="text1"/>
+        </w:rPr>
+      </w:pPr>
+      <w:r>
+        <w:rPr>
+          <w:color w:val="000000" w:themeColor="text1"/>
+        </w:rPr>
+        <w:t xml:space="preserve">..................................................................................................................................</w:t>
+      </w:r>
+    </w:p>
+    <w:p>
+      <w:pPr>
+        <w:rPr>
+          <w:color w:val="000000" w:themeColor="text1"/>
+          <w:lang w:val="tr-TR"/>
+        </w:rPr>
+      </w:pPr>
+      <w:r>
+        <w:br w:type="page"/>
+      </w:r>
+    </w:p>
+    <w:p>
+      <w:pPr>
+        <w:rPr>
+          <w:b/>
+          <w:bCs/>
+          <w:color w:val="000000" w:themeColor="text1"/>
+          <w:lang w:val="tr-TR"/>
+        </w:rPr>
+      </w:pPr>
+      <w:r>
+        <w:rPr>
+          <w:b/>
+          <w:bCs/>
+          <w:color w:val="000000" w:themeColor="text1"/>
+          <w:shd w:val="clear" w:color="auto" w:fill="FFC000"/>
+          <w:lang w:val="tr-TR"/>
+        </w:rPr>
+        <w:lastRenderedPageBreak/>
+        <w:t xml:space="preserve">Analiz ve Keşif Atölyesi 1.7.-Dereceli Puanlama Anahtarı </w:t>
+      </w:r>
+    </w:p>
+    <w:p>
+      <w:pPr>
+        <w:rPr>
+          <w:b/>
+          <w:bCs/>
+          <w:color w:val="000000" w:themeColor="text1"/>
+          <w:lang w:val="tr-TR"/>
+        </w:rPr>
+      </w:pPr>
+      <w:r>
+        <w:rPr>
+          <w:b/>
+          <w:bCs/>
+          <w:color w:val="000000" w:themeColor="text1"/>
+          <w:lang w:val="tr-TR"/>
+        </w:rPr>
+        <w:t xml:space="preserve">Öğrencinin Adı Soyadı: </w:t>
+      </w:r>
+      <w:r>
+        <w:rPr>
+          <w:b/>
+          <w:bCs/>
+          <w:color w:val="000000" w:themeColor="text1"/>
+          <w:lang w:val="tr-TR"/>
+        </w:rPr>
+        <w:tab/>
+      </w:r>
+      <w:r>
+        <w:rPr>
+          <w:b/>
+          <w:bCs/>
+          <w:color w:val="000000" w:themeColor="text1"/>
+          <w:lang w:val="tr-TR"/>
+        </w:rPr>
+        <w:tab/>
+      </w:r>
+      <w:r>
+        <w:rPr>
+          <w:b/>
+          <w:bCs/>
+          <w:color w:val="000000" w:themeColor="text1"/>
+          <w:lang w:val="tr-TR"/>
+        </w:rPr>
+        <w:tab/>
+        <w:t>Numarası:</w:t>
+      </w:r>
+      <w:r>
+        <w:rPr>
+          <w:b/>
+          <w:bCs/>
+          <w:color w:val="000000" w:themeColor="text1"/>
+          <w:lang w:val="tr-TR"/>
+        </w:rPr>
+        <w:tab/>
+      </w:r>
+      <w:r>
+        <w:rPr>
+          <w:b/>
+          <w:bCs/>
+          <w:color w:val="000000" w:themeColor="text1"/>
+          <w:lang w:val="tr-TR"/>
+        </w:rPr>
+        <w:tab/>
+        <w:t>Sınıfı:</w:t>
+      </w:r>
+    </w:p>
+    <w:tbl>
+      <w:tblPr>
+        <w:tblStyle w:val="TableGrid"/>
+        <w:tblW w:w="0" w:type="auto"/>
+        <w:tblLook w:val="04A0" w:firstRow="1" w:lastRow="0" w:firstColumn="1" w:lastColumn="0" w:noHBand="0" w:noVBand="1"/>
+      </w:tblPr>
+      <w:tblGrid>
+        <w:gridCol w:w="1609"/>
+        <w:gridCol w:w="1593"/>
+        <w:gridCol w:w="1830"/>
+        <w:gridCol w:w="2027"/>
+        <w:gridCol w:w="1610"/>
+        <w:gridCol w:w="681"/>
+      </w:tblGrid>
+      <w:tr>
+        <w:tc>
+          <w:tcPr>
+            <w:tcW w:w="1440" w:type="dxa"/>
+          </w:tcPr>
+          <w:p>
+            <w:pPr>
+              <w:rPr>
+                <w:b/>
+                <w:bCs/>
+                <w:color w:val="000000" w:themeColor="text1"/>
+              </w:rPr>
+            </w:pPr>
+            <w:r>
+              <w:rPr>
+                <w:b/>
+                <w:bCs/>
+                <w:color w:val="000000" w:themeColor="text1"/>
+              </w:rPr>
+              <w:t>Ölçüt</w:t>
+            </w:r>
+            <w:r>
+              <w:rPr>
+                <w:b/>
+                <w:bCs/>
+                <w:color w:val="000000" w:themeColor="text1"/>
+              </w:rPr>
+              <w:t>ler</w:t>
+            </w:r>
+          </w:p>
+        </w:tc>
+        <w:tc>
+          <w:tcPr>
+            <w:tcW w:w="1440" w:type="dxa"/>
+          </w:tcPr>
+          <w:p>
+            <w:pPr>
+              <w:rPr>
+                <w:b/>
+                <w:bCs/>
+                <w:color w:val="000000" w:themeColor="text1"/>
+              </w:rPr>
+            </w:pPr>
+            <w:r>
+              <w:rPr>
+                <w:b/>
+                <w:bCs/>
+                <w:color w:val="000000" w:themeColor="text1"/>
+              </w:rPr>
+              <w:t>4 (Çok İyi)</w:t>
+            </w:r>
+          </w:p>
+        </w:tc>
+        <w:tc>
+          <w:tcPr>
+            <w:tcW w:w="1440" w:type="dxa"/>
+          </w:tcPr>
+          <w:p>
+            <w:pPr>
+              <w:rPr>
+                <w:b/>
+                <w:bCs/>
+                <w:color w:val="000000" w:themeColor="text1"/>
+              </w:rPr>
+            </w:pPr>
+            <w:r>
+              <w:rPr>
+                <w:b/>
+                <w:bCs/>
+                <w:color w:val="000000" w:themeColor="text1"/>
+              </w:rPr>
+              <w:t>3 (İyi)</w:t>
+            </w:r>
+          </w:p>
+        </w:tc>
+        <w:tc>
+          <w:tcPr>
+            <w:tcW w:w="1440" w:type="dxa"/>
+          </w:tcPr>
+          <w:p>
+            <w:pPr>
+              <w:rPr>
+                <w:b/>
+                <w:bCs/>
+                <w:color w:val="000000" w:themeColor="text1"/>
+              </w:rPr>
+            </w:pPr>
+            <w:r>
+              <w:rPr>
+                <w:b/>
+                <w:bCs/>
+                <w:color w:val="000000" w:themeColor="text1"/>
+              </w:rPr>
+              <w:t>2 (Geliştirilmeli)</w:t>
+            </w:r>
+          </w:p>
+        </w:tc>
+        <w:tc>
+          <w:tcPr>
+            <w:tcW w:w="1440" w:type="dxa"/>
+          </w:tcPr>
+          <w:p>
+            <w:pPr>
+              <w:rPr>
+                <w:b/>
+                <w:bCs/>
+                <w:color w:val="000000" w:themeColor="text1"/>
+              </w:rPr>
+            </w:pPr>
+            <w:r>
+              <w:rPr>
+                <w:b/>
+                <w:bCs/>
+                <w:color w:val="000000" w:themeColor="text1"/>
+              </w:rPr>
+              <w:t>1 (Yetersiz)</w:t>
+            </w:r>
+          </w:p>
+        </w:tc>
+        <w:tc>
+          <w:tcPr>
+            <w:tcW w:w="1440" w:type="dxa"/>
+          </w:tcPr>
+          <w:p>
+            <w:pPr>
+              <w:rPr>
+                <w:b/>
+                <w:bCs/>
+                <w:color w:val="000000" w:themeColor="text1"/>
+              </w:rPr>
+            </w:pPr>
+            <w:r>
+              <w:rPr>
+                <w:b/>
+                <w:bCs/>
+                <w:color w:val="000000" w:themeColor="text1"/>
+              </w:rPr>
+              <w:t>Puan</w:t>
+            </w:r>
+          </w:p>
+        </w:tc>
+      </w:tr>
+      <w:tr>
+        <w:tc>
+          <w:tcPr>
+            <w:tcW w:w="1440" w:type="dxa"/>
+          </w:tcPr>
+          <w:p>
+            <w:pPr>
+              <w:rPr>
+                <w:color w:val="000000" w:themeColor="text1"/>
+              </w:rPr>
+            </w:pPr>
+            <w:r>
+              <w:rPr>
+                <w:color w:val="000000" w:themeColor="text1"/>
+              </w:rPr>
+              <w:t xml:space="preserve">Araştırılabilir soru oluşturma</w:t>
+            </w:r>
+          </w:p>
+        </w:tc>
+        <w:tc>
+          <w:tcPr>
+            <w:tcW w:w="1440" w:type="dxa"/>
+          </w:tcPr>
+          <w:p>
+            <w:pPr>
+              <w:rPr>
+                <w:color w:val="000000" w:themeColor="text1"/>
+              </w:rPr>
+            </w:pPr>
+            <w:r>
+              <w:rPr>
+                <w:color w:val="000000" w:themeColor="text1"/>
+              </w:rPr>
+              <w:t xml:space="preserve">Her faktör için araştırılabilir, açık ve test edilebilir sorular oluşturulmuştur.</w:t>
+            </w:r>
+          </w:p>
+        </w:tc>
+        <w:tc>
+          <w:tcPr>
+            <w:tcW w:w="1440" w:type="dxa"/>
+          </w:tcPr>
+          <w:p>
+            <w:pPr>
+              <w:rPr>
+                <w:color w:val="000000" w:themeColor="text1"/>
+              </w:rPr>
+            </w:pPr>
+            <w:r>
+              <w:rPr>
+                <w:color w:val="000000" w:themeColor="text1"/>
+              </w:rPr>
+              <w:t xml:space="preserve">Soruların çoğu araştırılabilir niteliktedir.</w:t>
+            </w:r>
+          </w:p>
+        </w:tc>
+        <w:tc>
+          <w:tcPr>
+            <w:tcW w:w="1440" w:type="dxa"/>
+          </w:tcPr>
+          <w:p>
+            <w:pPr>
+              <w:rPr>
+                <w:color w:val="000000" w:themeColor="text1"/>
+              </w:rPr>
+            </w:pPr>
+            <w:r>
+              <w:rPr>
+                <w:color w:val="000000" w:themeColor="text1"/>
+              </w:rPr>
+              <w:t xml:space="preserve">Soruların bir kısmı araştırılabilir değildir.</w:t>
+            </w:r>
+          </w:p>
+        </w:tc>
+        <w:tc>
+          <w:tcPr>
+            <w:tcW w:w="1440" w:type="dxa"/>
+          </w:tcPr>
+          <w:p>
+            <w:pPr>
+              <w:rPr>
+                <w:color w:val="000000" w:themeColor="text1"/>
+              </w:rPr>
+            </w:pPr>
+            <w:r>
+              <w:rPr>
+                <w:color w:val="000000" w:themeColor="text1"/>
+              </w:rPr>
+              <w:t xml:space="preserve">Araştırılabilir soru oluşturulmamıştır.</w:t>
+            </w:r>
+          </w:p>
+        </w:tc>
+        <w:tc>
+          <w:tcPr>
+            <w:tcW w:w="1440" w:type="dxa"/>
+          </w:tcPr>
+          <w:p>
+            <w:pPr>
+              <w:rPr>
+                <w:color w:val="000000" w:themeColor="text1"/>
+              </w:rPr>
+            </w:pPr>
+          </w:p>
+        </w:tc>
+      </w:tr>
+      <w:tr>
+        <w:tc>
+          <w:tcPr>
+            <w:tcW w:w="1440" w:type="dxa"/>
+          </w:tcPr>
+          <w:p>
+            <w:pPr>
+              <w:rPr>
+                <w:color w:val="000000" w:themeColor="text1"/>
+              </w:rPr>
+            </w:pPr>
+            <w:r>
+              <w:rPr>
+                <w:color w:val="000000" w:themeColor="text1"/>
+              </w:rPr>
+              <w:t xml:space="preserve">Hipotez oluşturma</w:t>
+            </w:r>
+          </w:p>
+        </w:tc>
+        <w:tc>
+          <w:tcPr>
+            <w:tcW w:w="1440" w:type="dxa"/>
+          </w:tcPr>
+          <w:p>
+            <w:pPr>
+              <w:rPr>
+                <w:color w:val="000000" w:themeColor="text1"/>
+              </w:rPr>
+            </w:pPr>
+            <w:r>
+              <w:rPr>
+                <w:color w:val="000000" w:themeColor="text1"/>
+              </w:rPr>
+              <w:t xml:space="preserve">Hipotezler değişkenler arasındaki ilişkiyi açık ve test edilebilir biçimde ifade etmektedir.</w:t>
+            </w:r>
+          </w:p>
+        </w:tc>
+        <w:tc>
+          <w:tcPr>
+            <w:tcW w:w="1440" w:type="dxa"/>
+          </w:tcPr>
+          <w:p>
+            <w:pPr>
+              <w:rPr>
+                <w:color w:val="000000" w:themeColor="text1"/>
+              </w:rPr>
+            </w:pPr>
+            <w:r>
+              <w:rPr>
+                <w:color w:val="000000" w:themeColor="text1"/>
+              </w:rPr>
+              <w:t xml:space="preserve">Hipotezler genel olarak uygundur, küçük eksikler vardır.</w:t>
+            </w:r>
+          </w:p>
+        </w:tc>
+        <w:tc>
+          <w:tcPr>
+            <w:tcW w:w="1440" w:type="dxa"/>
+          </w:tcPr>
+          <w:p>
+            <w:pPr>
+              <w:rPr>
+                <w:color w:val="000000" w:themeColor="text1"/>
+              </w:rPr>
+            </w:pPr>
+            <w:r>
+              <w:rPr>
+                <w:color w:val="000000" w:themeColor="text1"/>
+              </w:rPr>
+              <w:t xml:space="preserve">Hipotezler belirsiz ya da kısmen yanlıştır.</w:t>
+            </w:r>
+          </w:p>
+        </w:tc>
+        <w:tc>
+          <w:tcPr>
+            <w:tcW w:w="1440" w:type="dxa"/>
+          </w:tcPr>
+          <w:p>
+            <w:pPr>
+              <w:rPr>
+                <w:color w:val="000000" w:themeColor="text1"/>
+              </w:rPr>
+            </w:pPr>
+            <w:r>
+              <w:rPr>
+                <w:color w:val="000000" w:themeColor="text1"/>
+              </w:rPr>
+              <w:t xml:space="preserve">Hipotez oluşturulmamıştır.</w:t>
+            </w:r>
+          </w:p>
+        </w:tc>
+        <w:tc>
+          <w:tcPr>
+            <w:tcW w:w="1440" w:type="dxa"/>
+          </w:tcPr>
+          <w:p>
+            <w:pPr>
+              <w:rPr>
+                <w:color w:val="000000" w:themeColor="text1"/>
+              </w:rPr>
+            </w:pPr>
+          </w:p>
+        </w:tc>
+      </w:tr>
+      <w:tr>
+        <w:tc>
+          <w:tcPr>
+            <w:tcW w:w="1440" w:type="dxa"/>
+          </w:tcPr>
+          <w:p>
+            <w:pPr>
+              <w:rPr>
+                <w:color w:val="000000" w:themeColor="text1"/>
+              </w:rPr>
+            </w:pPr>
+            <w:r>
+              <w:rPr>
+                <w:color w:val="000000" w:themeColor="text1"/>
+              </w:rPr>
+              <w:t xml:space="preserve">Deney planlama ve gerçekleştirme</w:t>
+            </w:r>
+          </w:p>
+        </w:tc>
+        <w:tc>
+          <w:tcPr>
+            <w:tcW w:w="1440" w:type="dxa"/>
+          </w:tcPr>
+          <w:p>
+            <w:pPr>
+              <w:rPr>
+                <w:color w:val="000000" w:themeColor="text1"/>
+              </w:rPr>
+            </w:pPr>
+            <w:r>
+              <w:rPr>
+                <w:color w:val="000000" w:themeColor="text1"/>
+              </w:rPr>
+              <w:t xml:space="preserve">Değişkenler doğru belirlenmiş, deneyler planlanıp güvenli şekilde gerçekleştirilmiştir.</w:t>
+            </w:r>
+          </w:p>
+        </w:tc>
+        <w:tc>
+          <w:tcPr>
+            <w:tcW w:w="1440" w:type="dxa"/>
+          </w:tcPr>
+          <w:p>
+            <w:pPr>
+              <w:rPr>
+                <w:color w:val="000000" w:themeColor="text1"/>
+              </w:rPr>
+            </w:pPr>
+            <w:r>
+              <w:rPr>
+                <w:color w:val="000000" w:themeColor="text1"/>
+              </w:rPr>
+              <w:t xml:space="preserve">Deneyler planlanıp yapılmış, değişken belirlemede küçük eksikler vardır.</w:t>
+            </w:r>
+          </w:p>
+        </w:tc>
+        <w:tc>
+          <w:tcPr>
+            <w:tcW w:w="1440" w:type="dxa"/>
+          </w:tcPr>
+          <w:p>
+            <w:pPr>
+              <w:rPr>
+                <w:color w:val="000000" w:themeColor="text1"/>
+              </w:rPr>
+            </w:pPr>
+            <w:r>
+              <w:rPr>
+                <w:color w:val="000000" w:themeColor="text1"/>
+              </w:rPr>
+              <w:t xml:space="preserve">Plan ya da uygulama önemli eksikler içermektedir.</w:t>
+            </w:r>
+          </w:p>
+        </w:tc>
+        <w:tc>
+          <w:tcPr>
+            <w:tcW w:w="1440" w:type="dxa"/>
+          </w:tcPr>
+          <w:p>
+            <w:pPr>
+              <w:rPr>
+                <w:color w:val="000000" w:themeColor="text1"/>
+              </w:rPr>
+            </w:pPr>
+            <w:r>
+              <w:rPr>
+                <w:color w:val="000000" w:themeColor="text1"/>
+              </w:rPr>
+              <w:t xml:space="preserve">Deney planlanmamış ya da yapılmamıştır.</w:t>
+            </w:r>
+          </w:p>
+        </w:tc>
+        <w:tc>
+          <w:tcPr>
+            <w:tcW w:w="1440" w:type="dxa"/>
+          </w:tcPr>
+          <w:p>
+            <w:pPr>
+              <w:rPr>
+                <w:color w:val="000000" w:themeColor="text1"/>
+              </w:rPr>
+            </w:pPr>
+          </w:p>
+        </w:tc>
+      </w:tr>
+      <w:tr>
+        <w:tc>
+          <w:tcPr>
+            <w:tcW w:w="1440" w:type="dxa"/>
+          </w:tcPr>
+          <w:p>
+            <w:pPr>
+              <w:rPr>
+                <w:color w:val="000000" w:themeColor="text1"/>
+              </w:rPr>
+            </w:pPr>
+            <w:r>
+              <w:rPr>
+                <w:color w:val="000000" w:themeColor="text1"/>
+              </w:rPr>
+              <w:t xml:space="preserve">Deney verilerini analiz etme ve yorumlama</w:t>
+            </w:r>
+          </w:p>
+        </w:tc>
+        <w:tc>
+          <w:tcPr>
+            <w:tcW w:w="1440" w:type="dxa"/>
+          </w:tcPr>
+          <w:p>
+            <w:pPr>
+              <w:rPr>
+                <w:color w:val="000000" w:themeColor="text1"/>
+              </w:rPr>
+            </w:pPr>
+            <w:r>
+              <w:rPr>
+                <w:color w:val="000000" w:themeColor="text1"/>
+              </w:rPr>
+              <w:t xml:space="preserve">Veriler düzenli kaydedilmiş, hipotezlerle karşılaştırılarak doğru yorumlanmıştır.</w:t>
+            </w:r>
+          </w:p>
+        </w:tc>
+        <w:tc>
+          <w:tcPr>
+            <w:tcW w:w="1440" w:type="dxa"/>
+          </w:tcPr>
+          <w:p>
+            <w:pPr>
+              <w:rPr>
+                <w:color w:val="000000" w:themeColor="text1"/>
+              </w:rPr>
+            </w:pPr>
+            <w:r>
+              <w:rPr>
+                <w:color w:val="000000" w:themeColor="text1"/>
+              </w:rPr>
+              <w:t xml:space="preserve">Veriler yorumlanmış, bazı karşılaştırmalar eksiktir.</w:t>
+            </w:r>
+          </w:p>
+        </w:tc>
+        <w:tc>
+          <w:tcPr>
+            <w:tcW w:w="1440" w:type="dxa"/>
+          </w:tcPr>
+          <w:p>
+            <w:pPr>
+              <w:rPr>
+                <w:color w:val="000000" w:themeColor="text1"/>
+              </w:rPr>
+            </w:pPr>
+            <w:r>
+              <w:rPr>
+                <w:color w:val="000000" w:themeColor="text1"/>
+              </w:rPr>
+              <w:t xml:space="preserve">Yorumlar yüzeyseldir.</w:t>
+            </w:r>
+          </w:p>
+        </w:tc>
+        <w:tc>
+          <w:tcPr>
+            <w:tcW w:w="1440" w:type="dxa"/>
+          </w:tcPr>
+          <w:p>
+            <w:pPr>
+              <w:rPr>
+                <w:color w:val="000000" w:themeColor="text1"/>
+              </w:rPr>
+            </w:pPr>
+            <w:r>
+              <w:rPr>
+                <w:color w:val="000000" w:themeColor="text1"/>
+              </w:rPr>
+              <w:t xml:space="preserve">Veriler yorumlanmamıştır.</w:t>
+            </w:r>
+          </w:p>
+        </w:tc>
+        <w:tc>
+          <w:tcPr>
+            <w:tcW w:w="1440" w:type="dxa"/>
+          </w:tcPr>
+          <w:p>
+            <w:pPr>
+              <w:rPr>
+                <w:color w:val="000000" w:themeColor="text1"/>
+              </w:rPr>
+            </w:pPr>
+          </w:p>
+        </w:tc>
+      </w:tr>
+      <w:tr>
+        <w:tc>
+          <w:tcPr>
+            <w:tcW w:w="1440" w:type="dxa"/>
+          </w:tcPr>
+          <w:p>
+            <w:pPr>
+              <w:rPr>
+                <w:color w:val="000000" w:themeColor="text1"/>
+              </w:rPr>
+            </w:pPr>
+            <w:r>
+              <w:rPr>
+                <w:color w:val="000000" w:themeColor="text1"/>
+              </w:rPr>
+              <w:t xml:space="preserve">Alt mikro düzeyde açıklama ve çarpışma teorisi ile ilişkilendirme</w:t>
+            </w:r>
+          </w:p>
+        </w:tc>
+        <w:tc>
+          <w:tcPr>
+            <w:tcW w:w="1440" w:type="dxa"/>
+          </w:tcPr>
+          <w:p>
+            <w:pPr>
+              <w:rPr>
+                <w:color w:val="000000" w:themeColor="text1"/>
+              </w:rPr>
+            </w:pPr>
+            <w:r>
+              <w:rPr>
+                <w:color w:val="000000" w:themeColor="text1"/>
+              </w:rPr>
+              <w:t xml:space="preserve">Her faktörün etkisi tanecik düzeyinde ve çarpışma teorisi ile doğru açıklanmıştır.</w:t>
+            </w:r>
+          </w:p>
+        </w:tc>
+        <w:tc>
+          <w:tcPr>
+            <w:tcW w:w="1440" w:type="dxa"/>
+          </w:tcPr>
+          <w:p>
+            <w:pPr>
+              <w:rPr>
+                <w:color w:val="000000" w:themeColor="text1"/>
+              </w:rPr>
+            </w:pPr>
+            <w:r>
+              <w:rPr>
+                <w:color w:val="000000" w:themeColor="text1"/>
+              </w:rPr>
+              <w:t xml:space="preserve">Açıklamalar genel olarak doğrudur, bazı faktörlerde eksikler vardır.</w:t>
+            </w:r>
+          </w:p>
+        </w:tc>
+        <w:tc>
+          <w:tcPr>
+            <w:tcW w:w="1440" w:type="dxa"/>
+          </w:tcPr>
+          <w:p>
+            <w:pPr>
+              <w:rPr>
+                <w:color w:val="000000" w:themeColor="text1"/>
+              </w:rPr>
+            </w:pPr>
+            <w:r>
+              <w:rPr>
+                <w:color w:val="000000" w:themeColor="text1"/>
+              </w:rPr>
+              <w:t xml:space="preserve">Açıklamalar kısmen doğrudur, kavram yanılgıları vardır.</w:t>
+            </w:r>
+          </w:p>
+        </w:tc>
+        <w:tc>
+          <w:tcPr>
+            <w:tcW w:w="1440" w:type="dxa"/>
+          </w:tcPr>
+          <w:p>
+            <w:pPr>
+              <w:rPr>
+                <w:color w:val="000000" w:themeColor="text1"/>
+              </w:rPr>
+            </w:pPr>
+            <w:r>
+              <w:rPr>
+                <w:color w:val="000000" w:themeColor="text1"/>
+              </w:rPr>
+              <w:t xml:space="preserve">Açıklama yapılmamış ya da yanlıştır.</w:t>
+            </w:r>
+          </w:p>
+        </w:tc>
+        <w:tc>
+          <w:tcPr>
+            <w:tcW w:w="1440" w:type="dxa"/>
+          </w:tcPr>
+          <w:p>
+            <w:pPr>
+              <w:rPr>
+                <w:color w:val="000000" w:themeColor="text1"/>
+              </w:rPr>
+            </w:pPr>
+          </w:p>
+        </w:tc>
+      </w:tr>
+    </w:tbl>
+    <w:p>
+      <w:pPr>
+        <w:rPr>
+          <w:b/>
+          <w:bCs/>
+          <w:color w:val="000000" w:themeColor="text1"/>
+          <w:lang w:val="tr-TR"/>
+        </w:rPr>
+      </w:pPr>
+      <w:r>
+        <w:rPr>
+          <w:b/>
+          <w:bCs/>
+          <w:color w:val="000000" w:themeColor="text1"/>
+          <w:lang w:val="tr-TR"/>
+        </w:rPr>
+        <w:t xml:space="preserve">Toplam Puan: 20 üzerinden değerlendirilir.  </w:t>
+      </w:r>
+    </w:p>
+    <w:p>
+      <w:pPr>
+        <w:rPr>
+          <w:color w:val="000000" w:themeColor="text1"/>
+          <w:lang w:val="tr-TR"/>
+        </w:rPr>
+      </w:pPr>
+      <w:r>
+        <w:rPr>
+          <w:color w:val="000000" w:themeColor="text1"/>
+          <w:lang w:val="tr-TR"/>
+        </w:rPr>
+        <w:t xml:space="preserve">- 16-20: Çok iyi  </w:t>
+      </w:r>
+    </w:p>
+    <w:p>
+      <w:pPr>
+        <w:rPr>
+          <w:color w:val="000000" w:themeColor="text1"/>
+          <w:lang w:val="tr-TR"/>
+        </w:rPr>
+      </w:pPr>
+      <w:r>
+        <w:rPr>
+          <w:color w:val="000000" w:themeColor="text1"/>
+          <w:lang w:val="tr-TR"/>
+        </w:rPr>
+        <w:t xml:space="preserve">- 11-15: İyi  </w:t>
+      </w:r>
+    </w:p>
+    <w:p>
+      <w:pPr>
+        <w:rPr>
+          <w:color w:val="000000" w:themeColor="text1"/>
+          <w:lang w:val="tr-TR"/>
+        </w:rPr>
+      </w:pPr>
+      <w:r>
+        <w:rPr>
+          <w:color w:val="000000" w:themeColor="text1"/>
+          <w:lang w:val="tr-TR"/>
+        </w:rPr>
+        <w:t xml:space="preserve">- 6-10: Geliştirilmeli  </w:t>
+      </w:r>
+    </w:p>
+    <w:p>
+      <w:pPr>
+        <w:rPr>
+          <w:color w:val="000000" w:themeColor="text1"/>
+          <w:lang w:val="tr-TR"/>
+        </w:rPr>
+      </w:pPr>
+      <w:r>
+        <w:rPr>
+          <w:color w:val="000000" w:themeColor="text1"/>
+          <w:lang w:val="tr-TR"/>
+        </w:rPr>
+        <w:t xml:space="preserve">- 5 ve altı: Yetersiz  </w:t>
+      </w:r>
+    </w:p>
+    <w:p>
+      <w:pPr>
+        <w:rPr>
+          <w:color w:val="000000" w:themeColor="text1"/>
+          <w:lang w:val="tr-TR"/>
+        </w:rPr>
+      </w:pPr>
+      <w:r>
+        <w:br w:type="page"/>
+      </w:r>
+    </w:p>
+    <w:p>
+      <w:pPr>
+        <w:shd w:val="clear" w:color="auto" w:fill="FFC000"/>
+        <w:rPr>
+          <w:b/>
+          <w:bCs/>
+          <w:color w:val="000000" w:themeColor="text1"/>
+          <w:lang w:val="tr-TR"/>
+        </w:rPr>
+      </w:pPr>
+      <w:r>
+        <w:rPr>
+          <w:b/>
+          <w:bCs/>
+          <w:color w:val="000000" w:themeColor="text1"/>
+          <w:lang w:val="tr-TR"/>
+        </w:rPr>
+        <w:lastRenderedPageBreak/>
+        <w:t xml:space="preserve">Analiz ve Keşif Atölyesi 1.7.-Öz Değerlendirme Formu </w:t>
+      </w:r>
+    </w:p>
+    <w:p>
+      <w:pPr>
+        <w:rPr>
+          <w:b/>
+          <w:bCs/>
+          <w:color w:val="000000" w:themeColor="text1"/>
+          <w:lang w:val="tr-TR"/>
+        </w:rPr>
+      </w:pPr>
+      <w:r>
+        <w:rPr>
+          <w:b/>
+          <w:bCs/>
+          <w:color w:val="000000" w:themeColor="text1"/>
+          <w:lang w:val="tr-TR"/>
+        </w:rPr>
+        <w:t xml:space="preserve">Öğrencinin Adı Soyadı: </w:t>
+      </w:r>
+      <w:r>
+        <w:rPr>
+          <w:b/>
+          <w:bCs/>
+          <w:color w:val="000000" w:themeColor="text1"/>
+          <w:lang w:val="tr-TR"/>
+        </w:rPr>
+        <w:tab/>
+      </w:r>
+      <w:r>
+        <w:rPr>
+          <w:b/>
+          <w:bCs/>
+          <w:color w:val="000000" w:themeColor="text1"/>
+          <w:lang w:val="tr-TR"/>
+        </w:rPr>
+        <w:tab/>
+      </w:r>
+      <w:r>
+        <w:rPr>
+          <w:b/>
+          <w:bCs/>
+          <w:color w:val="000000" w:themeColor="text1"/>
+          <w:lang w:val="tr-TR"/>
+        </w:rPr>
+        <w:tab/>
+        <w:t>Numarası:</w:t>
+      </w:r>
+      <w:r>
+        <w:rPr>
+          <w:b/>
+          <w:bCs/>
+          <w:color w:val="000000" w:themeColor="text1"/>
+          <w:lang w:val="tr-TR"/>
+        </w:rPr>
+        <w:tab/>
+      </w:r>
+      <w:r>
+        <w:rPr>
+          <w:b/>
+          <w:bCs/>
+          <w:color w:val="000000" w:themeColor="text1"/>
+          <w:lang w:val="tr-TR"/>
+        </w:rPr>
+        <w:tab/>
+        <w:t>Sınıfı:</w:t>
+      </w:r>
+    </w:p>
+    <w:p>
+      <w:pPr>
+        <w:rPr>
+          <w:b/>
+          <w:bCs/>
+          <w:color w:val="000000" w:themeColor="text1"/>
+        </w:rPr>
+      </w:pPr>
+      <w:r>
+        <w:rPr>
+          <w:b/>
+          <w:bCs/>
+          <w:color w:val="000000" w:themeColor="text1"/>
+        </w:rPr>
+        <w:t>Aşağıdaki ifadeleri okuyunuz ve kendinizi 5-1 arasında değerlendiriniz.</w:t>
+      </w:r>
+    </w:p>
+    <w:p>
+      <w:pPr>
+        <w:rPr>
+          <w:color w:val="000000" w:themeColor="text1"/>
+        </w:rPr>
+      </w:pPr>
+      <w:r>
+        <w:rPr>
+          <w:color w:val="000000" w:themeColor="text1"/>
+        </w:rPr>
+        <w:br/>
+        <w:t>(5) Çok iyi  (4) İyi  (3) Orta  (2) Geliştirilmeli  (1) Başlangıç</w:t>
+      </w:r>
+    </w:p>
+    <w:p>
+      <w:pPr>
+        <w:pStyle w:val="Heading2"/>
+        <w:rPr>
+          <w:rFonts w:ascii="Times New Roman" w:hAnsi="Times New Roman" w:cs="Times New Roman"/>
+          <w:color w:val="000000" w:themeColor="text1"/>
+          <w:sz w:val="24"/>
+          <w:szCs w:val="24"/>
+        </w:rPr>
+      </w:pPr>
+      <w:r>
+        <w:rPr>
+          <w:rFonts w:ascii="Times New Roman" w:hAnsi="Times New Roman" w:cs="Times New Roman"/>
+          <w:b/>
+          <w:bCs/>
+          <w:color w:val="000000" w:themeColor="text1"/>
+          <w:sz w:val="24"/>
+          <w:szCs w:val="24"/>
+        </w:rPr>
+        <w:t xml:space="preserve">1. Hedeflerime Ulaşma</w:t>
+      </w:r>
+    </w:p>
+    <w:p>
+      <w:pPr>
+        <w:rPr>
+          <w:color w:val="000000" w:themeColor="text1"/>
+        </w:rPr>
+      </w:pPr>
+      <w:r>
+        <w:rPr>
+          <w:color w:val="000000" w:themeColor="text1"/>
+        </w:rPr>
+        <w:t xml:space="preserve">Ön Bilgi ve Hedef Belirleme Formu’nda belirlediğim hedeflere ulaştım.</w:t>
+      </w:r>
+    </w:p>
+    <w:p>
+      <w:pPr>
+        <w:rPr>
+          <w:color w:val="000000" w:themeColor="text1"/>
+        </w:rPr>
+      </w:pPr>
+      <w:r>
+        <w:rPr>
+          <w:rFonts w:ascii="Segoe UI Symbol" w:hAnsi="Segoe UI Symbol" w:cs="Segoe UI Symbol"/>
+          <w:color w:val="000000" w:themeColor="text1"/>
+        </w:rPr>
+        <w:t>☐</w:t>
+      </w:r>
+      <w:r>
+        <w:rPr>
+          <w:color w:val="000000" w:themeColor="text1"/>
+        </w:rPr>
+        <w:t xml:space="preserve"> 5  </w:t>
+      </w:r>
+      <w:r>
+        <w:rPr>
+          <w:rFonts w:ascii="Segoe UI Symbol" w:hAnsi="Segoe UI Symbol" w:cs="Segoe UI Symbol"/>
+          <w:color w:val="000000" w:themeColor="text1"/>
+        </w:rPr>
+        <w:t>☐</w:t>
+      </w:r>
+      <w:r>
+        <w:rPr>
+          <w:color w:val="000000" w:themeColor="text1"/>
+        </w:rPr>
+        <w:t xml:space="preserve"> 4  </w:t>
+      </w:r>
+      <w:r>
+        <w:rPr>
+          <w:rFonts w:ascii="Segoe UI Symbol" w:hAnsi="Segoe UI Symbol" w:cs="Segoe UI Symbol"/>
+          <w:color w:val="000000" w:themeColor="text1"/>
+        </w:rPr>
+        <w:t>☐</w:t>
+      </w:r>
+      <w:r>
+        <w:rPr>
+          <w:color w:val="000000" w:themeColor="text1"/>
+        </w:rPr>
+        <w:t xml:space="preserve"> 3  </w:t>
+      </w:r>
+      <w:r>
+        <w:rPr>
+          <w:rFonts w:ascii="Segoe UI Symbol" w:hAnsi="Segoe UI Symbol" w:cs="Segoe UI Symbol"/>
+          <w:color w:val="000000" w:themeColor="text1"/>
+        </w:rPr>
+        <w:t>☐</w:t>
+      </w:r>
+      <w:r>
+        <w:rPr>
+          <w:color w:val="000000" w:themeColor="text1"/>
+        </w:rPr>
+        <w:t xml:space="preserve"> 2  </w:t>
+      </w:r>
+      <w:r>
+        <w:rPr>
+          <w:rFonts w:ascii="Segoe UI Symbol" w:hAnsi="Segoe UI Symbol" w:cs="Segoe UI Symbol"/>
+          <w:color w:val="000000" w:themeColor="text1"/>
+        </w:rPr>
+        <w:t>☐</w:t>
+      </w:r>
+      <w:r>
+        <w:rPr>
+          <w:color w:val="000000" w:themeColor="text1"/>
+        </w:rPr>
+        <w:t xml:space="preserve"> 1</w:t>
+      </w:r>
+    </w:p>
+    <w:p>
+      <w:pPr>
+        <w:rPr>
+          <w:color w:val="000000" w:themeColor="text1"/>
+        </w:rPr>
+      </w:pPr>
+      <w:r>
+        <w:rPr>
+          <w:color w:val="000000" w:themeColor="text1"/>
+        </w:rPr>
+        <w:t xml:space="preserve">Her faktörün tepkime hızına etkisini açıklayabilirim.</w:t>
+      </w:r>
+    </w:p>
+    <w:p>
+      <w:pPr>
+        <w:rPr>
+          <w:color w:val="000000" w:themeColor="text1"/>
+        </w:rPr>
+      </w:pPr>
+      <w:r>
+        <w:rPr>
+          <w:rFonts w:ascii="Segoe UI Symbol" w:hAnsi="Segoe UI Symbol" w:cs="Segoe UI Symbol"/>
+          <w:color w:val="000000" w:themeColor="text1"/>
+        </w:rPr>
+        <w:t>☐</w:t>
+      </w:r>
+      <w:r>
+        <w:rPr>
+          <w:color w:val="000000" w:themeColor="text1"/>
+        </w:rPr>
+        <w:t xml:space="preserve"> 5  </w:t>
+      </w:r>
+      <w:r>
+        <w:rPr>
+          <w:rFonts w:ascii="Segoe UI Symbol" w:hAnsi="Segoe UI Symbol" w:cs="Segoe UI Symbol"/>
+          <w:color w:val="000000" w:themeColor="text1"/>
+        </w:rPr>
+        <w:t>☐</w:t>
+      </w:r>
+      <w:r>
+        <w:rPr>
+          <w:color w:val="000000" w:themeColor="text1"/>
+        </w:rPr>
+        <w:t xml:space="preserve"> 4  </w:t>
+      </w:r>
+      <w:r>
+        <w:rPr>
+          <w:rFonts w:ascii="Segoe UI Symbol" w:hAnsi="Segoe UI Symbol" w:cs="Segoe UI Symbol"/>
+          <w:color w:val="000000" w:themeColor="text1"/>
+        </w:rPr>
+        <w:t>☐</w:t>
+      </w:r>
+      <w:r>
+        <w:rPr>
+          <w:color w:val="000000" w:themeColor="text1"/>
+        </w:rPr>
+        <w:t xml:space="preserve"> 3  </w:t>
+      </w:r>
+      <w:r>
+        <w:rPr>
+          <w:rFonts w:ascii="Segoe UI Symbol" w:hAnsi="Segoe UI Symbol" w:cs="Segoe UI Symbol"/>
+          <w:color w:val="000000" w:themeColor="text1"/>
+        </w:rPr>
+        <w:t>☐</w:t>
+      </w:r>
+      <w:r>
+        <w:rPr>
+          <w:color w:val="000000" w:themeColor="text1"/>
+        </w:rPr>
+        <w:t xml:space="preserve"> 2  </w:t>
+      </w:r>
+      <w:r>
+        <w:rPr>
+          <w:rFonts w:ascii="Segoe UI Symbol" w:hAnsi="Segoe UI Symbol" w:cs="Segoe UI Symbol"/>
+          <w:color w:val="000000" w:themeColor="text1"/>
+        </w:rPr>
+        <w:t>☐</w:t>
+      </w:r>
+      <w:r>
+        <w:rPr>
+          <w:color w:val="000000" w:themeColor="text1"/>
+        </w:rPr>
+        <w:t xml:space="preserve"> 1</w:t>
+      </w:r>
+    </w:p>
+    <w:p>
+      <w:pPr>
+        <w:pStyle w:val="Heading2"/>
+        <w:rPr>
+          <w:rFonts w:ascii="Times New Roman" w:hAnsi="Times New Roman" w:cs="Times New Roman"/>
+          <w:color w:val="000000" w:themeColor="text1"/>
+          <w:sz w:val="24"/>
+          <w:szCs w:val="24"/>
+        </w:rPr>
+      </w:pPr>
+      <w:r>
+        <w:rPr>
+          <w:rFonts w:ascii="Times New Roman" w:hAnsi="Times New Roman" w:cs="Times New Roman"/>
+          <w:b/>
+          <w:bCs/>
+          <w:color w:val="000000" w:themeColor="text1"/>
+          <w:sz w:val="24"/>
+          <w:szCs w:val="24"/>
+        </w:rPr>
+        <w:t xml:space="preserve">2. Bilimsel Sorgulama</w:t>
+      </w:r>
+    </w:p>
+    <w:p>
+      <w:pPr>
+        <w:rPr>
+          <w:color w:val="000000" w:themeColor="text1"/>
+        </w:rPr>
+      </w:pPr>
+      <w:r>
+        <w:rPr>
+          <w:color w:val="000000" w:themeColor="text1"/>
+        </w:rPr>
+        <w:t xml:space="preserve">Günlük hayattaki olaylardan araştırılabilir sorular oluşturabilirim.</w:t>
+      </w:r>
+    </w:p>
+    <w:p>
+      <w:pPr>
+        <w:rPr>
+          <w:color w:val="000000" w:themeColor="text1"/>
+        </w:rPr>
+      </w:pPr>
+      <w:r>
+        <w:rPr>
+          <w:rFonts w:ascii="Segoe UI Symbol" w:hAnsi="Segoe UI Symbol" w:cs="Segoe UI Symbol"/>
+          <w:color w:val="000000" w:themeColor="text1"/>
+        </w:rPr>
+        <w:t>☐</w:t>
+      </w:r>
+      <w:r>
+        <w:rPr>
+          <w:color w:val="000000" w:themeColor="text1"/>
+        </w:rPr>
+        <w:t xml:space="preserve"> 5  </w:t>
+      </w:r>
+      <w:r>
+        <w:rPr>
+          <w:rFonts w:ascii="Segoe UI Symbol" w:hAnsi="Segoe UI Symbol" w:cs="Segoe UI Symbol"/>
+          <w:color w:val="000000" w:themeColor="text1"/>
+        </w:rPr>
+        <w:t>☐</w:t>
+      </w:r>
+      <w:r>
+        <w:rPr>
+          <w:color w:val="000000" w:themeColor="text1"/>
+        </w:rPr>
+        <w:t xml:space="preserve"> 4  </w:t>
+      </w:r>
+      <w:r>
+        <w:rPr>
+          <w:rFonts w:ascii="Segoe UI Symbol" w:hAnsi="Segoe UI Symbol" w:cs="Segoe UI Symbol"/>
+          <w:color w:val="000000" w:themeColor="text1"/>
+        </w:rPr>
+        <w:t>☐</w:t>
+      </w:r>
+      <w:r>
+        <w:rPr>
+          <w:color w:val="000000" w:themeColor="text1"/>
+        </w:rPr>
+        <w:t xml:space="preserve"> 3  </w:t>
+      </w:r>
+      <w:r>
+        <w:rPr>
+          <w:rFonts w:ascii="Segoe UI Symbol" w:hAnsi="Segoe UI Symbol" w:cs="Segoe UI Symbol"/>
+          <w:color w:val="000000" w:themeColor="text1"/>
+        </w:rPr>
+        <w:t>☐</w:t>
+      </w:r>
+      <w:r>
+        <w:rPr>
+          <w:color w:val="000000" w:themeColor="text1"/>
+        </w:rPr>
+        <w:t xml:space="preserve"> 2  </w:t>
+      </w:r>
+      <w:r>
+        <w:rPr>
+          <w:rFonts w:ascii="Segoe UI Symbol" w:hAnsi="Segoe UI Symbol" w:cs="Segoe UI Symbol"/>
+          <w:color w:val="000000" w:themeColor="text1"/>
+        </w:rPr>
+        <w:t>☐</w:t>
+      </w:r>
+      <w:r>
+        <w:rPr>
+          <w:color w:val="000000" w:themeColor="text1"/>
+        </w:rPr>
+        <w:t xml:space="preserve"> 1</w:t>
+      </w:r>
+    </w:p>
+    <w:p>
+      <w:pPr>
+        <w:rPr>
+          <w:color w:val="000000" w:themeColor="text1"/>
+        </w:rPr>
+      </w:pPr>
+      <w:r>
+        <w:rPr>
+          <w:color w:val="000000" w:themeColor="text1"/>
+        </w:rPr>
+        <w:t xml:space="preserve">Bağımlı, bağımsız ve kontrol değişkenlerini doğru belirleyebilirim.</w:t>
+      </w:r>
+    </w:p>
+    <w:p>
+      <w:pPr>
+        <w:rPr>
+          <w:color w:val="000000" w:themeColor="text1"/>
+        </w:rPr>
+      </w:pPr>
+      <w:r>
+        <w:rPr>
+          <w:rFonts w:ascii="Segoe UI Symbol" w:hAnsi="Segoe UI Symbol" w:cs="Segoe UI Symbol"/>
+          <w:color w:val="000000" w:themeColor="text1"/>
+        </w:rPr>
+        <w:t>☐</w:t>
+      </w:r>
+      <w:r>
+        <w:rPr>
+          <w:color w:val="000000" w:themeColor="text1"/>
+        </w:rPr>
+        <w:t xml:space="preserve"> 5  </w:t>
+      </w:r>
+      <w:r>
+        <w:rPr>
+          <w:rFonts w:ascii="Segoe UI Symbol" w:hAnsi="Segoe UI Symbol" w:cs="Segoe UI Symbol"/>
+          <w:color w:val="000000" w:themeColor="text1"/>
+        </w:rPr>
+        <w:t>☐</w:t>
+      </w:r>
+      <w:r>
+        <w:rPr>
+          <w:color w:val="000000" w:themeColor="text1"/>
+        </w:rPr>
+        <w:t xml:space="preserve"> 4  </w:t>
+      </w:r>
+      <w:r>
+        <w:rPr>
+          <w:rFonts w:ascii="Segoe UI Symbol" w:hAnsi="Segoe UI Symbol" w:cs="Segoe UI Symbol"/>
+          <w:color w:val="000000" w:themeColor="text1"/>
+        </w:rPr>
+        <w:t>☐</w:t>
+      </w:r>
+      <w:r>
+        <w:rPr>
+          <w:color w:val="000000" w:themeColor="text1"/>
+        </w:rPr>
+        <w:t xml:space="preserve"> 3  </w:t>
+      </w:r>
+      <w:r>
+        <w:rPr>
+          <w:rFonts w:ascii="Segoe UI Symbol" w:hAnsi="Segoe UI Symbol" w:cs="Segoe UI Symbol"/>
+          <w:color w:val="000000" w:themeColor="text1"/>
+        </w:rPr>
+        <w:t>☐</w:t>
+      </w:r>
+      <w:r>
+        <w:rPr>
+          <w:color w:val="000000" w:themeColor="text1"/>
+        </w:rPr>
+        <w:t xml:space="preserve"> 2  </w:t>
+      </w:r>
+      <w:r>
+        <w:rPr>
+          <w:rFonts w:ascii="Segoe UI Symbol" w:hAnsi="Segoe UI Symbol" w:cs="Segoe UI Symbol"/>
+          <w:color w:val="000000" w:themeColor="text1"/>
+        </w:rPr>
+        <w:t>☐</w:t>
+      </w:r>
+      <w:r>
+        <w:rPr>
+          <w:color w:val="000000" w:themeColor="text1"/>
+        </w:rPr>
+        <w:t xml:space="preserve"> 1</w:t>
+      </w:r>
+    </w:p>
+    <w:p>
+      <w:pPr>
+        <w:pStyle w:val="Heading2"/>
+        <w:rPr>
+          <w:rFonts w:ascii="Times New Roman" w:hAnsi="Times New Roman" w:cs="Times New Roman"/>
+          <w:color w:val="000000" w:themeColor="text1"/>
+          <w:sz w:val="24"/>
+          <w:szCs w:val="24"/>
+        </w:rPr>
+      </w:pPr>
+      <w:r>
+        <w:rPr>
+          <w:rFonts w:ascii="Times New Roman" w:hAnsi="Times New Roman" w:cs="Times New Roman"/>
+          <w:b/>
+          <w:bCs/>
+          <w:color w:val="000000" w:themeColor="text1"/>
+          <w:sz w:val="24"/>
+          <w:szCs w:val="24"/>
+        </w:rPr>
+        <w:t xml:space="preserve">3. Deney Süreci</w:t>
+      </w:r>
+    </w:p>
+    <w:p>
+      <w:pPr>
+        <w:rPr>
+          <w:color w:val="000000" w:themeColor="text1"/>
+        </w:rPr>
+      </w:pPr>
+      <w:r>
+        <w:rPr>
+          <w:color w:val="000000" w:themeColor="text1"/>
+        </w:rPr>
+        <w:t xml:space="preserve">Hazırladığımız planı uygulayarak deneyleri güvenli şekilde gerçekleştirdim.</w:t>
+      </w:r>
+    </w:p>
+    <w:p>
+      <w:pPr>
+        <w:rPr>
+          <w:color w:val="000000" w:themeColor="text1"/>
+        </w:rPr>
+      </w:pPr>
+      <w:r>
+        <w:rPr>
+          <w:rFonts w:ascii="Segoe UI Symbol" w:hAnsi="Segoe UI Symbol" w:cs="Segoe UI Symbol"/>
+          <w:color w:val="000000" w:themeColor="text1"/>
+        </w:rPr>
+        <w:t>☐</w:t>
+      </w:r>
+      <w:r>
+        <w:rPr>
+          <w:color w:val="000000" w:themeColor="text1"/>
+        </w:rPr>
+        <w:t xml:space="preserve"> 5  </w:t>
+      </w:r>
+      <w:r>
+        <w:rPr>
+          <w:rFonts w:ascii="Segoe UI Symbol" w:hAnsi="Segoe UI Symbol" w:cs="Segoe UI Symbol"/>
+          <w:color w:val="000000" w:themeColor="text1"/>
+        </w:rPr>
+        <w:t>☐</w:t>
+      </w:r>
+      <w:r>
+        <w:rPr>
+          <w:color w:val="000000" w:themeColor="text1"/>
+        </w:rPr>
+        <w:t xml:space="preserve"> 4  </w:t>
+      </w:r>
+      <w:r>
+        <w:rPr>
+          <w:rFonts w:ascii="Segoe UI Symbol" w:hAnsi="Segoe UI Symbol" w:cs="Segoe UI Symbol"/>
+          <w:color w:val="000000" w:themeColor="text1"/>
+        </w:rPr>
+        <w:t>☐</w:t>
+      </w:r>
+      <w:r>
+        <w:rPr>
+          <w:color w:val="000000" w:themeColor="text1"/>
+        </w:rPr>
+        <w:t xml:space="preserve"> 3  </w:t>
+      </w:r>
+      <w:r>
+        <w:rPr>
+          <w:rFonts w:ascii="Segoe UI Symbol" w:hAnsi="Segoe UI Symbol" w:cs="Segoe UI Symbol"/>
+          <w:color w:val="000000" w:themeColor="text1"/>
+        </w:rPr>
+        <w:t>☐</w:t>
+      </w:r>
+      <w:r>
+        <w:rPr>
+          <w:color w:val="000000" w:themeColor="text1"/>
+        </w:rPr>
+        <w:t xml:space="preserve"> 2  </w:t>
+      </w:r>
+      <w:r>
+        <w:rPr>
+          <w:rFonts w:ascii="Segoe UI Symbol" w:hAnsi="Segoe UI Symbol" w:cs="Segoe UI Symbol"/>
+          <w:color w:val="000000" w:themeColor="text1"/>
+        </w:rPr>
+        <w:t>☐</w:t>
+      </w:r>
+      <w:r>
+        <w:rPr>
+          <w:color w:val="000000" w:themeColor="text1"/>
+        </w:rPr>
+        <w:t xml:space="preserve"> 1</w:t>
+      </w:r>
+    </w:p>
+    <w:p>
+      <w:pPr>
+        <w:rPr>
+          <w:color w:val="000000" w:themeColor="text1"/>
+        </w:rPr>
+      </w:pPr>
+      <w:r>
+        <w:rPr>
+          <w:color w:val="000000" w:themeColor="text1"/>
+        </w:rPr>
+        <w:t xml:space="preserve">Grup içinde görev ve sorumluluklarımı yerine getirdim.</w:t>
+      </w:r>
+    </w:p>
+    <w:p>
+      <w:pPr>
+        <w:rPr>
+          <w:color w:val="000000" w:themeColor="text1"/>
+        </w:rPr>
+      </w:pPr>
+      <w:r>
+        <w:rPr>
+          <w:rFonts w:ascii="Segoe UI Symbol" w:hAnsi="Segoe UI Symbol" w:cs="Segoe UI Symbol"/>
+          <w:color w:val="000000" w:themeColor="text1"/>
+        </w:rPr>
+        <w:t>☐</w:t>
+      </w:r>
+      <w:r>
+        <w:rPr>
+          <w:color w:val="000000" w:themeColor="text1"/>
+        </w:rPr>
+        <w:t xml:space="preserve"> 5  </w:t>
+      </w:r>
+      <w:r>
+        <w:rPr>
+          <w:rFonts w:ascii="Segoe UI Symbol" w:hAnsi="Segoe UI Symbol" w:cs="Segoe UI Symbol"/>
+          <w:color w:val="000000" w:themeColor="text1"/>
+        </w:rPr>
+        <w:t>☐</w:t>
+      </w:r>
+      <w:r>
+        <w:rPr>
+          <w:color w:val="000000" w:themeColor="text1"/>
+        </w:rPr>
+        <w:t xml:space="preserve"> 4  </w:t>
+      </w:r>
+      <w:r>
+        <w:rPr>
+          <w:rFonts w:ascii="Segoe UI Symbol" w:hAnsi="Segoe UI Symbol" w:cs="Segoe UI Symbol"/>
+          <w:color w:val="000000" w:themeColor="text1"/>
+        </w:rPr>
+        <w:t>☐</w:t>
+      </w:r>
+      <w:r>
+        <w:rPr>
+          <w:color w:val="000000" w:themeColor="text1"/>
+        </w:rPr>
+        <w:t xml:space="preserve"> 3  </w:t>
+      </w:r>
+      <w:r>
+        <w:rPr>
+          <w:rFonts w:ascii="Segoe UI Symbol" w:hAnsi="Segoe UI Symbol" w:cs="Segoe UI Symbol"/>
+          <w:color w:val="000000" w:themeColor="text1"/>
+        </w:rPr>
+        <w:t>☐</w:t>
+      </w:r>
+      <w:r>
+        <w:rPr>
+          <w:color w:val="000000" w:themeColor="text1"/>
+        </w:rPr>
+        <w:t xml:space="preserve"> 2  </w:t>
+      </w:r>
+      <w:r>
+        <w:rPr>
+          <w:rFonts w:ascii="Segoe UI Symbol" w:hAnsi="Segoe UI Symbol" w:cs="Segoe UI Symbol"/>
+          <w:color w:val="000000" w:themeColor="text1"/>
+        </w:rPr>
+        <w:t>☐</w:t>
+      </w:r>
+      <w:r>
+        <w:rPr>
+          <w:color w:val="000000" w:themeColor="text1"/>
+        </w:rPr>
+        <w:t xml:space="preserve"> 1</w:t>
+      </w:r>
+    </w:p>
+    <w:p>
+      <w:pPr>
+        <w:pStyle w:val="Heading2"/>
+        <w:rPr>
+          <w:rFonts w:ascii="Times New Roman" w:hAnsi="Times New Roman" w:cs="Times New Roman"/>
+          <w:color w:val="000000" w:themeColor="text1"/>
+          <w:sz w:val="24"/>
+          <w:szCs w:val="24"/>
+        </w:rPr>
+      </w:pPr>
+      <w:r>
+        <w:rPr>
+          <w:rFonts w:ascii="Times New Roman" w:hAnsi="Times New Roman" w:cs="Times New Roman"/>
+          <w:b/>
+          <w:bCs/>
+          <w:color w:val="000000" w:themeColor="text1"/>
+          <w:sz w:val="24"/>
+          <w:szCs w:val="24"/>
+        </w:rPr>
+        <w:t xml:space="preserve">4. Çarpışma Teorisi</w:t>
+      </w:r>
+    </w:p>
+    <w:p>
+      <w:pPr>
+        <w:rPr>
+          <w:color w:val="000000" w:themeColor="text1"/>
+        </w:rPr>
+      </w:pPr>
+      <w:r>
+        <w:rPr>
+          <w:color w:val="000000" w:themeColor="text1"/>
+        </w:rPr>
+        <w:t xml:space="preserve">Derişim ve sıcaklığın etkisini tanecik düzeyinde açıklayabilirim.</w:t>
+      </w:r>
+    </w:p>
+    <w:p>
+      <w:pPr>
+        <w:rPr>
+          <w:color w:val="000000" w:themeColor="text1"/>
+        </w:rPr>
+      </w:pPr>
+      <w:r>
+        <w:rPr>
+          <w:rFonts w:ascii="Segoe UI Symbol" w:hAnsi="Segoe UI Symbol" w:cs="Segoe UI Symbol"/>
+          <w:color w:val="000000" w:themeColor="text1"/>
+        </w:rPr>
+        <w:t>☐</w:t>
+      </w:r>
+      <w:r>
+        <w:rPr>
+          <w:color w:val="000000" w:themeColor="text1"/>
+        </w:rPr>
+        <w:t xml:space="preserve"> 5  </w:t>
+      </w:r>
+      <w:r>
+        <w:rPr>
+          <w:rFonts w:ascii="Segoe UI Symbol" w:hAnsi="Segoe UI Symbol" w:cs="Segoe UI Symbol"/>
+          <w:color w:val="000000" w:themeColor="text1"/>
+        </w:rPr>
+        <w:t>☐</w:t>
+      </w:r>
+      <w:r>
+        <w:rPr>
+          <w:color w:val="000000" w:themeColor="text1"/>
+        </w:rPr>
+        <w:t xml:space="preserve"> 4  </w:t>
+      </w:r>
+      <w:r>
+        <w:rPr>
+          <w:rFonts w:ascii="Segoe UI Symbol" w:hAnsi="Segoe UI Symbol" w:cs="Segoe UI Symbol"/>
+          <w:color w:val="000000" w:themeColor="text1"/>
+        </w:rPr>
+        <w:t>☐</w:t>
+      </w:r>
+      <w:r>
+        <w:rPr>
+          <w:color w:val="000000" w:themeColor="text1"/>
+        </w:rPr>
+        <w:t xml:space="preserve"> 3  </w:t>
+      </w:r>
+      <w:r>
+        <w:rPr>
+          <w:rFonts w:ascii="Segoe UI Symbol" w:hAnsi="Segoe UI Symbol" w:cs="Segoe UI Symbol"/>
+          <w:color w:val="000000" w:themeColor="text1"/>
+        </w:rPr>
+        <w:t>☐</w:t>
+      </w:r>
+      <w:r>
+        <w:rPr>
+          <w:color w:val="000000" w:themeColor="text1"/>
+        </w:rPr>
+        <w:t xml:space="preserve"> 2  </w:t>
+      </w:r>
+      <w:r>
+        <w:rPr>
+          <w:rFonts w:ascii="Segoe UI Symbol" w:hAnsi="Segoe UI Symbol" w:cs="Segoe UI Symbol"/>
+          <w:color w:val="000000" w:themeColor="text1"/>
+        </w:rPr>
+        <w:t>☐</w:t>
+      </w:r>
+      <w:r>
+        <w:rPr>
+          <w:color w:val="000000" w:themeColor="text1"/>
+        </w:rPr>
+        <w:t xml:space="preserve"> 1</w:t>
+      </w:r>
+    </w:p>
+    <w:p>
+      <w:pPr>
+        <w:rPr>
+          <w:color w:val="000000" w:themeColor="text1"/>
+        </w:rPr>
+      </w:pPr>
+      <w:r>
+        <w:rPr>
+          <w:color w:val="000000" w:themeColor="text1"/>
+        </w:rPr>
+        <w:t xml:space="preserve">Katalizörün aktivasyon enerjisine etkisini açıklayabilirim.</w:t>
+      </w:r>
+    </w:p>
+    <w:p>
+      <w:pPr>
+        <w:rPr>
+          <w:color w:val="000000" w:themeColor="text1"/>
+        </w:rPr>
+      </w:pPr>
+      <w:r>
+        <w:rPr>
+          <w:rFonts w:ascii="Segoe UI Symbol" w:hAnsi="Segoe UI Symbol" w:cs="Segoe UI Symbol"/>
+          <w:color w:val="000000" w:themeColor="text1"/>
+        </w:rPr>
+        <w:t>☐</w:t>
+      </w:r>
+      <w:r>
+        <w:rPr>
+          <w:color w:val="000000" w:themeColor="text1"/>
+        </w:rPr>
+        <w:t xml:space="preserve"> 5  </w:t>
+      </w:r>
+      <w:r>
+        <w:rPr>
+          <w:rFonts w:ascii="Segoe UI Symbol" w:hAnsi="Segoe UI Symbol" w:cs="Segoe UI Symbol"/>
+          <w:color w:val="000000" w:themeColor="text1"/>
+        </w:rPr>
+        <w:t>☐</w:t>
+      </w:r>
+      <w:r>
+        <w:rPr>
+          <w:color w:val="000000" w:themeColor="text1"/>
+        </w:rPr>
+        <w:t xml:space="preserve"> 4  </w:t>
+      </w:r>
+      <w:r>
+        <w:rPr>
+          <w:rFonts w:ascii="Segoe UI Symbol" w:hAnsi="Segoe UI Symbol" w:cs="Segoe UI Symbol"/>
+          <w:color w:val="000000" w:themeColor="text1"/>
+        </w:rPr>
+        <w:t>☐</w:t>
+      </w:r>
+      <w:r>
+        <w:rPr>
+          <w:color w:val="000000" w:themeColor="text1"/>
+        </w:rPr>
+        <w:t xml:space="preserve"> 3  </w:t>
+      </w:r>
+      <w:r>
+        <w:rPr>
+          <w:rFonts w:ascii="Segoe UI Symbol" w:hAnsi="Segoe UI Symbol" w:cs="Segoe UI Symbol"/>
+          <w:color w:val="000000" w:themeColor="text1"/>
+        </w:rPr>
+        <w:t>☐</w:t>
+      </w:r>
+      <w:r>
+        <w:rPr>
+          <w:color w:val="000000" w:themeColor="text1"/>
+        </w:rPr>
+        <w:t xml:space="preserve"> 2  </w:t>
+      </w:r>
+      <w:r>
+        <w:rPr>
+          <w:rFonts w:ascii="Segoe UI Symbol" w:hAnsi="Segoe UI Symbol" w:cs="Segoe UI Symbol"/>
+          <w:color w:val="000000" w:themeColor="text1"/>
+        </w:rPr>
+        <w:t>☐</w:t>
+      </w:r>
+      <w:r>
+        <w:rPr>
+          <w:color w:val="000000" w:themeColor="text1"/>
+        </w:rPr>
+        <w:t xml:space="preserve"> 1</w:t>
+      </w:r>
+    </w:p>
+    <w:p>
+      <w:pPr>
+        <w:pStyle w:val="Heading2"/>
+        <w:rPr>
+          <w:rFonts w:ascii="Times New Roman" w:hAnsi="Times New Roman" w:cs="Times New Roman"/>
+          <w:b/>
+          <w:bCs/>
+          <w:color w:val="000000" w:themeColor="text1"/>
+          <w:sz w:val="24"/>
+          <w:szCs w:val="24"/>
+        </w:rPr>
+      </w:pPr>
+      <w:r>
+        <w:rPr>
+          <w:rFonts w:ascii="Times New Roman" w:hAnsi="Times New Roman" w:cs="Times New Roman"/>
+          <w:b/>
+          <w:bCs/>
+          <w:color w:val="000000" w:themeColor="text1"/>
+          <w:sz w:val="24"/>
+          <w:szCs w:val="24"/>
+        </w:rPr>
+        <w:t xml:space="preserve">Kısa Yorumum</w:t>
+      </w:r>
+    </w:p>
+    <w:p>
+      <w:pPr>
+        <w:rPr>
+          <w:color w:val="000000" w:themeColor="text1"/>
+        </w:rPr>
+      </w:pPr>
+      <w:r>
+        <w:rPr>
+          <w:color w:val="000000" w:themeColor="text1"/>
+        </w:rPr>
+        <w:t xml:space="preserve">Bu süreci kolaylaştıran davranışlarım: ....................................................................................................</w:t>
+      </w:r>
+    </w:p>
+    <w:p>
+      <w:pPr>
+        <w:rPr>
+          <w:color w:val="000000" w:themeColor="text1"/>
+        </w:rPr>
+      </w:pPr>
+      <w:r>
+        <w:rPr>
+          <w:color w:val="000000" w:themeColor="text1"/>
+        </w:rPr>
+        <w:t xml:space="preserve">Bir dahaki sefere farklı yapacaklarım: ....................................................................................................</w:t>
+      </w:r>
+    </w:p>
+    <w:p>
+      <w:pPr>
+        <w:rPr>
+          <w:color w:val="000000" w:themeColor="text1"/>
+        </w:rPr>
+      </w:pPr>
+      <w:r>
+        <w:rPr>
+          <w:color w:val="000000" w:themeColor="text1"/>
+        </w:rPr>
+        <w:t xml:space="preserve">Bu süreçte hissettiklerim: ....................................................................................................</w:t>
+      </w:r>
+    </w:p>
+    <w:p>
+      <w:pPr>
+        <w:rPr>
+          <w:color w:val="000000" w:themeColor="text1"/>
+          <w:lang w:val="tr-TR"/>
+        </w:rPr>
+      </w:pPr>
+      <w:r>
+        <w:br w:type="page"/>
+      </w:r>
+    </w:p>
+    <w:p>
+      <w:pPr>
+        <w:rPr>
+          <w:b/>
+          <w:bCs/>
+          <w:color w:val="000000" w:themeColor="text1"/>
+          <w:lang w:val="tr-TR"/>
+        </w:rPr>
+      </w:pPr>
+      <w:r>
+        <w:rPr>
+          <w:b/>
+          <w:bCs/>
+          <w:color w:val="000000" w:themeColor="text1"/>
+          <w:shd w:val="clear" w:color="auto" w:fill="FFC000"/>
+          <w:lang w:val="tr-TR"/>
+        </w:rPr>
+        <w:lastRenderedPageBreak/>
+        <w:t xml:space="preserve">Performans Görevi 1.1.-Dereceli Puanlama Anahtarı </w:t>
+      </w:r>
+    </w:p>
+    <w:p>
+      <w:pPr>
+        <w:rPr>
+          <w:b/>
+          <w:bCs/>
+          <w:color w:val="000000" w:themeColor="text1"/>
+          <w:lang w:val="tr-TR"/>
+        </w:rPr>
+      </w:pPr>
+      <w:r>
+        <w:rPr>
+          <w:b/>
+          <w:bCs/>
+          <w:color w:val="000000" w:themeColor="text1"/>
+          <w:lang w:val="tr-TR"/>
+        </w:rPr>
+        <w:t xml:space="preserve">Öğrencinin Adı Soyadı: </w:t>
+      </w:r>
+      <w:r>
+        <w:rPr>
+          <w:b/>
+          <w:bCs/>
+          <w:color w:val="000000" w:themeColor="text1"/>
+          <w:lang w:val="tr-TR"/>
+        </w:rPr>
+        <w:tab/>
+      </w:r>
+      <w:r>
+        <w:rPr>
+          <w:b/>
+          <w:bCs/>
+          <w:color w:val="000000" w:themeColor="text1"/>
+          <w:lang w:val="tr-TR"/>
+        </w:rPr>
+        <w:tab/>
+      </w:r>
+      <w:r>
+        <w:rPr>
+          <w:b/>
+          <w:bCs/>
+          <w:color w:val="000000" w:themeColor="text1"/>
+          <w:lang w:val="tr-TR"/>
+        </w:rPr>
+        <w:tab/>
+        <w:t>Numarası:</w:t>
+      </w:r>
+      <w:r>
+        <w:rPr>
+          <w:b/>
+          <w:bCs/>
+          <w:color w:val="000000" w:themeColor="text1"/>
+          <w:lang w:val="tr-TR"/>
+        </w:rPr>
+        <w:tab/>
+      </w:r>
+      <w:r>
+        <w:rPr>
+          <w:b/>
+          <w:bCs/>
+          <w:color w:val="000000" w:themeColor="text1"/>
+          <w:lang w:val="tr-TR"/>
+        </w:rPr>
+        <w:tab/>
+        <w:t>Sınıfı:</w:t>
+      </w:r>
+    </w:p>
+    <w:tbl>
+      <w:tblPr>
+        <w:tblStyle w:val="TableGrid"/>
+        <w:tblW w:w="0" w:type="auto"/>
+        <w:tblLook w:val="04A0" w:firstRow="1" w:lastRow="0" w:firstColumn="1" w:lastColumn="0" w:noHBand="0" w:noVBand="1"/>
+      </w:tblPr>
+      <w:tblGrid>
+        <w:gridCol w:w="1609"/>
+        <w:gridCol w:w="1593"/>
+        <w:gridCol w:w="1830"/>
+        <w:gridCol w:w="2027"/>
+        <w:gridCol w:w="1610"/>
+        <w:gridCol w:w="681"/>
+      </w:tblGrid>
+      <w:tr>
+        <w:tc>
+          <w:tcPr>
+            <w:tcW w:w="1440" w:type="dxa"/>
+          </w:tcPr>
+          <w:p>
+            <w:pPr>
+              <w:rPr>
+                <w:b/>
+                <w:bCs/>
+                <w:color w:val="000000" w:themeColor="text1"/>
+              </w:rPr>
+            </w:pPr>
+            <w:r>
+              <w:rPr>
+                <w:b/>
+                <w:bCs/>
+                <w:color w:val="000000" w:themeColor="text1"/>
+              </w:rPr>
+              <w:t>Ölçüt</w:t>
+            </w:r>
+            <w:r>
+              <w:rPr>
+                <w:b/>
+                <w:bCs/>
+                <w:color w:val="000000" w:themeColor="text1"/>
+              </w:rPr>
+              <w:t>ler</w:t>
+            </w:r>
+          </w:p>
+        </w:tc>
+        <w:tc>
+          <w:tcPr>
+            <w:tcW w:w="1440" w:type="dxa"/>
+          </w:tcPr>
+          <w:p>
+            <w:pPr>
+              <w:rPr>
+                <w:b/>
+                <w:bCs/>
+                <w:color w:val="000000" w:themeColor="text1"/>
+              </w:rPr>
+            </w:pPr>
+            <w:r>
+              <w:rPr>
+                <w:b/>
+                <w:bCs/>
+                <w:color w:val="000000" w:themeColor="text1"/>
+              </w:rPr>
+              <w:t>4 (Çok İyi)</w:t>
+            </w:r>
+          </w:p>
+        </w:tc>
+        <w:tc>
+          <w:tcPr>
+            <w:tcW w:w="1440" w:type="dxa"/>
+          </w:tcPr>
+          <w:p>
+            <w:pPr>
+              <w:rPr>
+                <w:b/>
+                <w:bCs/>
+                <w:color w:val="000000" w:themeColor="text1"/>
+              </w:rPr>
+            </w:pPr>
+            <w:r>
+              <w:rPr>
+                <w:b/>
+                <w:bCs/>
+                <w:color w:val="000000" w:themeColor="text1"/>
+              </w:rPr>
+              <w:t>3 (İyi)</w:t>
+            </w:r>
+          </w:p>
+        </w:tc>
+        <w:tc>
+          <w:tcPr>
+            <w:tcW w:w="1440" w:type="dxa"/>
+          </w:tcPr>
+          <w:p>
+            <w:pPr>
+              <w:rPr>
+                <w:b/>
+                <w:bCs/>
+                <w:color w:val="000000" w:themeColor="text1"/>
+              </w:rPr>
+            </w:pPr>
+            <w:r>
+              <w:rPr>
+                <w:b/>
+                <w:bCs/>
+                <w:color w:val="000000" w:themeColor="text1"/>
+              </w:rPr>
+              <w:t>2 (Geliştirilmeli)</w:t>
+            </w:r>
+          </w:p>
+        </w:tc>
+        <w:tc>
+          <w:tcPr>
+            <w:tcW w:w="1440" w:type="dxa"/>
+          </w:tcPr>
+          <w:p>
+            <w:pPr>
+              <w:rPr>
+                <w:b/>
+                <w:bCs/>
+                <w:color w:val="000000" w:themeColor="text1"/>
+              </w:rPr>
+            </w:pPr>
+            <w:r>
+              <w:rPr>
+                <w:b/>
+                <w:bCs/>
+                <w:color w:val="000000" w:themeColor="text1"/>
+              </w:rPr>
+              <w:t>1 (Yetersiz)</w:t>
+            </w:r>
+          </w:p>
+        </w:tc>
+        <w:tc>
+          <w:tcPr>
+            <w:tcW w:w="1440" w:type="dxa"/>
+          </w:tcPr>
+          <w:p>
+            <w:pPr>
+              <w:rPr>
+                <w:b/>
+                <w:bCs/>
+                <w:color w:val="000000" w:themeColor="text1"/>
+              </w:rPr>
+            </w:pPr>
+            <w:r>
+              <w:rPr>
+                <w:b/>
+                <w:bCs/>
+                <w:color w:val="000000" w:themeColor="text1"/>
+              </w:rPr>
+              <w:t>Puan</w:t>
+            </w:r>
+          </w:p>
+        </w:tc>
+      </w:tr>
+      <w:tr>
+        <w:tc>
+          <w:tcPr>
+            <w:tcW w:w="1440" w:type="dxa"/>
+          </w:tcPr>
+          <w:p>
+            <w:pPr>
+              <w:rPr>
+                <w:color w:val="000000" w:themeColor="text1"/>
+              </w:rPr>
+            </w:pPr>
+            <w:r>
+              <w:rPr>
+                <w:color w:val="000000" w:themeColor="text1"/>
+              </w:rPr>
+              <w:t xml:space="preserve">Araştırma sorusunu belirleme</w:t>
+            </w:r>
+          </w:p>
+        </w:tc>
+        <w:tc>
+          <w:tcPr>
+            <w:tcW w:w="1440" w:type="dxa"/>
+          </w:tcPr>
+          <w:p>
+            <w:pPr>
+              <w:rPr>
+                <w:color w:val="000000" w:themeColor="text1"/>
+              </w:rPr>
+            </w:pPr>
+            <w:r>
+              <w:rPr>
+                <w:color w:val="000000" w:themeColor="text1"/>
+              </w:rPr>
+              <w:t xml:space="preserve">Seçilen faktöre yönelik açık ve araştırılabilir bir soru belirlenmiştir.</w:t>
+            </w:r>
+          </w:p>
+        </w:tc>
+        <w:tc>
+          <w:tcPr>
+            <w:tcW w:w="1440" w:type="dxa"/>
+          </w:tcPr>
+          <w:p>
+            <w:pPr>
+              <w:rPr>
+                <w:color w:val="000000" w:themeColor="text1"/>
+              </w:rPr>
+            </w:pPr>
+            <w:r>
+              <w:rPr>
+                <w:color w:val="000000" w:themeColor="text1"/>
+              </w:rPr>
+              <w:t xml:space="preserve">Araştırma sorusu uygundur, küçük eksikler vardır.</w:t>
+            </w:r>
+          </w:p>
+        </w:tc>
+        <w:tc>
+          <w:tcPr>
+            <w:tcW w:w="1440" w:type="dxa"/>
+          </w:tcPr>
+          <w:p>
+            <w:pPr>
+              <w:rPr>
+                <w:color w:val="000000" w:themeColor="text1"/>
+              </w:rPr>
+            </w:pPr>
+            <w:r>
+              <w:rPr>
+                <w:color w:val="000000" w:themeColor="text1"/>
+              </w:rPr>
+              <w:t xml:space="preserve">Araştırma sorusu belirsizdir.</w:t>
+            </w:r>
+          </w:p>
+        </w:tc>
+        <w:tc>
+          <w:tcPr>
+            <w:tcW w:w="1440" w:type="dxa"/>
+          </w:tcPr>
+          <w:p>
+            <w:pPr>
+              <w:rPr>
+                <w:color w:val="000000" w:themeColor="text1"/>
+              </w:rPr>
+            </w:pPr>
+            <w:r>
+              <w:rPr>
+                <w:color w:val="000000" w:themeColor="text1"/>
+              </w:rPr>
+              <w:t xml:space="preserve">Araştırma sorusu belirlenmemiştir.</w:t>
+            </w:r>
+          </w:p>
+        </w:tc>
+        <w:tc>
+          <w:tcPr>
+            <w:tcW w:w="1440" w:type="dxa"/>
+          </w:tcPr>
+          <w:p>
+            <w:pPr>
+              <w:rPr>
+                <w:color w:val="000000" w:themeColor="text1"/>
+              </w:rPr>
+            </w:pPr>
+          </w:p>
+        </w:tc>
+      </w:tr>
+      <w:tr>
+        <w:tc>
+          <w:tcPr>
+            <w:tcW w:w="1440" w:type="dxa"/>
+          </w:tcPr>
+          <w:p>
+            <w:pPr>
+              <w:rPr>
+                <w:color w:val="000000" w:themeColor="text1"/>
+              </w:rPr>
+            </w:pPr>
+            <w:r>
+              <w:rPr>
+                <w:color w:val="000000" w:themeColor="text1"/>
+              </w:rPr>
+              <w:t xml:space="preserve">Neden-sonuç ilişkisini ortaya koyma</w:t>
+            </w:r>
+          </w:p>
+        </w:tc>
+        <w:tc>
+          <w:tcPr>
+            <w:tcW w:w="1440" w:type="dxa"/>
+          </w:tcPr>
+          <w:p>
+            <w:pPr>
+              <w:rPr>
+                <w:color w:val="000000" w:themeColor="text1"/>
+              </w:rPr>
+            </w:pPr>
+            <w:r>
+              <w:rPr>
+                <w:color w:val="000000" w:themeColor="text1"/>
+              </w:rPr>
+              <w:t xml:space="preserve">Faktör ile tepkime hızı arasındaki neden-sonuç ilişkisi açıkça ortaya konmuştur.</w:t>
+            </w:r>
+          </w:p>
+        </w:tc>
+        <w:tc>
+          <w:tcPr>
+            <w:tcW w:w="1440" w:type="dxa"/>
+          </w:tcPr>
+          <w:p>
+            <w:pPr>
+              <w:rPr>
+                <w:color w:val="000000" w:themeColor="text1"/>
+              </w:rPr>
+            </w:pPr>
+            <w:r>
+              <w:rPr>
+                <w:color w:val="000000" w:themeColor="text1"/>
+              </w:rPr>
+              <w:t xml:space="preserve">İlişki ortaya konmuş, açıklama sınırlıdır.</w:t>
+            </w:r>
+          </w:p>
+        </w:tc>
+        <w:tc>
+          <w:tcPr>
+            <w:tcW w:w="1440" w:type="dxa"/>
+          </w:tcPr>
+          <w:p>
+            <w:pPr>
+              <w:rPr>
+                <w:color w:val="000000" w:themeColor="text1"/>
+              </w:rPr>
+            </w:pPr>
+            <w:r>
+              <w:rPr>
+                <w:color w:val="000000" w:themeColor="text1"/>
+              </w:rPr>
+              <w:t xml:space="preserve">İlişki kısmen ve belirsiz ifade edilmiştir.</w:t>
+            </w:r>
+          </w:p>
+        </w:tc>
+        <w:tc>
+          <w:tcPr>
+            <w:tcW w:w="1440" w:type="dxa"/>
+          </w:tcPr>
+          <w:p>
+            <w:pPr>
+              <w:rPr>
+                <w:color w:val="000000" w:themeColor="text1"/>
+              </w:rPr>
+            </w:pPr>
+            <w:r>
+              <w:rPr>
+                <w:color w:val="000000" w:themeColor="text1"/>
+              </w:rPr>
+              <w:t xml:space="preserve">Neden-sonuç ilişkisi kurulmamıştır.</w:t>
+            </w:r>
+          </w:p>
+        </w:tc>
+        <w:tc>
+          <w:tcPr>
+            <w:tcW w:w="1440" w:type="dxa"/>
+          </w:tcPr>
+          <w:p>
+            <w:pPr>
+              <w:rPr>
+                <w:color w:val="000000" w:themeColor="text1"/>
+              </w:rPr>
+            </w:pPr>
+          </w:p>
+        </w:tc>
+      </w:tr>
+      <w:tr>
+        <w:tc>
+          <w:tcPr>
+            <w:tcW w:w="1440" w:type="dxa"/>
+          </w:tcPr>
+          <w:p>
+            <w:pPr>
+              <w:rPr>
+                <w:color w:val="000000" w:themeColor="text1"/>
+              </w:rPr>
+            </w:pPr>
+            <w:r>
+              <w:rPr>
+                <w:color w:val="000000" w:themeColor="text1"/>
+              </w:rPr>
+              <w:t xml:space="preserve">Bağımlı, bağımsız ve kontrol değişkenlerini belirleme</w:t>
+            </w:r>
+          </w:p>
+        </w:tc>
+        <w:tc>
+          <w:tcPr>
+            <w:tcW w:w="1440" w:type="dxa"/>
+          </w:tcPr>
+          <w:p>
+            <w:pPr>
+              <w:rPr>
+                <w:color w:val="000000" w:themeColor="text1"/>
+              </w:rPr>
+            </w:pPr>
+            <w:r>
+              <w:rPr>
+                <w:color w:val="000000" w:themeColor="text1"/>
+              </w:rPr>
+              <w:t xml:space="preserve">Tüm değişkenler doğru ve eksiksiz belirlenmiştir.</w:t>
+            </w:r>
+          </w:p>
+        </w:tc>
+        <w:tc>
+          <w:tcPr>
+            <w:tcW w:w="1440" w:type="dxa"/>
+          </w:tcPr>
+          <w:p>
+            <w:pPr>
+              <w:rPr>
+                <w:color w:val="000000" w:themeColor="text1"/>
+              </w:rPr>
+            </w:pPr>
+            <w:r>
+              <w:rPr>
+                <w:color w:val="000000" w:themeColor="text1"/>
+              </w:rPr>
+              <w:t xml:space="preserve">Değişkenler büyük ölçüde doğru belirlenmiştir.</w:t>
+            </w:r>
+          </w:p>
+        </w:tc>
+        <w:tc>
+          <w:tcPr>
+            <w:tcW w:w="1440" w:type="dxa"/>
+          </w:tcPr>
+          <w:p>
+            <w:pPr>
+              <w:rPr>
+                <w:color w:val="000000" w:themeColor="text1"/>
+              </w:rPr>
+            </w:pPr>
+            <w:r>
+              <w:rPr>
+                <w:color w:val="000000" w:themeColor="text1"/>
+              </w:rPr>
+              <w:t xml:space="preserve">Değişkenlerin bir kısmı hatalıdır.</w:t>
+            </w:r>
+          </w:p>
+        </w:tc>
+        <w:tc>
+          <w:tcPr>
+            <w:tcW w:w="1440" w:type="dxa"/>
+          </w:tcPr>
+          <w:p>
+            <w:pPr>
+              <w:rPr>
+                <w:color w:val="000000" w:themeColor="text1"/>
+              </w:rPr>
+            </w:pPr>
+            <w:r>
+              <w:rPr>
+                <w:color w:val="000000" w:themeColor="text1"/>
+              </w:rPr>
+              <w:t xml:space="preserve">Değişkenler belirlenmemiştir.</w:t>
+            </w:r>
+          </w:p>
+        </w:tc>
+        <w:tc>
+          <w:tcPr>
+            <w:tcW w:w="1440" w:type="dxa"/>
+          </w:tcPr>
+          <w:p>
+            <w:pPr>
+              <w:rPr>
+                <w:color w:val="000000" w:themeColor="text1"/>
+              </w:rPr>
+            </w:pPr>
+          </w:p>
+        </w:tc>
+      </w:tr>
+      <w:tr>
+        <w:tc>
+          <w:tcPr>
+            <w:tcW w:w="1440" w:type="dxa"/>
+          </w:tcPr>
+          <w:p>
+            <w:pPr>
+              <w:rPr>
+                <w:color w:val="000000" w:themeColor="text1"/>
+              </w:rPr>
+            </w:pPr>
+            <w:r>
+              <w:rPr>
+                <w:color w:val="000000" w:themeColor="text1"/>
+              </w:rPr>
+              <w:t xml:space="preserve">Deneyi yapma ve raporlama</w:t>
+            </w:r>
+          </w:p>
+        </w:tc>
+        <w:tc>
+          <w:tcPr>
+            <w:tcW w:w="1440" w:type="dxa"/>
+          </w:tcPr>
+          <w:p>
+            <w:pPr>
+              <w:rPr>
+                <w:color w:val="000000" w:themeColor="text1"/>
+              </w:rPr>
+            </w:pPr>
+            <w:r>
+              <w:rPr>
+                <w:color w:val="000000" w:themeColor="text1"/>
+              </w:rPr>
+              <w:t xml:space="preserve">Deney planlandığı gibi güvenli şekilde yapılmış, veriler tablo/grafikle raporlanmıştır.</w:t>
+            </w:r>
+          </w:p>
+        </w:tc>
+        <w:tc>
+          <w:tcPr>
+            <w:tcW w:w="1440" w:type="dxa"/>
+          </w:tcPr>
+          <w:p>
+            <w:pPr>
+              <w:rPr>
+                <w:color w:val="000000" w:themeColor="text1"/>
+              </w:rPr>
+            </w:pPr>
+            <w:r>
+              <w:rPr>
+                <w:color w:val="000000" w:themeColor="text1"/>
+              </w:rPr>
+              <w:t xml:space="preserve">Deney yapılmış, raporda küçük eksikler vardır.</w:t>
+            </w:r>
+          </w:p>
+        </w:tc>
+        <w:tc>
+          <w:tcPr>
+            <w:tcW w:w="1440" w:type="dxa"/>
+          </w:tcPr>
+          <w:p>
+            <w:pPr>
+              <w:rPr>
+                <w:color w:val="000000" w:themeColor="text1"/>
+              </w:rPr>
+            </w:pPr>
+            <w:r>
+              <w:rPr>
+                <w:color w:val="000000" w:themeColor="text1"/>
+              </w:rPr>
+              <w:t xml:space="preserve">Deney ya da rapor önemli eksikler içermektedir.</w:t>
+            </w:r>
+          </w:p>
+        </w:tc>
+        <w:tc>
+          <w:tcPr>
+            <w:tcW w:w="1440" w:type="dxa"/>
+          </w:tcPr>
+          <w:p>
+            <w:pPr>
+              <w:rPr>
+                <w:color w:val="000000" w:themeColor="text1"/>
+              </w:rPr>
+            </w:pPr>
+            <w:r>
+              <w:rPr>
+                <w:color w:val="000000" w:themeColor="text1"/>
+              </w:rPr>
+              <w:t xml:space="preserve">Deney yapılmamış, rapor hazırlanmamıştır.</w:t>
+            </w:r>
+          </w:p>
+        </w:tc>
+        <w:tc>
+          <w:tcPr>
+            <w:tcW w:w="1440" w:type="dxa"/>
+          </w:tcPr>
+          <w:p>
+            <w:pPr>
+              <w:rPr>
+                <w:color w:val="000000" w:themeColor="text1"/>
+              </w:rPr>
+            </w:pPr>
+          </w:p>
+        </w:tc>
+      </w:tr>
+      <w:tr>
+        <w:tc>
+          <w:tcPr>
+            <w:tcW w:w="1440" w:type="dxa"/>
+          </w:tcPr>
+          <w:p>
+            <w:pPr>
+              <w:rPr>
+                <w:color w:val="000000" w:themeColor="text1"/>
+              </w:rPr>
+            </w:pPr>
+            <w:r>
+              <w:rPr>
+                <w:color w:val="000000" w:themeColor="text1"/>
+              </w:rPr>
+              <w:t xml:space="preserve">Sonuçları bilimsel kuram ile destekleme</w:t>
+            </w:r>
+          </w:p>
+        </w:tc>
+        <w:tc>
+          <w:tcPr>
+            <w:tcW w:w="1440" w:type="dxa"/>
+          </w:tcPr>
+          <w:p>
+            <w:pPr>
+              <w:rPr>
+                <w:color w:val="000000" w:themeColor="text1"/>
+              </w:rPr>
+            </w:pPr>
+            <w:r>
+              <w:rPr>
+                <w:color w:val="000000" w:themeColor="text1"/>
+              </w:rPr>
+              <w:t xml:space="preserve">Sonuçlar çarpışma teorisi ile doğru ve ayrıntılı biçimde desteklenmiştir.</w:t>
+            </w:r>
+          </w:p>
+        </w:tc>
+        <w:tc>
+          <w:tcPr>
+            <w:tcW w:w="1440" w:type="dxa"/>
+          </w:tcPr>
+          <w:p>
+            <w:pPr>
+              <w:rPr>
+                <w:color w:val="000000" w:themeColor="text1"/>
+              </w:rPr>
+            </w:pPr>
+            <w:r>
+              <w:rPr>
+                <w:color w:val="000000" w:themeColor="text1"/>
+              </w:rPr>
+              <w:t xml:space="preserve">Sonuçlar çarpışma teorisi ile desteklenmiş, bazı ayrıntılar eksiktir.</w:t>
+            </w:r>
+          </w:p>
+        </w:tc>
+        <w:tc>
+          <w:tcPr>
+            <w:tcW w:w="1440" w:type="dxa"/>
+          </w:tcPr>
+          <w:p>
+            <w:pPr>
+              <w:rPr>
+                <w:color w:val="000000" w:themeColor="text1"/>
+              </w:rPr>
+            </w:pPr>
+            <w:r>
+              <w:rPr>
+                <w:color w:val="000000" w:themeColor="text1"/>
+              </w:rPr>
+              <w:t xml:space="preserve">Kuramla ilişkilendirme yüzeyseldir.</w:t>
+            </w:r>
+          </w:p>
+        </w:tc>
+        <w:tc>
+          <w:tcPr>
+            <w:tcW w:w="1440" w:type="dxa"/>
+          </w:tcPr>
+          <w:p>
+            <w:pPr>
+              <w:rPr>
+                <w:color w:val="000000" w:themeColor="text1"/>
+              </w:rPr>
+            </w:pPr>
+            <w:r>
+              <w:rPr>
+                <w:color w:val="000000" w:themeColor="text1"/>
+              </w:rPr>
+              <w:t xml:space="preserve">Sonuçlar kuramla desteklenmemiştir.</w:t>
+            </w:r>
+          </w:p>
+        </w:tc>
+        <w:tc>
+          <w:tcPr>
+            <w:tcW w:w="1440" w:type="dxa"/>
+          </w:tcPr>
+          <w:p>
+            <w:pPr>
+              <w:rPr>
+                <w:color w:val="000000" w:themeColor="text1"/>
+              </w:rPr>
+            </w:pPr>
+          </w:p>
+        </w:tc>
+      </w:tr>
+    </w:tbl>
+    <w:p>
+      <w:pPr>
+        <w:rPr>
+          <w:b/>
+          <w:bCs/>
+          <w:color w:val="000000" w:themeColor="text1"/>
+          <w:lang w:val="tr-TR"/>
+        </w:rPr>
+      </w:pPr>
+      <w:r>
+        <w:rPr>
+          <w:b/>
+          <w:bCs/>
+          <w:color w:val="000000" w:themeColor="text1"/>
+          <w:lang w:val="tr-TR"/>
+        </w:rPr>
+        <w:t xml:space="preserve">Toplam Puan: 20 üzerinden değerlendirilir.  </w:t>
+      </w:r>
+    </w:p>
+    <w:p>
+      <w:pPr>
+        <w:rPr>
+          <w:color w:val="000000" w:themeColor="text1"/>
+          <w:lang w:val="tr-TR"/>
+        </w:rPr>
+      </w:pPr>
+      <w:r>
+        <w:rPr>
+          <w:color w:val="000000" w:themeColor="text1"/>
+          <w:lang w:val="tr-TR"/>
+        </w:rPr>
+        <w:t xml:space="preserve">- 16-20: Çok iyi  </w:t>
+      </w:r>
+    </w:p>
+    <w:p>
+      <w:pPr>
+        <w:rPr>
+          <w:color w:val="000000" w:themeColor="text1"/>
+          <w:lang w:val="tr-TR"/>
+        </w:rPr>
+      </w:pPr>
+      <w:r>
+        <w:rPr>
+          <w:color w:val="000000" w:themeColor="text1"/>
+          <w:lang w:val="tr-TR"/>
+        </w:rPr>
+        <w:t xml:space="preserve">- 11-15: İyi  </w:t>
+      </w:r>
+    </w:p>
+    <w:p>
+      <w:pPr>
+        <w:rPr>
+          <w:color w:val="000000" w:themeColor="text1"/>
+          <w:lang w:val="tr-TR"/>
+        </w:rPr>
+      </w:pPr>
+      <w:r>
+        <w:rPr>
+          <w:color w:val="000000" w:themeColor="text1"/>
+          <w:lang w:val="tr-TR"/>
+        </w:rPr>
+        <w:t xml:space="preserve">- 6-10: Geliştirilmeli  </w:t>
+      </w:r>
+    </w:p>
+    <w:p>
+      <w:pPr>
+        <w:rPr>
+          <w:color w:val="000000" w:themeColor="text1"/>
+          <w:lang w:val="tr-TR"/>
+        </w:rPr>
+      </w:pPr>
+      <w:r>
+        <w:rPr>
+          <w:color w:val="000000" w:themeColor="text1"/>
+          <w:lang w:val="tr-TR"/>
+        </w:rPr>
+        <w:t xml:space="preserve">- 5 ve altı: Yetersiz  </w:t>
+      </w:r>
+    </w:p>
+    <w:p>
+      <w:pPr>
+        <w:rPr>
+          <w:color w:val="000000" w:themeColor="text1"/>
+          <w:lang w:val="tr-TR"/>
+        </w:rPr>
+      </w:pPr>
+      <w:r>
+        <w:br w:type="page"/>
+      </w:r>
+    </w:p>
+    <w:p>
+      <w:pPr>
+        <w:shd w:val="clear" w:color="auto" w:fill="FFC000"/>
+        <w:rPr>
+          <w:b/>
+          <w:bCs/>
+          <w:color w:val="000000" w:themeColor="text1"/>
+          <w:lang w:val="tr-TR"/>
+        </w:rPr>
+      </w:pPr>
+      <w:r>
+        <w:rPr>
+          <w:b/>
+          <w:bCs/>
+          <w:color w:val="000000" w:themeColor="text1"/>
+          <w:lang w:val="tr-TR"/>
+        </w:rPr>
+        <w:lastRenderedPageBreak/>
+        <w:t xml:space="preserve">Performans Görevi 1.1.-Öz Değerlendirme Raporu </w:t>
+      </w:r>
+    </w:p>
+    <w:p>
+      <w:pPr>
+        <w:rPr>
+          <w:b/>
+          <w:bCs/>
+          <w:color w:val="000000" w:themeColor="text1"/>
+          <w:lang w:val="tr-TR"/>
+        </w:rPr>
+      </w:pPr>
+      <w:r>
+        <w:rPr>
+          <w:b/>
+          <w:bCs/>
+          <w:color w:val="000000" w:themeColor="text1"/>
+          <w:lang w:val="tr-TR"/>
+        </w:rPr>
+        <w:t xml:space="preserve">Öğrencinin Adı Soyadı: </w:t>
+      </w:r>
+      <w:r>
+        <w:rPr>
+          <w:b/>
+          <w:bCs/>
+          <w:color w:val="000000" w:themeColor="text1"/>
+          <w:lang w:val="tr-TR"/>
+        </w:rPr>
+        <w:tab/>
+      </w:r>
+      <w:r>
+        <w:rPr>
+          <w:b/>
+          <w:bCs/>
+          <w:color w:val="000000" w:themeColor="text1"/>
+          <w:lang w:val="tr-TR"/>
+        </w:rPr>
+        <w:tab/>
+      </w:r>
+      <w:r>
+        <w:rPr>
+          <w:b/>
+          <w:bCs/>
+          <w:color w:val="000000" w:themeColor="text1"/>
+          <w:lang w:val="tr-TR"/>
+        </w:rPr>
+        <w:tab/>
+        <w:t>Numarası:</w:t>
+      </w:r>
+      <w:r>
+        <w:rPr>
+          <w:b/>
+          <w:bCs/>
+          <w:color w:val="000000" w:themeColor="text1"/>
+          <w:lang w:val="tr-TR"/>
+        </w:rPr>
+        <w:tab/>
+      </w:r>
+      <w:r>
+        <w:rPr>
+          <w:b/>
+          <w:bCs/>
+          <w:color w:val="000000" w:themeColor="text1"/>
+          <w:lang w:val="tr-TR"/>
+        </w:rPr>
+        <w:tab/>
+        <w:t>Sınıfı:</w:t>
+      </w:r>
+    </w:p>
+    <w:p>
+      <w:pPr>
+        <w:rPr>
+          <w:b/>
+          <w:bCs/>
+          <w:color w:val="000000" w:themeColor="text1"/>
+        </w:rPr>
+      </w:pPr>
+      <w:r>
+        <w:rPr>
+          <w:b/>
+          <w:bCs/>
+          <w:color w:val="000000" w:themeColor="text1"/>
+        </w:rPr>
+        <w:t xml:space="preserve">Performans görevini tamamladıktan sonra aşağıdaki soruları içtenlikle yanıtlayınız.</w:t>
+      </w:r>
+    </w:p>
+    <w:p>
+      <w:pPr>
+        <w:pStyle w:val="Heading2"/>
+        <w:rPr>
+          <w:rFonts w:ascii="Times New Roman" w:hAnsi="Times New Roman" w:cs="Times New Roman"/>
+          <w:color w:val="000000" w:themeColor="text1"/>
+          <w:sz w:val="24"/>
+          <w:szCs w:val="24"/>
+        </w:rPr>
+      </w:pPr>
+      <w:r>
+        <w:rPr>
+          <w:rFonts w:ascii="Times New Roman" w:hAnsi="Times New Roman" w:cs="Times New Roman"/>
+          <w:b/>
+          <w:bCs/>
+          <w:color w:val="000000" w:themeColor="text1"/>
+          <w:sz w:val="24"/>
+          <w:szCs w:val="24"/>
+        </w:rPr>
+        <w:t xml:space="preserve">1. Deney sürecinde hedeflerime ne düzeyde ulaştım?</w:t>
+      </w:r>
+    </w:p>
+    <w:p>
+      <w:pPr>
+        <w:rPr>
+          <w:color w:val="000000" w:themeColor="text1"/>
+        </w:rPr>
+      </w:pPr>
+      <w:r>
+        <w:rPr>
+          <w:color w:val="000000" w:themeColor="text1"/>
+        </w:rPr>
+        <w:t xml:space="preserve">..................................................................................................................................</w:t>
+      </w:r>
+    </w:p>
+    <w:p>
+      <w:pPr>
+        <w:rPr>
+          <w:color w:val="000000" w:themeColor="text1"/>
+        </w:rPr>
+      </w:pPr>
+      <w:r>
+        <w:rPr>
+          <w:color w:val="000000" w:themeColor="text1"/>
+        </w:rPr>
+        <w:t xml:space="preserve">..................................................................................................................................</w:t>
+      </w:r>
+    </w:p>
+    <w:p>
+      <w:pPr>
+        <w:rPr>
+          <w:color w:val="000000" w:themeColor="text1"/>
+        </w:rPr>
+      </w:pPr>
+      <w:r>
+        <w:rPr>
+          <w:color w:val="000000" w:themeColor="text1"/>
+        </w:rPr>
+        <w:t xml:space="preserve">..................................................................................................................................</w:t>
+      </w:r>
+    </w:p>
+    <w:p>
+      <w:pPr>
+        <w:pStyle w:val="Heading2"/>
+        <w:rPr>
+          <w:rFonts w:ascii="Times New Roman" w:hAnsi="Times New Roman" w:cs="Times New Roman"/>
+          <w:color w:val="000000" w:themeColor="text1"/>
+          <w:sz w:val="24"/>
+          <w:szCs w:val="24"/>
+        </w:rPr>
+      </w:pPr>
+      <w:r>
+        <w:rPr>
+          <w:rFonts w:ascii="Times New Roman" w:hAnsi="Times New Roman" w:cs="Times New Roman"/>
+          <w:b/>
+          <w:bCs/>
+          <w:color w:val="000000" w:themeColor="text1"/>
+          <w:sz w:val="24"/>
+          <w:szCs w:val="24"/>
+        </w:rPr>
+        <w:t xml:space="preserve">2. Öğrenme sürecimi nasıl gerçekleştirdim? Hangi adımlar işime yaradı?</w:t>
+      </w:r>
+    </w:p>
+    <w:p>
+      <w:pPr>
+        <w:rPr>
+          <w:color w:val="000000" w:themeColor="text1"/>
+        </w:rPr>
+      </w:pPr>
+      <w:r>
+        <w:rPr>
+          <w:color w:val="000000" w:themeColor="text1"/>
+        </w:rPr>
+        <w:t xml:space="preserve">..................................................................................................................................</w:t>
+      </w:r>
+    </w:p>
+    <w:p>
+      <w:pPr>
+        <w:rPr>
+          <w:color w:val="000000" w:themeColor="text1"/>
+        </w:rPr>
+      </w:pPr>
+      <w:r>
+        <w:rPr>
+          <w:color w:val="000000" w:themeColor="text1"/>
+        </w:rPr>
+        <w:t xml:space="preserve">..................................................................................................................................</w:t>
+      </w:r>
+    </w:p>
+    <w:p>
+      <w:pPr>
+        <w:rPr>
+          <w:color w:val="000000" w:themeColor="text1"/>
+        </w:rPr>
+      </w:pPr>
+      <w:r>
+        <w:rPr>
+          <w:color w:val="000000" w:themeColor="text1"/>
+        </w:rPr>
+        <w:t xml:space="preserve">..................................................................................................................................</w:t>
+      </w:r>
+    </w:p>
+    <w:p>
+      <w:pPr>
+        <w:pStyle w:val="Heading2"/>
+        <w:rPr>
+          <w:rFonts w:ascii="Times New Roman" w:hAnsi="Times New Roman" w:cs="Times New Roman"/>
+          <w:color w:val="000000" w:themeColor="text1"/>
+          <w:sz w:val="24"/>
+          <w:szCs w:val="24"/>
+        </w:rPr>
+      </w:pPr>
+      <w:r>
+        <w:rPr>
+          <w:rFonts w:ascii="Times New Roman" w:hAnsi="Times New Roman" w:cs="Times New Roman"/>
+          <w:b/>
+          <w:bCs/>
+          <w:color w:val="000000" w:themeColor="text1"/>
+          <w:sz w:val="24"/>
+          <w:szCs w:val="24"/>
+        </w:rPr>
+        <w:t xml:space="preserve">3. Bu süreçte hangi duyguları yaşadım? (Merak, heyecan, kaygı, hayal kırıklığı vb.)</w:t>
+      </w:r>
+    </w:p>
+    <w:p>
+      <w:pPr>
+        <w:rPr>
+          <w:color w:val="000000" w:themeColor="text1"/>
+        </w:rPr>
+      </w:pPr>
+      <w:r>
+        <w:rPr>
+          <w:color w:val="000000" w:themeColor="text1"/>
+        </w:rPr>
+        <w:t xml:space="preserve">..................................................................................................................................</w:t>
+      </w:r>
+    </w:p>
+    <w:p>
+      <w:pPr>
+        <w:rPr>
+          <w:color w:val="000000" w:themeColor="text1"/>
+        </w:rPr>
+      </w:pPr>
+      <w:r>
+        <w:rPr>
+          <w:color w:val="000000" w:themeColor="text1"/>
+        </w:rPr>
+        <w:t xml:space="preserve">..................................................................................................................................</w:t>
+      </w:r>
+    </w:p>
+    <w:p>
+      <w:pPr>
+        <w:rPr>
+          <w:color w:val="000000" w:themeColor="text1"/>
+        </w:rPr>
+      </w:pPr>
+      <w:r>
+        <w:rPr>
+          <w:color w:val="000000" w:themeColor="text1"/>
+        </w:rPr>
+        <w:t xml:space="preserve">..................................................................................................................................</w:t>
+      </w:r>
+    </w:p>
+    <w:p>
+      <w:pPr>
+        <w:pStyle w:val="Heading2"/>
+        <w:rPr>
+          <w:rFonts w:ascii="Times New Roman" w:hAnsi="Times New Roman" w:cs="Times New Roman"/>
+          <w:color w:val="000000" w:themeColor="text1"/>
+          <w:sz w:val="24"/>
+          <w:szCs w:val="24"/>
+        </w:rPr>
+      </w:pPr>
+      <w:r>
+        <w:rPr>
+          <w:rFonts w:ascii="Times New Roman" w:hAnsi="Times New Roman" w:cs="Times New Roman"/>
+          <w:b/>
+          <w:bCs/>
+          <w:color w:val="000000" w:themeColor="text1"/>
+          <w:sz w:val="24"/>
+          <w:szCs w:val="24"/>
+        </w:rPr>
+        <w:t xml:space="preserve">4. Neleri daha farklı yapabilirdim?</w:t>
+      </w:r>
+    </w:p>
+    <w:p>
+      <w:pPr>
+        <w:rPr>
+          <w:color w:val="000000" w:themeColor="text1"/>
+        </w:rPr>
+      </w:pPr>
+      <w:r>
+        <w:rPr>
+          <w:color w:val="000000" w:themeColor="text1"/>
+        </w:rPr>
+        <w:t xml:space="preserve">..................................................................................................................................</w:t>
+      </w:r>
+    </w:p>
+    <w:p>
+      <w:pPr>
+        <w:rPr>
+          <w:color w:val="000000" w:themeColor="text1"/>
+        </w:rPr>
+      </w:pPr>
+      <w:r>
+        <w:rPr>
+          <w:color w:val="000000" w:themeColor="text1"/>
+        </w:rPr>
+        <w:t xml:space="preserve">..................................................................................................................................</w:t>
+      </w:r>
+    </w:p>
+    <w:p>
+      <w:pPr>
+        <w:rPr>
+          <w:color w:val="000000" w:themeColor="text1"/>
+        </w:rPr>
+      </w:pPr>
+      <w:r>
+        <w:rPr>
+          <w:color w:val="000000" w:themeColor="text1"/>
+        </w:rPr>
+        <w:t xml:space="preserve">..................................................................................................................................</w:t>
+      </w:r>
+    </w:p>
+    <w:p>
+      <w:pPr>
+        <w:rPr>
+          <w:color w:val="000000" w:themeColor="text1"/>
+          <w:lang w:val="tr-TR"/>
+        </w:rPr>
+      </w:pPr>
+      <w:r>
+        <w:br w:type="page"/>
+      </w:r>
+    </w:p>
+    <w:p>
+      <w:pPr>
+        <w:rPr>
+          <w:b/>
+          <w:bCs/>
+          <w:color w:val="000000" w:themeColor="text1"/>
+          <w:lang w:val="tr-TR"/>
+        </w:rPr>
+      </w:pPr>
+      <w:r>
+        <w:rPr>
+          <w:b/>
+          <w:bCs/>
+          <w:color w:val="000000" w:themeColor="text1"/>
+          <w:shd w:val="clear" w:color="auto" w:fill="FFC000"/>
+          <w:lang w:val="tr-TR"/>
+        </w:rPr>
+        <w:lastRenderedPageBreak/>
+        <w:t xml:space="preserve">Analiz ve Keşif Atölyesi 1.8.-Dereceli Puanlama Anahtarı </w:t>
+      </w:r>
+    </w:p>
+    <w:p>
+      <w:pPr>
+        <w:rPr>
+          <w:b/>
+          <w:bCs/>
+          <w:color w:val="000000" w:themeColor="text1"/>
+          <w:lang w:val="tr-TR"/>
+        </w:rPr>
+      </w:pPr>
+      <w:r>
+        <w:rPr>
+          <w:b/>
+          <w:bCs/>
+          <w:color w:val="000000" w:themeColor="text1"/>
+          <w:lang w:val="tr-TR"/>
+        </w:rPr>
+        <w:t xml:space="preserve">Öğrencinin Adı Soyadı: </w:t>
+      </w:r>
+      <w:r>
+        <w:rPr>
+          <w:b/>
+          <w:bCs/>
+          <w:color w:val="000000" w:themeColor="text1"/>
+          <w:lang w:val="tr-TR"/>
+        </w:rPr>
+        <w:tab/>
+      </w:r>
+      <w:r>
+        <w:rPr>
+          <w:b/>
+          <w:bCs/>
+          <w:color w:val="000000" w:themeColor="text1"/>
+          <w:lang w:val="tr-TR"/>
+        </w:rPr>
+        <w:tab/>
+      </w:r>
+      <w:r>
+        <w:rPr>
+          <w:b/>
+          <w:bCs/>
+          <w:color w:val="000000" w:themeColor="text1"/>
+          <w:lang w:val="tr-TR"/>
+        </w:rPr>
+        <w:tab/>
+        <w:t>Numarası:</w:t>
+      </w:r>
+      <w:r>
+        <w:rPr>
+          <w:b/>
+          <w:bCs/>
+          <w:color w:val="000000" w:themeColor="text1"/>
+          <w:lang w:val="tr-TR"/>
+        </w:rPr>
+        <w:tab/>
+      </w:r>
+      <w:r>
+        <w:rPr>
+          <w:b/>
+          <w:bCs/>
+          <w:color w:val="000000" w:themeColor="text1"/>
+          <w:lang w:val="tr-TR"/>
+        </w:rPr>
+        <w:tab/>
+        <w:t>Sınıfı:</w:t>
+      </w:r>
+    </w:p>
+    <w:tbl>
+      <w:tblPr>
+        <w:tblStyle w:val="TableGrid"/>
+        <w:tblW w:w="0" w:type="auto"/>
+        <w:tblLook w:val="04A0" w:firstRow="1" w:lastRow="0" w:firstColumn="1" w:lastColumn="0" w:noHBand="0" w:noVBand="1"/>
+      </w:tblPr>
+      <w:tblGrid>
+        <w:gridCol w:w="1609"/>
+        <w:gridCol w:w="1593"/>
+        <w:gridCol w:w="1830"/>
+        <w:gridCol w:w="2027"/>
+        <w:gridCol w:w="1610"/>
+        <w:gridCol w:w="681"/>
+      </w:tblGrid>
+      <w:tr>
+        <w:tc>
+          <w:tcPr>
+            <w:tcW w:w="1440" w:type="dxa"/>
+          </w:tcPr>
+          <w:p>
+            <w:pPr>
+              <w:rPr>
+                <w:b/>
+                <w:bCs/>
+                <w:color w:val="000000" w:themeColor="text1"/>
+              </w:rPr>
+            </w:pPr>
+            <w:r>
+              <w:rPr>
+                <w:b/>
+                <w:bCs/>
+                <w:color w:val="000000" w:themeColor="text1"/>
+              </w:rPr>
+              <w:t>Ölçüt</w:t>
+            </w:r>
+            <w:r>
+              <w:rPr>
+                <w:b/>
+                <w:bCs/>
+                <w:color w:val="000000" w:themeColor="text1"/>
+              </w:rPr>
+              <w:t>ler</w:t>
+            </w:r>
+          </w:p>
+        </w:tc>
+        <w:tc>
+          <w:tcPr>
+            <w:tcW w:w="1440" w:type="dxa"/>
+          </w:tcPr>
+          <w:p>
+            <w:pPr>
+              <w:rPr>
+                <w:b/>
+                <w:bCs/>
+                <w:color w:val="000000" w:themeColor="text1"/>
+              </w:rPr>
+            </w:pPr>
+            <w:r>
+              <w:rPr>
+                <w:b/>
+                <w:bCs/>
+                <w:color w:val="000000" w:themeColor="text1"/>
+              </w:rPr>
+              <w:t>4 (Çok İyi)</w:t>
+            </w:r>
+          </w:p>
+        </w:tc>
+        <w:tc>
+          <w:tcPr>
+            <w:tcW w:w="1440" w:type="dxa"/>
+          </w:tcPr>
+          <w:p>
+            <w:pPr>
+              <w:rPr>
+                <w:b/>
+                <w:bCs/>
+                <w:color w:val="000000" w:themeColor="text1"/>
+              </w:rPr>
+            </w:pPr>
+            <w:r>
+              <w:rPr>
+                <w:b/>
+                <w:bCs/>
+                <w:color w:val="000000" w:themeColor="text1"/>
+              </w:rPr>
+              <w:t>3 (İyi)</w:t>
+            </w:r>
+          </w:p>
+        </w:tc>
+        <w:tc>
+          <w:tcPr>
+            <w:tcW w:w="1440" w:type="dxa"/>
+          </w:tcPr>
+          <w:p>
+            <w:pPr>
+              <w:rPr>
+                <w:b/>
+                <w:bCs/>
+                <w:color w:val="000000" w:themeColor="text1"/>
+              </w:rPr>
+            </w:pPr>
+            <w:r>
+              <w:rPr>
+                <w:b/>
+                <w:bCs/>
+                <w:color w:val="000000" w:themeColor="text1"/>
+              </w:rPr>
+              <w:t>2 (Geliştirilmeli)</w:t>
+            </w:r>
+          </w:p>
+        </w:tc>
+        <w:tc>
+          <w:tcPr>
+            <w:tcW w:w="1440" w:type="dxa"/>
+          </w:tcPr>
+          <w:p>
+            <w:pPr>
+              <w:rPr>
+                <w:b/>
+                <w:bCs/>
+                <w:color w:val="000000" w:themeColor="text1"/>
+              </w:rPr>
+            </w:pPr>
+            <w:r>
+              <w:rPr>
+                <w:b/>
+                <w:bCs/>
+                <w:color w:val="000000" w:themeColor="text1"/>
+              </w:rPr>
+              <w:t>1 (Yetersiz)</w:t>
+            </w:r>
+          </w:p>
+        </w:tc>
+        <w:tc>
+          <w:tcPr>
+            <w:tcW w:w="1440" w:type="dxa"/>
+          </w:tcPr>
+          <w:p>
+            <w:pPr>
+              <w:rPr>
+                <w:b/>
+                <w:bCs/>
+                <w:color w:val="000000" w:themeColor="text1"/>
+              </w:rPr>
+            </w:pPr>
+            <w:r>
+              <w:rPr>
+                <w:b/>
+                <w:bCs/>
+                <w:color w:val="000000" w:themeColor="text1"/>
+              </w:rPr>
+              <w:t>Puan</w:t>
+            </w:r>
+          </w:p>
+        </w:tc>
+      </w:tr>
+      <w:tr>
+        <w:tc>
+          <w:tcPr>
+            <w:tcW w:w="1440" w:type="dxa"/>
+          </w:tcPr>
+          <w:p>
+            <w:pPr>
+              <w:rPr>
+                <w:color w:val="000000" w:themeColor="text1"/>
+              </w:rPr>
+            </w:pPr>
+            <w:r>
+              <w:rPr>
+                <w:color w:val="000000" w:themeColor="text1"/>
+              </w:rPr>
+              <w:t xml:space="preserve">Veriye dayalı önerme oluşturma</w:t>
+            </w:r>
+          </w:p>
+        </w:tc>
+        <w:tc>
+          <w:tcPr>
+            <w:tcW w:w="1440" w:type="dxa"/>
+          </w:tcPr>
+          <w:p>
+            <w:pPr>
+              <w:rPr>
+                <w:color w:val="000000" w:themeColor="text1"/>
+              </w:rPr>
+            </w:pPr>
+            <w:r>
+              <w:rPr>
+                <w:color w:val="000000" w:themeColor="text1"/>
+              </w:rPr>
+              <w:t xml:space="preserve">Tepken derişiminin hıza etkisine ilişkin verilere dayalı, doğru önermeler oluşturulmuştur.</w:t>
+            </w:r>
+          </w:p>
+        </w:tc>
+        <w:tc>
+          <w:tcPr>
+            <w:tcW w:w="1440" w:type="dxa"/>
+          </w:tcPr>
+          <w:p>
+            <w:pPr>
+              <w:rPr>
+                <w:color w:val="000000" w:themeColor="text1"/>
+              </w:rPr>
+            </w:pPr>
+            <w:r>
+              <w:rPr>
+                <w:color w:val="000000" w:themeColor="text1"/>
+              </w:rPr>
+              <w:t xml:space="preserve">Önermeler genel olarak doğrudur.</w:t>
+            </w:r>
+          </w:p>
+        </w:tc>
+        <w:tc>
+          <w:tcPr>
+            <w:tcW w:w="1440" w:type="dxa"/>
+          </w:tcPr>
+          <w:p>
+            <w:pPr>
+              <w:rPr>
+                <w:color w:val="000000" w:themeColor="text1"/>
+              </w:rPr>
+            </w:pPr>
+            <w:r>
+              <w:rPr>
+                <w:color w:val="000000" w:themeColor="text1"/>
+              </w:rPr>
+              <w:t xml:space="preserve">Önermeler kısmen doğrudur, veriye dayanmayan ifadeler vardır.</w:t>
+            </w:r>
+          </w:p>
+        </w:tc>
+        <w:tc>
+          <w:tcPr>
+            <w:tcW w:w="1440" w:type="dxa"/>
+          </w:tcPr>
+          <w:p>
+            <w:pPr>
+              <w:rPr>
+                <w:color w:val="000000" w:themeColor="text1"/>
+              </w:rPr>
+            </w:pPr>
+            <w:r>
+              <w:rPr>
+                <w:color w:val="000000" w:themeColor="text1"/>
+              </w:rPr>
+              <w:t xml:space="preserve">Önerme oluşturulmamıştır.</w:t>
+            </w:r>
+          </w:p>
+        </w:tc>
+        <w:tc>
+          <w:tcPr>
+            <w:tcW w:w="1440" w:type="dxa"/>
+          </w:tcPr>
+          <w:p>
+            <w:pPr>
+              <w:rPr>
+                <w:color w:val="000000" w:themeColor="text1"/>
+              </w:rPr>
+            </w:pPr>
+          </w:p>
+        </w:tc>
+      </w:tr>
+      <w:tr>
+        <w:tc>
+          <w:tcPr>
+            <w:tcW w:w="1440" w:type="dxa"/>
+          </w:tcPr>
+          <w:p>
+            <w:pPr>
+              <w:rPr>
+                <w:color w:val="000000" w:themeColor="text1"/>
+              </w:rPr>
+            </w:pPr>
+            <w:r>
+              <w:rPr>
+                <w:color w:val="000000" w:themeColor="text1"/>
+              </w:rPr>
+              <w:t xml:space="preserve">Veriye dayalı ve dayalı olmayan önermeleri karşılaştırma</w:t>
+            </w:r>
+          </w:p>
+        </w:tc>
+        <w:tc>
+          <w:tcPr>
+            <w:tcW w:w="1440" w:type="dxa"/>
+          </w:tcPr>
+          <w:p>
+            <w:pPr>
+              <w:rPr>
+                <w:color w:val="000000" w:themeColor="text1"/>
+              </w:rPr>
+            </w:pPr>
+            <w:r>
+              <w:rPr>
+                <w:color w:val="000000" w:themeColor="text1"/>
+              </w:rPr>
+              <w:t xml:space="preserve">Önermeler gerekçeleriyle açık biçimde karşılaştırılmıştır.</w:t>
+            </w:r>
+          </w:p>
+        </w:tc>
+        <w:tc>
+          <w:tcPr>
+            <w:tcW w:w="1440" w:type="dxa"/>
+          </w:tcPr>
+          <w:p>
+            <w:pPr>
+              <w:rPr>
+                <w:color w:val="000000" w:themeColor="text1"/>
+              </w:rPr>
+            </w:pPr>
+            <w:r>
+              <w:rPr>
+                <w:color w:val="000000" w:themeColor="text1"/>
+              </w:rPr>
+              <w:t xml:space="preserve">Karşılaştırma yapılmış, gerekçeler sınırlıdır.</w:t>
+            </w:r>
+          </w:p>
+        </w:tc>
+        <w:tc>
+          <w:tcPr>
+            <w:tcW w:w="1440" w:type="dxa"/>
+          </w:tcPr>
+          <w:p>
+            <w:pPr>
+              <w:rPr>
+                <w:color w:val="000000" w:themeColor="text1"/>
+              </w:rPr>
+            </w:pPr>
+            <w:r>
+              <w:rPr>
+                <w:color w:val="000000" w:themeColor="text1"/>
+              </w:rPr>
+              <w:t xml:space="preserve">Karşılaştırma yüzeyseldir.</w:t>
+            </w:r>
+          </w:p>
+        </w:tc>
+        <w:tc>
+          <w:tcPr>
+            <w:tcW w:w="1440" w:type="dxa"/>
+          </w:tcPr>
+          <w:p>
+            <w:pPr>
+              <w:rPr>
+                <w:color w:val="000000" w:themeColor="text1"/>
+              </w:rPr>
+            </w:pPr>
+            <w:r>
+              <w:rPr>
+                <w:color w:val="000000" w:themeColor="text1"/>
+              </w:rPr>
+              <w:t xml:space="preserve">Karşılaştırma yapılmamıştır.</w:t>
+            </w:r>
+          </w:p>
+        </w:tc>
+        <w:tc>
+          <w:tcPr>
+            <w:tcW w:w="1440" w:type="dxa"/>
+          </w:tcPr>
+          <w:p>
+            <w:pPr>
+              <w:rPr>
+                <w:color w:val="000000" w:themeColor="text1"/>
+              </w:rPr>
+            </w:pPr>
+          </w:p>
+        </w:tc>
+      </w:tr>
+      <w:tr>
+        <w:tc>
+          <w:tcPr>
+            <w:tcW w:w="1440" w:type="dxa"/>
+          </w:tcPr>
+          <w:p>
+            <w:pPr>
+              <w:rPr>
+                <w:color w:val="000000" w:themeColor="text1"/>
+              </w:rPr>
+            </w:pPr>
+            <w:r>
+              <w:rPr>
+                <w:color w:val="000000" w:themeColor="text1"/>
+              </w:rPr>
+              <w:t xml:space="preserve">Hız denklemini ve tepkime derecesini belirleme</w:t>
+            </w:r>
+          </w:p>
+        </w:tc>
+        <w:tc>
+          <w:tcPr>
+            <w:tcW w:w="1440" w:type="dxa"/>
+          </w:tcPr>
+          <w:p>
+            <w:pPr>
+              <w:rPr>
+                <w:color w:val="000000" w:themeColor="text1"/>
+              </w:rPr>
+            </w:pPr>
+            <w:r>
+              <w:rPr>
+                <w:color w:val="000000" w:themeColor="text1"/>
+              </w:rPr>
+              <w:t xml:space="preserve">Üsler doğru hesaplanmış, hız denklemi ve derece doğru belirlenmiştir.</w:t>
+            </w:r>
+          </w:p>
+        </w:tc>
+        <w:tc>
+          <w:tcPr>
+            <w:tcW w:w="1440" w:type="dxa"/>
+          </w:tcPr>
+          <w:p>
+            <w:pPr>
+              <w:rPr>
+                <w:color w:val="000000" w:themeColor="text1"/>
+              </w:rPr>
+            </w:pPr>
+            <w:r>
+              <w:rPr>
+                <w:color w:val="000000" w:themeColor="text1"/>
+              </w:rPr>
+              <w:t xml:space="preserve">Hız denklemi doğru, derece belirlemede küçük hata vardır.</w:t>
+            </w:r>
+          </w:p>
+        </w:tc>
+        <w:tc>
+          <w:tcPr>
+            <w:tcW w:w="1440" w:type="dxa"/>
+          </w:tcPr>
+          <w:p>
+            <w:pPr>
+              <w:rPr>
+                <w:color w:val="000000" w:themeColor="text1"/>
+              </w:rPr>
+            </w:pPr>
+            <w:r>
+              <w:rPr>
+                <w:color w:val="000000" w:themeColor="text1"/>
+              </w:rPr>
+              <w:t xml:space="preserve">Üslerden biri hatalıdır.</w:t>
+            </w:r>
+          </w:p>
+        </w:tc>
+        <w:tc>
+          <w:tcPr>
+            <w:tcW w:w="1440" w:type="dxa"/>
+          </w:tcPr>
+          <w:p>
+            <w:pPr>
+              <w:rPr>
+                <w:color w:val="000000" w:themeColor="text1"/>
+              </w:rPr>
+            </w:pPr>
+            <w:r>
+              <w:rPr>
+                <w:color w:val="000000" w:themeColor="text1"/>
+              </w:rPr>
+              <w:t xml:space="preserve">Hız denklemi belirlenmemiştir.</w:t>
+            </w:r>
+          </w:p>
+        </w:tc>
+        <w:tc>
+          <w:tcPr>
+            <w:tcW w:w="1440" w:type="dxa"/>
+          </w:tcPr>
+          <w:p>
+            <w:pPr>
+              <w:rPr>
+                <w:color w:val="000000" w:themeColor="text1"/>
+              </w:rPr>
+            </w:pPr>
+          </w:p>
+        </w:tc>
+      </w:tr>
+      <w:tr>
+        <w:tc>
+          <w:tcPr>
+            <w:tcW w:w="1440" w:type="dxa"/>
+          </w:tcPr>
+          <w:p>
+            <w:pPr>
+              <w:rPr>
+                <w:color w:val="000000" w:themeColor="text1"/>
+              </w:rPr>
+            </w:pPr>
+            <w:r>
+              <w:rPr>
+                <w:color w:val="000000" w:themeColor="text1"/>
+              </w:rPr>
+              <w:t xml:space="preserve">Hız sabitini hesaplama ve tahminde bulunma</w:t>
+            </w:r>
+          </w:p>
+        </w:tc>
+        <w:tc>
+          <w:tcPr>
+            <w:tcW w:w="1440" w:type="dxa"/>
+          </w:tcPr>
+          <w:p>
+            <w:pPr>
+              <w:rPr>
+                <w:color w:val="000000" w:themeColor="text1"/>
+              </w:rPr>
+            </w:pPr>
+            <w:r>
+              <w:rPr>
+                <w:color w:val="000000" w:themeColor="text1"/>
+              </w:rPr>
+              <w:t xml:space="preserve">k değeri birimiyle doğru hesaplanmış, yeni koşullar için doğru tahmin yapılmıştır.</w:t>
+            </w:r>
+          </w:p>
+        </w:tc>
+        <w:tc>
+          <w:tcPr>
+            <w:tcW w:w="1440" w:type="dxa"/>
+          </w:tcPr>
+          <w:p>
+            <w:pPr>
+              <w:rPr>
+                <w:color w:val="000000" w:themeColor="text1"/>
+              </w:rPr>
+            </w:pPr>
+            <w:r>
+              <w:rPr>
+                <w:color w:val="000000" w:themeColor="text1"/>
+              </w:rPr>
+              <w:t xml:space="preserve">k doğru hesaplanmış, birim ya da tahminde küçük hata vardır.</w:t>
+            </w:r>
+          </w:p>
+        </w:tc>
+        <w:tc>
+          <w:tcPr>
+            <w:tcW w:w="1440" w:type="dxa"/>
+          </w:tcPr>
+          <w:p>
+            <w:pPr>
+              <w:rPr>
+                <w:color w:val="000000" w:themeColor="text1"/>
+              </w:rPr>
+            </w:pPr>
+            <w:r>
+              <w:rPr>
+                <w:color w:val="000000" w:themeColor="text1"/>
+              </w:rPr>
+              <w:t xml:space="preserve">Hesaplama ya da tahmin kısmen hatalıdır.</w:t>
+            </w:r>
+          </w:p>
+        </w:tc>
+        <w:tc>
+          <w:tcPr>
+            <w:tcW w:w="1440" w:type="dxa"/>
+          </w:tcPr>
+          <w:p>
+            <w:pPr>
+              <w:rPr>
+                <w:color w:val="000000" w:themeColor="text1"/>
+              </w:rPr>
+            </w:pPr>
+            <w:r>
+              <w:rPr>
+                <w:color w:val="000000" w:themeColor="text1"/>
+              </w:rPr>
+              <w:t xml:space="preserve">Hesaplama ve tahmin yapılmamıştır.</w:t>
+            </w:r>
+          </w:p>
+        </w:tc>
+        <w:tc>
+          <w:tcPr>
+            <w:tcW w:w="1440" w:type="dxa"/>
+          </w:tcPr>
+          <w:p>
+            <w:pPr>
+              <w:rPr>
+                <w:color w:val="000000" w:themeColor="text1"/>
+              </w:rPr>
+            </w:pPr>
+          </w:p>
+        </w:tc>
+      </w:tr>
+      <w:tr>
+        <w:tc>
+          <w:tcPr>
+            <w:tcW w:w="1440" w:type="dxa"/>
+          </w:tcPr>
+          <w:p>
+            <w:pPr>
+              <w:rPr>
+                <w:color w:val="000000" w:themeColor="text1"/>
+              </w:rPr>
+            </w:pPr>
+            <w:r>
+              <w:rPr>
+                <w:color w:val="000000" w:themeColor="text1"/>
+              </w:rPr>
+              <w:t xml:space="preserve">Tahminlerin geçerliliğini sorgulama</w:t>
+            </w:r>
+          </w:p>
+        </w:tc>
+        <w:tc>
+          <w:tcPr>
+            <w:tcW w:w="1440" w:type="dxa"/>
+          </w:tcPr>
+          <w:p>
+            <w:pPr>
+              <w:rPr>
+                <w:color w:val="000000" w:themeColor="text1"/>
+              </w:rPr>
+            </w:pPr>
+            <w:r>
+              <w:rPr>
+                <w:color w:val="000000" w:themeColor="text1"/>
+              </w:rPr>
+              <w:t xml:space="preserve">Hız denklemindeki üslerin katsayılarla ilişkisi iki tepkime üzerinden doğru sorgulanmıştır.</w:t>
+            </w:r>
+          </w:p>
+        </w:tc>
+        <w:tc>
+          <w:tcPr>
+            <w:tcW w:w="1440" w:type="dxa"/>
+          </w:tcPr>
+          <w:p>
+            <w:pPr>
+              <w:rPr>
+                <w:color w:val="000000" w:themeColor="text1"/>
+              </w:rPr>
+            </w:pPr>
+            <w:r>
+              <w:rPr>
+                <w:color w:val="000000" w:themeColor="text1"/>
+              </w:rPr>
+              <w:t xml:space="preserve">Sorgulama yapılmış, açıklama sınırlıdır.</w:t>
+            </w:r>
+          </w:p>
+        </w:tc>
+        <w:tc>
+          <w:tcPr>
+            <w:tcW w:w="1440" w:type="dxa"/>
+          </w:tcPr>
+          <w:p>
+            <w:pPr>
+              <w:rPr>
+                <w:color w:val="000000" w:themeColor="text1"/>
+              </w:rPr>
+            </w:pPr>
+            <w:r>
+              <w:rPr>
+                <w:color w:val="000000" w:themeColor="text1"/>
+              </w:rPr>
+              <w:t xml:space="preserve">Sorgulama yüzeyseldir.</w:t>
+            </w:r>
+          </w:p>
+        </w:tc>
+        <w:tc>
+          <w:tcPr>
+            <w:tcW w:w="1440" w:type="dxa"/>
+          </w:tcPr>
+          <w:p>
+            <w:pPr>
+              <w:rPr>
+                <w:color w:val="000000" w:themeColor="text1"/>
+              </w:rPr>
+            </w:pPr>
+            <w:r>
+              <w:rPr>
+                <w:color w:val="000000" w:themeColor="text1"/>
+              </w:rPr>
+              <w:t xml:space="preserve">Sorgulama yapılmamıştır.</w:t>
+            </w:r>
+          </w:p>
+        </w:tc>
+        <w:tc>
+          <w:tcPr>
+            <w:tcW w:w="1440" w:type="dxa"/>
+          </w:tcPr>
+          <w:p>
+            <w:pPr>
+              <w:rPr>
+                <w:color w:val="000000" w:themeColor="text1"/>
+              </w:rPr>
+            </w:pPr>
+          </w:p>
+        </w:tc>
+      </w:tr>
+    </w:tbl>
+    <w:p>
+      <w:pPr>
+        <w:rPr>
+          <w:b/>
+          <w:bCs/>
+          <w:color w:val="000000" w:themeColor="text1"/>
+          <w:lang w:val="tr-TR"/>
+        </w:rPr>
+      </w:pPr>
+      <w:r>
+        <w:rPr>
+          <w:b/>
+          <w:bCs/>
+          <w:color w:val="000000" w:themeColor="text1"/>
+          <w:lang w:val="tr-TR"/>
+        </w:rPr>
+        <w:t xml:space="preserve">Toplam Puan: 20 üzerinden değerlendirilir.  </w:t>
+      </w:r>
+    </w:p>
+    <w:p>
+      <w:pPr>
+        <w:rPr>
+          <w:color w:val="000000" w:themeColor="text1"/>
+          <w:lang w:val="tr-TR"/>
+        </w:rPr>
+      </w:pPr>
+      <w:r>
+        <w:rPr>
+          <w:color w:val="000000" w:themeColor="text1"/>
+          <w:lang w:val="tr-TR"/>
+        </w:rPr>
+        <w:t xml:space="preserve">- 16-20: Çok iyi  </w:t>
+      </w:r>
+    </w:p>
+    <w:p>
+      <w:pPr>
+        <w:rPr>
+          <w:color w:val="000000" w:themeColor="text1"/>
+          <w:lang w:val="tr-TR"/>
+        </w:rPr>
+      </w:pPr>
+      <w:r>
+        <w:rPr>
+          <w:color w:val="000000" w:themeColor="text1"/>
+          <w:lang w:val="tr-TR"/>
+        </w:rPr>
+        <w:t xml:space="preserve">- 11-15: İyi  </w:t>
+      </w:r>
+    </w:p>
+    <w:p>
+      <w:pPr>
+        <w:rPr>
+          <w:color w:val="000000" w:themeColor="text1"/>
+          <w:lang w:val="tr-TR"/>
+        </w:rPr>
+      </w:pPr>
+      <w:r>
+        <w:rPr>
+          <w:color w:val="000000" w:themeColor="text1"/>
+          <w:lang w:val="tr-TR"/>
+        </w:rPr>
+        <w:t xml:space="preserve">- 6-10: Geliştirilmeli  </w:t>
+      </w:r>
+    </w:p>
+    <w:p>
+      <w:pPr>
+        <w:rPr>
+          <w:color w:val="000000" w:themeColor="text1"/>
+          <w:lang w:val="tr-TR"/>
+        </w:rPr>
+      </w:pPr>
+      <w:r>
+        <w:rPr>
+          <w:color w:val="000000" w:themeColor="text1"/>
+          <w:lang w:val="tr-TR"/>
+        </w:rPr>
+        <w:t xml:space="preserve">- 5 ve altı: Yetersiz  </w:t>
       </w:r>
     </w:p>
     <w:sectPr>
